--- a/output/docx/SE-2413_Kudashov_ProbPeriod1.docx
+++ b/output/docx/SE-2413_Kudashov_ProbPeriod1.docx
@@ -4,113 +4,247 @@
   <w:body>
     <w:p>
       <w:pPr>
-        <w:pStyle w:val="aa"/>
-        <w:rPr>
-          <w:rFonts w:ascii="Times New Roman" w:hAnsi="Times New Roman" w:cs="Times New Roman"/>
-        </w:rPr>
-      </w:pPr>
-      <w:r>
-        <w:rPr>
-          <w:rFonts w:ascii="Times New Roman" w:hAnsi="Times New Roman" w:cs="Times New Roman"/>
-        </w:rPr>
-        <w:t>ASTI</w:t>
+        <w:jc w:val="center"/>
+        <w:rPr>
+          <w:rFonts w:cs="Times New Roman"/>
+        </w:rPr>
+      </w:pPr>
+      <w:r>
+        <w:rPr>
+          <w:rFonts w:eastAsia="Times New Roman" w:cs="Times New Roman"/>
+        </w:rPr>
+        <w:t>Astana IT University</w:t>
       </w:r>
     </w:p>
     <w:p>
       <w:pPr>
-        <w:pStyle w:val="ac"/>
+        <w:pStyle w:val="aa"/>
+        <w:jc w:val="center"/>
         <w:rPr>
           <w:rFonts w:ascii="Times New Roman" w:hAnsi="Times New Roman" w:cs="Times New Roman"/>
         </w:rPr>
       </w:pPr>
-      <w:r>
-        <w:rPr>
-          <w:rFonts w:ascii="Times New Roman" w:hAnsi="Times New Roman" w:cs="Times New Roman"/>
-        </w:rPr>
-        <w:t>First Probationary Period Report</w:t>
-      </w:r>
     </w:p>
     <w:p>
       <w:pPr>
-        <w:pStyle w:val="ac"/>
+        <w:pStyle w:val="aa"/>
+        <w:jc w:val="center"/>
         <w:rPr>
           <w:rFonts w:ascii="Times New Roman" w:hAnsi="Times New Roman" w:cs="Times New Roman"/>
         </w:rPr>
       </w:pPr>
-      <w:r>
-        <w:rPr>
-          <w:rFonts w:ascii="Times New Roman" w:hAnsi="Times New Roman" w:cs="Times New Roman"/>
-        </w:rPr>
-        <w:t>Development of an Intelligent System for a Physical Desktop Assistant with a Mobile Application and External Service Integration</w:t>
-      </w:r>
     </w:p>
     <w:p>
       <w:pPr>
-        <w:rPr>
-          <w:rFonts w:cs="Times New Roman"/>
-        </w:rPr>
-      </w:pPr>
-      <w:r>
-        <w:rPr>
-          <w:rFonts w:eastAsia="Times New Roman" w:cs="Times New Roman"/>
-        </w:rPr>
-        <w:t>Yan Kudashov | SE-2413</w:t>
-      </w:r>
+        <w:pStyle w:val="aa"/>
+        <w:jc w:val="center"/>
+        <w:rPr>
+          <w:rFonts w:ascii="Times New Roman" w:hAnsi="Times New Roman" w:cs="Times New Roman"/>
+        </w:rPr>
+      </w:pPr>
     </w:p>
     <w:p>
       <w:pPr>
-        <w:rPr>
-          <w:rFonts w:cs="Times New Roman"/>
-        </w:rPr>
-      </w:pPr>
-      <w:r>
-        <w:rPr>
-          <w:rFonts w:eastAsia="Times New Roman" w:cs="Times New Roman"/>
-        </w:rPr>
-        <w:t>Supervisor: Сарсенова Жибек Нуржановна</w:t>
-      </w:r>
+        <w:pStyle w:val="aa"/>
+        <w:jc w:val="center"/>
+        <w:rPr>
+          <w:rFonts w:ascii="Times New Roman" w:hAnsi="Times New Roman" w:cs="Times New Roman"/>
+        </w:rPr>
+      </w:pPr>
     </w:p>
     <w:p>
       <w:pPr>
-        <w:rPr>
-          <w:rFonts w:cs="Times New Roman"/>
-        </w:rPr>
-      </w:pPr>
-      <w:r>
-        <w:rPr>
-          <w:rFonts w:eastAsia="Times New Roman" w:cs="Times New Roman"/>
-        </w:rPr>
-        <w:t>Astana IT University</w:t>
-      </w:r>
+        <w:pStyle w:val="aa"/>
+        <w:jc w:val="center"/>
+        <w:rPr>
+          <w:rFonts w:ascii="Times New Roman" w:hAnsi="Times New Roman" w:cs="Times New Roman"/>
+        </w:rPr>
+      </w:pPr>
     </w:p>
     <w:p>
       <w:pPr>
-        <w:rPr>
-          <w:rFonts w:cs="Times New Roman"/>
-        </w:rPr>
-      </w:pPr>
-      <w:r>
-        <w:rPr>
-          <w:rFonts w:eastAsia="Times New Roman" w:cs="Times New Roman"/>
-        </w:rPr>
-        <w:t>Software Engineering</w:t>
-      </w:r>
+        <w:pStyle w:val="aa"/>
+        <w:jc w:val="center"/>
+        <w:rPr>
+          <w:rFonts w:ascii="Times New Roman" w:hAnsi="Times New Roman" w:cs="Times New Roman"/>
+        </w:rPr>
+      </w:pPr>
     </w:p>
     <w:p>
       <w:pPr>
-        <w:rPr>
-          <w:rFonts w:cs="Times New Roman"/>
-        </w:rPr>
-      </w:pPr>
-      <w:r>
-        <w:rPr>
-          <w:rFonts w:eastAsia="Times New Roman" w:cs="Times New Roman"/>
-        </w:rPr>
-        <w:t>24 October 2026</w:t>
-      </w:r>
+        <w:pStyle w:val="aa"/>
+        <w:jc w:val="center"/>
+        <w:rPr>
+          <w:rFonts w:ascii="Times New Roman" w:hAnsi="Times New Roman" w:cs="Times New Roman"/>
+        </w:rPr>
+      </w:pPr>
     </w:p>
     <w:p>
       <w:pPr>
+        <w:pStyle w:val="aa"/>
+        <w:jc w:val="center"/>
+        <w:rPr>
+          <w:rFonts w:ascii="Times New Roman" w:hAnsi="Times New Roman" w:cs="Times New Roman"/>
+        </w:rPr>
+      </w:pPr>
+    </w:p>
+    <w:p>
+      <w:pPr>
+        <w:pStyle w:val="ac"/>
+        <w:jc w:val="center"/>
+        <w:rPr>
+          <w:rFonts w:ascii="Times New Roman" w:hAnsi="Times New Roman" w:cs="Times New Roman"/>
+          <w:b/>
+          <w:bCs/>
+          <w:i w:val="0"/>
+          <w:iCs w:val="0"/>
+        </w:rPr>
+      </w:pPr>
+      <w:r>
+        <w:rPr>
+          <w:rFonts w:ascii="Times New Roman" w:hAnsi="Times New Roman" w:cs="Times New Roman"/>
+          <w:b/>
+          <w:bCs/>
+          <w:i w:val="0"/>
+          <w:iCs w:val="0"/>
+        </w:rPr>
+        <w:t>First Probationary Period Report</w:t>
+      </w:r>
+    </w:p>
+    <w:p>
+      <w:pPr>
+        <w:pStyle w:val="ac"/>
+        <w:jc w:val="center"/>
+        <w:rPr>
+          <w:rFonts w:ascii="Times New Roman" w:hAnsi="Times New Roman" w:cs="Times New Roman"/>
+          <w:i w:val="0"/>
+          <w:iCs w:val="0"/>
+        </w:rPr>
+      </w:pPr>
+      <w:r>
+        <w:rPr>
+          <w:rFonts w:ascii="Times New Roman" w:hAnsi="Times New Roman" w:cs="Times New Roman"/>
+          <w:i w:val="0"/>
+          <w:iCs w:val="0"/>
+        </w:rPr>
+        <w:t>«</w:t>
+      </w:r>
+      <w:r>
+        <w:rPr>
+          <w:rFonts w:ascii="Times New Roman" w:hAnsi="Times New Roman" w:cs="Times New Roman"/>
+          <w:i w:val="0"/>
+          <w:iCs w:val="0"/>
+        </w:rPr>
+        <w:t>Development of an Intelligent System for a Physical Desktop Assistant with a Mobile Application and External Service Integration</w:t>
+      </w:r>
+      <w:r>
+        <w:rPr>
+          <w:rFonts w:ascii="Times New Roman" w:hAnsi="Times New Roman" w:cs="Times New Roman"/>
+          <w:i w:val="0"/>
+          <w:iCs w:val="0"/>
+        </w:rPr>
+        <w:t>»</w:t>
+      </w:r>
+    </w:p>
+    <w:p/>
+    <w:p/>
+    <w:p>
+      <w:pPr>
+        <w:jc w:val="center"/>
+        <w:rPr>
+          <w:rFonts w:cs="Times New Roman"/>
+        </w:rPr>
+      </w:pPr>
+      <w:r>
+        <w:rPr>
+          <w:rFonts w:eastAsia="Times New Roman" w:cs="Times New Roman"/>
+        </w:rPr>
+        <w:t>Yan Kudashov SE-2413</w:t>
+      </w:r>
+    </w:p>
+    <w:p>
+      <w:pPr>
+        <w:jc w:val="center"/>
+        <w:rPr>
+          <w:rFonts w:eastAsia="Times New Roman" w:cs="Times New Roman"/>
+        </w:rPr>
+      </w:pPr>
+      <w:r>
+        <w:rPr>
+          <w:rFonts w:eastAsia="Times New Roman" w:cs="Times New Roman"/>
+        </w:rPr>
+        <w:t xml:space="preserve">Supervisor: </w:t>
+      </w:r>
+      <w:r>
+        <w:rPr>
+          <w:rFonts w:eastAsia="Times New Roman" w:cs="Times New Roman"/>
+        </w:rPr>
+        <w:t xml:space="preserve">Zhibek </w:t>
+      </w:r>
+      <w:proofErr w:type="spellStart"/>
+      <w:r>
+        <w:rPr>
+          <w:rFonts w:eastAsia="Times New Roman" w:cs="Times New Roman"/>
+        </w:rPr>
+        <w:t>Sarsenov</w:t>
+      </w:r>
+      <w:r>
+        <w:rPr>
+          <w:rFonts w:eastAsia="Times New Roman" w:cs="Times New Roman"/>
+        </w:rPr>
+        <w:t>a</w:t>
+      </w:r>
+      <w:proofErr w:type="spellEnd"/>
+    </w:p>
+    <w:p>
+      <w:pPr>
+        <w:jc w:val="center"/>
+        <w:rPr>
+          <w:rFonts w:eastAsia="Times New Roman" w:cs="Times New Roman"/>
+        </w:rPr>
+      </w:pPr>
+    </w:p>
+    <w:p>
+      <w:pPr>
+        <w:jc w:val="center"/>
+        <w:rPr>
+          <w:rFonts w:eastAsia="Times New Roman" w:cs="Times New Roman"/>
+        </w:rPr>
+      </w:pPr>
+    </w:p>
+    <w:p>
+      <w:pPr>
+        <w:jc w:val="center"/>
+        <w:rPr>
+          <w:rFonts w:eastAsia="Times New Roman" w:cs="Times New Roman"/>
+        </w:rPr>
+      </w:pPr>
+    </w:p>
+    <w:p>
+      <w:pPr>
+        <w:jc w:val="center"/>
+        <w:rPr>
+          <w:rFonts w:eastAsia="Times New Roman" w:cs="Times New Roman"/>
+        </w:rPr>
+      </w:pPr>
+    </w:p>
+    <w:p>
+      <w:pPr>
+        <w:jc w:val="center"/>
+        <w:rPr>
+          <w:rFonts w:cs="Times New Roman"/>
+        </w:rPr>
+      </w:pPr>
+      <w:r>
+        <w:rPr>
+          <w:rFonts w:eastAsia="Times New Roman" w:cs="Times New Roman"/>
+        </w:rPr>
+        <w:t>24 October 2026</w:t>
+      </w:r>
+    </w:p>
+    <w:p>
+      <w:pPr>
+        <w:jc w:val="center"/>
         <w:rPr>
           <w:rFonts w:cs="Times New Roman"/>
         </w:rPr>
@@ -134,15 +268,24 @@
     </w:p>
     <w:p>
       <w:pPr>
+        <w:jc w:val="center"/>
         <w:rPr>
           <w:rFonts w:cs="Times New Roman"/>
         </w:rPr>
       </w:pPr>
+      <w:proofErr w:type="spellStart"/>
       <w:r>
         <w:rPr>
           <w:rFonts w:eastAsia="Times New Roman" w:cs="Times New Roman"/>
         </w:rPr>
-        <w:t xml:space="preserve">YouTrack: </w:t>
+        <w:t>YouTrack</w:t>
+      </w:r>
+      <w:proofErr w:type="spellEnd"/>
+      <w:r>
+        <w:rPr>
+          <w:rFonts w:eastAsia="Times New Roman" w:cs="Times New Roman"/>
+        </w:rPr>
+        <w:t xml:space="preserve">: </w:t>
       </w:r>
       <w:hyperlink r:id="rId9">
         <w:r>
@@ -158,31 +301,3629 @@
     <w:p>
       <w:pPr>
         <w:rPr>
+          <w:noProof/>
+        </w:rPr>
+      </w:pPr>
+      <w:r>
+        <w:rPr>
           <w:rFonts w:cs="Times New Roman"/>
         </w:rPr>
-      </w:pPr>
-      <w:r>
-        <w:rPr>
-          <w:rFonts w:cs="Times New Roman"/>
-        </w:rPr>
         <w:br w:type="page"/>
       </w:r>
+      <w:r>
+        <w:rPr>
+          <w:rFonts w:eastAsia="Times New Roman" w:cs="Times New Roman"/>
+        </w:rPr>
+        <w:fldChar w:fldCharType="begin"/>
+      </w:r>
+      <w:r>
+        <w:rPr>
+          <w:rFonts w:eastAsia="Times New Roman" w:cs="Times New Roman"/>
+        </w:rPr>
+        <w:instrText>TOC \o "1-1" \h \z \u</w:instrText>
+      </w:r>
+      <w:r>
+        <w:rPr>
+          <w:rFonts w:eastAsia="Times New Roman" w:cs="Times New Roman"/>
+        </w:rPr>
+        <w:fldChar w:fldCharType="separate"/>
+      </w:r>
     </w:p>
-    <w:p>
-      <w:pPr>
-        <w:pStyle w:val="aff"/>
-        <w:rPr>
-          <w:rFonts w:cs="Times New Roman"/>
-        </w:rPr>
-      </w:pPr>
-      <w:r>
-        <w:rPr>
-          <w:rFonts w:cs="Times New Roman"/>
-        </w:rPr>
-        <w:lastRenderedPageBreak/>
-        <w:t>Contents</w:t>
-      </w:r>
-    </w:p>
+    <w:sdt>
+      <w:sdtPr>
+        <w:rPr>
+          <w:rFonts w:eastAsiaTheme="minorEastAsia" w:cstheme="minorBidi"/>
+          <w:b w:val="0"/>
+          <w:bCs w:val="0"/>
+          <w:noProof/>
+          <w:szCs w:val="22"/>
+          <w:lang w:val="ru-RU"/>
+        </w:rPr>
+        <w:id w:val="-1328125904"/>
+        <w:docPartObj>
+          <w:docPartGallery w:val="Table of Contents"/>
+          <w:docPartUnique/>
+        </w:docPartObj>
+      </w:sdtPr>
+      <w:sdtContent>
+        <w:p>
+          <w:pPr>
+            <w:pStyle w:val="aff"/>
+            <w:rPr>
+              <w:rFonts w:cs="Times New Roman"/>
+              <w:noProof/>
+              <w:lang w:val="ru-RU"/>
+            </w:rPr>
+          </w:pPr>
+          <w:r>
+            <w:rPr>
+              <w:rFonts w:cs="Times New Roman"/>
+              <w:noProof/>
+            </w:rPr>
+            <w:t>Contents</w:t>
+          </w:r>
+        </w:p>
+        <w:p>
+          <w:pPr>
+            <w:pStyle w:val="2c"/>
+            <w:tabs>
+              <w:tab w:val="right" w:leader="dot" w:pos="9736"/>
+            </w:tabs>
+            <w:rPr>
+              <w:rFonts w:asciiTheme="minorHAnsi" w:hAnsiTheme="minorHAnsi"/>
+              <w:noProof/>
+              <w:color w:val="auto"/>
+              <w:kern w:val="2"/>
+              <w:sz w:val="24"/>
+              <w:szCs w:val="24"/>
+              <w14:ligatures w14:val="standardContextual"/>
+            </w:rPr>
+          </w:pPr>
+          <w:r>
+            <w:rPr>
+              <w:noProof/>
+            </w:rPr>
+            <w:fldChar w:fldCharType="begin"/>
+          </w:r>
+          <w:r>
+            <w:rPr>
+              <w:noProof/>
+            </w:rPr>
+            <w:instrText xml:space="preserve"> TOC \o "1-3" \h \z \u </w:instrText>
+          </w:r>
+          <w:r>
+            <w:rPr>
+              <w:noProof/>
+            </w:rPr>
+            <w:fldChar w:fldCharType="separate"/>
+          </w:r>
+          <w:hyperlink w:anchor="_Toc243753741" w:history="1">
+            <w:r>
+              <w:rPr>
+                <w:rStyle w:val="aff8"/>
+                <w:rFonts w:cs="Times New Roman"/>
+                <w:noProof/>
+              </w:rPr>
+              <w:t>1.1 Problem and intended users</w:t>
+            </w:r>
+            <w:r>
+              <w:rPr>
+                <w:noProof/>
+                <w:webHidden/>
+              </w:rPr>
+              <w:tab/>
+            </w:r>
+            <w:r>
+              <w:rPr>
+                <w:noProof/>
+                <w:webHidden/>
+              </w:rPr>
+              <w:fldChar w:fldCharType="begin"/>
+            </w:r>
+            <w:r>
+              <w:rPr>
+                <w:noProof/>
+                <w:webHidden/>
+              </w:rPr>
+              <w:instrText xml:space="preserve"> PAGEREF _Toc243753741 \h </w:instrText>
+            </w:r>
+            <w:r>
+              <w:rPr>
+                <w:noProof/>
+                <w:webHidden/>
+              </w:rPr>
+            </w:r>
+            <w:r>
+              <w:rPr>
+                <w:noProof/>
+                <w:webHidden/>
+              </w:rPr>
+              <w:fldChar w:fldCharType="separate"/>
+            </w:r>
+            <w:r>
+              <w:rPr>
+                <w:noProof/>
+                <w:webHidden/>
+              </w:rPr>
+              <w:t>4</w:t>
+            </w:r>
+            <w:r>
+              <w:rPr>
+                <w:noProof/>
+                <w:webHidden/>
+              </w:rPr>
+              <w:fldChar w:fldCharType="end"/>
+            </w:r>
+          </w:hyperlink>
+        </w:p>
+        <w:p>
+          <w:pPr>
+            <w:pStyle w:val="2c"/>
+            <w:tabs>
+              <w:tab w:val="right" w:leader="dot" w:pos="9736"/>
+            </w:tabs>
+            <w:rPr>
+              <w:rFonts w:asciiTheme="minorHAnsi" w:hAnsiTheme="minorHAnsi"/>
+              <w:noProof/>
+              <w:color w:val="auto"/>
+              <w:kern w:val="2"/>
+              <w:sz w:val="24"/>
+              <w:szCs w:val="24"/>
+              <w14:ligatures w14:val="standardContextual"/>
+            </w:rPr>
+          </w:pPr>
+          <w:hyperlink w:anchor="_Toc243753742" w:history="1">
+            <w:r>
+              <w:rPr>
+                <w:rStyle w:val="aff8"/>
+                <w:rFonts w:cs="Times New Roman"/>
+                <w:noProof/>
+              </w:rPr>
+              <w:t>1.2 Aim and objectives</w:t>
+            </w:r>
+            <w:r>
+              <w:rPr>
+                <w:noProof/>
+                <w:webHidden/>
+              </w:rPr>
+              <w:tab/>
+            </w:r>
+            <w:r>
+              <w:rPr>
+                <w:noProof/>
+                <w:webHidden/>
+              </w:rPr>
+              <w:fldChar w:fldCharType="begin"/>
+            </w:r>
+            <w:r>
+              <w:rPr>
+                <w:noProof/>
+                <w:webHidden/>
+              </w:rPr>
+              <w:instrText xml:space="preserve"> PAGEREF _Toc243753742 \h </w:instrText>
+            </w:r>
+            <w:r>
+              <w:rPr>
+                <w:noProof/>
+                <w:webHidden/>
+              </w:rPr>
+            </w:r>
+            <w:r>
+              <w:rPr>
+                <w:noProof/>
+                <w:webHidden/>
+              </w:rPr>
+              <w:fldChar w:fldCharType="separate"/>
+            </w:r>
+            <w:r>
+              <w:rPr>
+                <w:noProof/>
+                <w:webHidden/>
+              </w:rPr>
+              <w:t>4</w:t>
+            </w:r>
+            <w:r>
+              <w:rPr>
+                <w:noProof/>
+                <w:webHidden/>
+              </w:rPr>
+              <w:fldChar w:fldCharType="end"/>
+            </w:r>
+          </w:hyperlink>
+        </w:p>
+        <w:p>
+          <w:pPr>
+            <w:pStyle w:val="2c"/>
+            <w:tabs>
+              <w:tab w:val="right" w:leader="dot" w:pos="9736"/>
+            </w:tabs>
+            <w:rPr>
+              <w:rFonts w:asciiTheme="minorHAnsi" w:hAnsiTheme="minorHAnsi"/>
+              <w:noProof/>
+              <w:color w:val="auto"/>
+              <w:kern w:val="2"/>
+              <w:sz w:val="24"/>
+              <w:szCs w:val="24"/>
+              <w14:ligatures w14:val="standardContextual"/>
+            </w:rPr>
+          </w:pPr>
+          <w:hyperlink w:anchor="_Toc243753743" w:history="1">
+            <w:r>
+              <w:rPr>
+                <w:rStyle w:val="aff8"/>
+                <w:rFonts w:cs="Times New Roman"/>
+                <w:noProof/>
+              </w:rPr>
+              <w:t>1.3 Scope and expected outcomes</w:t>
+            </w:r>
+            <w:r>
+              <w:rPr>
+                <w:noProof/>
+                <w:webHidden/>
+              </w:rPr>
+              <w:tab/>
+            </w:r>
+            <w:r>
+              <w:rPr>
+                <w:noProof/>
+                <w:webHidden/>
+              </w:rPr>
+              <w:fldChar w:fldCharType="begin"/>
+            </w:r>
+            <w:r>
+              <w:rPr>
+                <w:noProof/>
+                <w:webHidden/>
+              </w:rPr>
+              <w:instrText xml:space="preserve"> PAGEREF _Toc243753743 \h </w:instrText>
+            </w:r>
+            <w:r>
+              <w:rPr>
+                <w:noProof/>
+                <w:webHidden/>
+              </w:rPr>
+            </w:r>
+            <w:r>
+              <w:rPr>
+                <w:noProof/>
+                <w:webHidden/>
+              </w:rPr>
+              <w:fldChar w:fldCharType="separate"/>
+            </w:r>
+            <w:r>
+              <w:rPr>
+                <w:noProof/>
+                <w:webHidden/>
+              </w:rPr>
+              <w:t>4</w:t>
+            </w:r>
+            <w:r>
+              <w:rPr>
+                <w:noProof/>
+                <w:webHidden/>
+              </w:rPr>
+              <w:fldChar w:fldCharType="end"/>
+            </w:r>
+          </w:hyperlink>
+        </w:p>
+        <w:p>
+          <w:pPr>
+            <w:pStyle w:val="2c"/>
+            <w:tabs>
+              <w:tab w:val="right" w:leader="dot" w:pos="9736"/>
+            </w:tabs>
+            <w:rPr>
+              <w:rFonts w:asciiTheme="minorHAnsi" w:hAnsiTheme="minorHAnsi"/>
+              <w:noProof/>
+              <w:color w:val="auto"/>
+              <w:kern w:val="2"/>
+              <w:sz w:val="24"/>
+              <w:szCs w:val="24"/>
+              <w14:ligatures w14:val="standardContextual"/>
+            </w:rPr>
+          </w:pPr>
+          <w:hyperlink w:anchor="_Toc243753744" w:history="1">
+            <w:r>
+              <w:rPr>
+                <w:rStyle w:val="aff8"/>
+                <w:rFonts w:cs="Times New Roman"/>
+                <w:noProof/>
+              </w:rPr>
+              <w:t>1.4 Engineering contribution</w:t>
+            </w:r>
+            <w:r>
+              <w:rPr>
+                <w:noProof/>
+                <w:webHidden/>
+              </w:rPr>
+              <w:tab/>
+            </w:r>
+            <w:r>
+              <w:rPr>
+                <w:noProof/>
+                <w:webHidden/>
+              </w:rPr>
+              <w:fldChar w:fldCharType="begin"/>
+            </w:r>
+            <w:r>
+              <w:rPr>
+                <w:noProof/>
+                <w:webHidden/>
+              </w:rPr>
+              <w:instrText xml:space="preserve"> PAGEREF _Toc243753744 \h </w:instrText>
+            </w:r>
+            <w:r>
+              <w:rPr>
+                <w:noProof/>
+                <w:webHidden/>
+              </w:rPr>
+            </w:r>
+            <w:r>
+              <w:rPr>
+                <w:noProof/>
+                <w:webHidden/>
+              </w:rPr>
+              <w:fldChar w:fldCharType="separate"/>
+            </w:r>
+            <w:r>
+              <w:rPr>
+                <w:noProof/>
+                <w:webHidden/>
+              </w:rPr>
+              <w:t>5</w:t>
+            </w:r>
+            <w:r>
+              <w:rPr>
+                <w:noProof/>
+                <w:webHidden/>
+              </w:rPr>
+              <w:fldChar w:fldCharType="end"/>
+            </w:r>
+          </w:hyperlink>
+        </w:p>
+        <w:p>
+          <w:pPr>
+            <w:pStyle w:val="15"/>
+            <w:tabs>
+              <w:tab w:val="right" w:leader="dot" w:pos="9736"/>
+            </w:tabs>
+            <w:rPr>
+              <w:rFonts w:asciiTheme="minorHAnsi" w:hAnsiTheme="minorHAnsi"/>
+              <w:noProof/>
+              <w:color w:val="auto"/>
+              <w:kern w:val="2"/>
+              <w:sz w:val="24"/>
+              <w:szCs w:val="24"/>
+              <w14:ligatures w14:val="standardContextual"/>
+            </w:rPr>
+          </w:pPr>
+          <w:hyperlink w:anchor="_Toc243753745" w:history="1">
+            <w:r>
+              <w:rPr>
+                <w:rStyle w:val="aff8"/>
+                <w:rFonts w:cs="Times New Roman"/>
+                <w:noProof/>
+              </w:rPr>
+              <w:t>2 Evidence of the relevance</w:t>
+            </w:r>
+            <w:r>
+              <w:rPr>
+                <w:noProof/>
+                <w:webHidden/>
+              </w:rPr>
+              <w:tab/>
+            </w:r>
+            <w:r>
+              <w:rPr>
+                <w:noProof/>
+                <w:webHidden/>
+              </w:rPr>
+              <w:fldChar w:fldCharType="begin"/>
+            </w:r>
+            <w:r>
+              <w:rPr>
+                <w:noProof/>
+                <w:webHidden/>
+              </w:rPr>
+              <w:instrText xml:space="preserve"> PAGEREF _Toc243753745 \h </w:instrText>
+            </w:r>
+            <w:r>
+              <w:rPr>
+                <w:noProof/>
+                <w:webHidden/>
+              </w:rPr>
+            </w:r>
+            <w:r>
+              <w:rPr>
+                <w:noProof/>
+                <w:webHidden/>
+              </w:rPr>
+              <w:fldChar w:fldCharType="separate"/>
+            </w:r>
+            <w:r>
+              <w:rPr>
+                <w:noProof/>
+                <w:webHidden/>
+              </w:rPr>
+              <w:t>5</w:t>
+            </w:r>
+            <w:r>
+              <w:rPr>
+                <w:noProof/>
+                <w:webHidden/>
+              </w:rPr>
+              <w:fldChar w:fldCharType="end"/>
+            </w:r>
+          </w:hyperlink>
+        </w:p>
+        <w:p>
+          <w:pPr>
+            <w:pStyle w:val="2c"/>
+            <w:tabs>
+              <w:tab w:val="right" w:leader="dot" w:pos="9736"/>
+            </w:tabs>
+            <w:rPr>
+              <w:rFonts w:asciiTheme="minorHAnsi" w:hAnsiTheme="minorHAnsi"/>
+              <w:noProof/>
+              <w:color w:val="auto"/>
+              <w:kern w:val="2"/>
+              <w:sz w:val="24"/>
+              <w:szCs w:val="24"/>
+              <w14:ligatures w14:val="standardContextual"/>
+            </w:rPr>
+          </w:pPr>
+          <w:hyperlink w:anchor="_Toc243753746" w:history="1">
+            <w:r>
+              <w:rPr>
+                <w:rStyle w:val="aff8"/>
+                <w:rFonts w:cs="Times New Roman"/>
+                <w:noProof/>
+              </w:rPr>
+              <w:t>2.1 Exploratory interviews</w:t>
+            </w:r>
+            <w:r>
+              <w:rPr>
+                <w:noProof/>
+                <w:webHidden/>
+              </w:rPr>
+              <w:tab/>
+            </w:r>
+            <w:r>
+              <w:rPr>
+                <w:noProof/>
+                <w:webHidden/>
+              </w:rPr>
+              <w:fldChar w:fldCharType="begin"/>
+            </w:r>
+            <w:r>
+              <w:rPr>
+                <w:noProof/>
+                <w:webHidden/>
+              </w:rPr>
+              <w:instrText xml:space="preserve"> PAGEREF _Toc243753746 \h </w:instrText>
+            </w:r>
+            <w:r>
+              <w:rPr>
+                <w:noProof/>
+                <w:webHidden/>
+              </w:rPr>
+            </w:r>
+            <w:r>
+              <w:rPr>
+                <w:noProof/>
+                <w:webHidden/>
+              </w:rPr>
+              <w:fldChar w:fldCharType="separate"/>
+            </w:r>
+            <w:r>
+              <w:rPr>
+                <w:noProof/>
+                <w:webHidden/>
+              </w:rPr>
+              <w:t>5</w:t>
+            </w:r>
+            <w:r>
+              <w:rPr>
+                <w:noProof/>
+                <w:webHidden/>
+              </w:rPr>
+              <w:fldChar w:fldCharType="end"/>
+            </w:r>
+          </w:hyperlink>
+        </w:p>
+        <w:p>
+          <w:pPr>
+            <w:pStyle w:val="2c"/>
+            <w:tabs>
+              <w:tab w:val="right" w:leader="dot" w:pos="9736"/>
+            </w:tabs>
+            <w:rPr>
+              <w:rFonts w:asciiTheme="minorHAnsi" w:hAnsiTheme="minorHAnsi"/>
+              <w:noProof/>
+              <w:color w:val="auto"/>
+              <w:kern w:val="2"/>
+              <w:sz w:val="24"/>
+              <w:szCs w:val="24"/>
+              <w14:ligatures w14:val="standardContextual"/>
+            </w:rPr>
+          </w:pPr>
+          <w:hyperlink w:anchor="_Toc243753747" w:history="1">
+            <w:r>
+              <w:rPr>
+                <w:rStyle w:val="aff8"/>
+                <w:rFonts w:cs="Times New Roman"/>
+                <w:noProof/>
+              </w:rPr>
+              <w:t>2.2 Implications for the system</w:t>
+            </w:r>
+            <w:r>
+              <w:rPr>
+                <w:noProof/>
+                <w:webHidden/>
+              </w:rPr>
+              <w:tab/>
+            </w:r>
+            <w:r>
+              <w:rPr>
+                <w:noProof/>
+                <w:webHidden/>
+              </w:rPr>
+              <w:fldChar w:fldCharType="begin"/>
+            </w:r>
+            <w:r>
+              <w:rPr>
+                <w:noProof/>
+                <w:webHidden/>
+              </w:rPr>
+              <w:instrText xml:space="preserve"> PAGEREF _Toc243753747 \h </w:instrText>
+            </w:r>
+            <w:r>
+              <w:rPr>
+                <w:noProof/>
+                <w:webHidden/>
+              </w:rPr>
+            </w:r>
+            <w:r>
+              <w:rPr>
+                <w:noProof/>
+                <w:webHidden/>
+              </w:rPr>
+              <w:fldChar w:fldCharType="separate"/>
+            </w:r>
+            <w:r>
+              <w:rPr>
+                <w:noProof/>
+                <w:webHidden/>
+              </w:rPr>
+              <w:t>6</w:t>
+            </w:r>
+            <w:r>
+              <w:rPr>
+                <w:noProof/>
+                <w:webHidden/>
+              </w:rPr>
+              <w:fldChar w:fldCharType="end"/>
+            </w:r>
+          </w:hyperlink>
+        </w:p>
+        <w:p>
+          <w:pPr>
+            <w:pStyle w:val="15"/>
+            <w:tabs>
+              <w:tab w:val="right" w:leader="dot" w:pos="9736"/>
+            </w:tabs>
+            <w:rPr>
+              <w:rFonts w:asciiTheme="minorHAnsi" w:hAnsiTheme="minorHAnsi"/>
+              <w:noProof/>
+              <w:color w:val="auto"/>
+              <w:kern w:val="2"/>
+              <w:sz w:val="24"/>
+              <w:szCs w:val="24"/>
+              <w14:ligatures w14:val="standardContextual"/>
+            </w:rPr>
+          </w:pPr>
+          <w:hyperlink w:anchor="_Toc243753748" w:history="1">
+            <w:r>
+              <w:rPr>
+                <w:rStyle w:val="aff8"/>
+                <w:rFonts w:cs="Times New Roman"/>
+                <w:noProof/>
+              </w:rPr>
+              <w:t>3 Literature review</w:t>
+            </w:r>
+            <w:r>
+              <w:rPr>
+                <w:noProof/>
+                <w:webHidden/>
+              </w:rPr>
+              <w:tab/>
+            </w:r>
+            <w:r>
+              <w:rPr>
+                <w:noProof/>
+                <w:webHidden/>
+              </w:rPr>
+              <w:fldChar w:fldCharType="begin"/>
+            </w:r>
+            <w:r>
+              <w:rPr>
+                <w:noProof/>
+                <w:webHidden/>
+              </w:rPr>
+              <w:instrText xml:space="preserve"> PAGEREF _Toc243753748 \h </w:instrText>
+            </w:r>
+            <w:r>
+              <w:rPr>
+                <w:noProof/>
+                <w:webHidden/>
+              </w:rPr>
+            </w:r>
+            <w:r>
+              <w:rPr>
+                <w:noProof/>
+                <w:webHidden/>
+              </w:rPr>
+              <w:fldChar w:fldCharType="separate"/>
+            </w:r>
+            <w:r>
+              <w:rPr>
+                <w:noProof/>
+                <w:webHidden/>
+              </w:rPr>
+              <w:t>6</w:t>
+            </w:r>
+            <w:r>
+              <w:rPr>
+                <w:noProof/>
+                <w:webHidden/>
+              </w:rPr>
+              <w:fldChar w:fldCharType="end"/>
+            </w:r>
+          </w:hyperlink>
+        </w:p>
+        <w:p>
+          <w:pPr>
+            <w:pStyle w:val="2c"/>
+            <w:tabs>
+              <w:tab w:val="right" w:leader="dot" w:pos="9736"/>
+            </w:tabs>
+            <w:rPr>
+              <w:rFonts w:asciiTheme="minorHAnsi" w:hAnsiTheme="minorHAnsi"/>
+              <w:noProof/>
+              <w:color w:val="auto"/>
+              <w:kern w:val="2"/>
+              <w:sz w:val="24"/>
+              <w:szCs w:val="24"/>
+              <w14:ligatures w14:val="standardContextual"/>
+            </w:rPr>
+          </w:pPr>
+          <w:hyperlink w:anchor="_Toc243753749" w:history="1">
+            <w:r>
+              <w:rPr>
+                <w:rStyle w:val="aff8"/>
+                <w:rFonts w:cs="Times New Roman"/>
+                <w:noProof/>
+              </w:rPr>
+              <w:t>3.1 Selection and analytical approach</w:t>
+            </w:r>
+            <w:r>
+              <w:rPr>
+                <w:noProof/>
+                <w:webHidden/>
+              </w:rPr>
+              <w:tab/>
+            </w:r>
+            <w:r>
+              <w:rPr>
+                <w:noProof/>
+                <w:webHidden/>
+              </w:rPr>
+              <w:fldChar w:fldCharType="begin"/>
+            </w:r>
+            <w:r>
+              <w:rPr>
+                <w:noProof/>
+                <w:webHidden/>
+              </w:rPr>
+              <w:instrText xml:space="preserve"> PAGEREF _Toc243753749 \h </w:instrText>
+            </w:r>
+            <w:r>
+              <w:rPr>
+                <w:noProof/>
+                <w:webHidden/>
+              </w:rPr>
+            </w:r>
+            <w:r>
+              <w:rPr>
+                <w:noProof/>
+                <w:webHidden/>
+              </w:rPr>
+              <w:fldChar w:fldCharType="separate"/>
+            </w:r>
+            <w:r>
+              <w:rPr>
+                <w:noProof/>
+                <w:webHidden/>
+              </w:rPr>
+              <w:t>6</w:t>
+            </w:r>
+            <w:r>
+              <w:rPr>
+                <w:noProof/>
+                <w:webHidden/>
+              </w:rPr>
+              <w:fldChar w:fldCharType="end"/>
+            </w:r>
+          </w:hyperlink>
+        </w:p>
+        <w:p>
+          <w:pPr>
+            <w:pStyle w:val="2c"/>
+            <w:tabs>
+              <w:tab w:val="right" w:leader="dot" w:pos="9736"/>
+            </w:tabs>
+            <w:rPr>
+              <w:rFonts w:asciiTheme="minorHAnsi" w:hAnsiTheme="minorHAnsi"/>
+              <w:noProof/>
+              <w:color w:val="auto"/>
+              <w:kern w:val="2"/>
+              <w:sz w:val="24"/>
+              <w:szCs w:val="24"/>
+              <w14:ligatures w14:val="standardContextual"/>
+            </w:rPr>
+          </w:pPr>
+          <w:hyperlink w:anchor="_Toc243753750" w:history="1">
+            <w:r>
+              <w:rPr>
+                <w:rStyle w:val="aff8"/>
+                <w:rFonts w:cs="Times New Roman"/>
+                <w:noProof/>
+              </w:rPr>
+              <w:t>3.2 Structured analysis of scientific publications</w:t>
+            </w:r>
+            <w:r>
+              <w:rPr>
+                <w:noProof/>
+                <w:webHidden/>
+              </w:rPr>
+              <w:tab/>
+            </w:r>
+            <w:r>
+              <w:rPr>
+                <w:noProof/>
+                <w:webHidden/>
+              </w:rPr>
+              <w:fldChar w:fldCharType="begin"/>
+            </w:r>
+            <w:r>
+              <w:rPr>
+                <w:noProof/>
+                <w:webHidden/>
+              </w:rPr>
+              <w:instrText xml:space="preserve"> PAGEREF _Toc243753750 \h </w:instrText>
+            </w:r>
+            <w:r>
+              <w:rPr>
+                <w:noProof/>
+                <w:webHidden/>
+              </w:rPr>
+            </w:r>
+            <w:r>
+              <w:rPr>
+                <w:noProof/>
+                <w:webHidden/>
+              </w:rPr>
+              <w:fldChar w:fldCharType="separate"/>
+            </w:r>
+            <w:r>
+              <w:rPr>
+                <w:noProof/>
+                <w:webHidden/>
+              </w:rPr>
+              <w:t>6</w:t>
+            </w:r>
+            <w:r>
+              <w:rPr>
+                <w:noProof/>
+                <w:webHidden/>
+              </w:rPr>
+              <w:fldChar w:fldCharType="end"/>
+            </w:r>
+          </w:hyperlink>
+        </w:p>
+        <w:p>
+          <w:pPr>
+            <w:pStyle w:val="2c"/>
+            <w:tabs>
+              <w:tab w:val="right" w:leader="dot" w:pos="9736"/>
+            </w:tabs>
+            <w:rPr>
+              <w:rFonts w:asciiTheme="minorHAnsi" w:hAnsiTheme="minorHAnsi"/>
+              <w:noProof/>
+              <w:color w:val="auto"/>
+              <w:kern w:val="2"/>
+              <w:sz w:val="24"/>
+              <w:szCs w:val="24"/>
+              <w14:ligatures w14:val="standardContextual"/>
+            </w:rPr>
+          </w:pPr>
+          <w:hyperlink w:anchor="_Toc243753751" w:history="1">
+            <w:r>
+              <w:rPr>
+                <w:rStyle w:val="aff8"/>
+                <w:rFonts w:cs="Times New Roman"/>
+                <w:noProof/>
+              </w:rPr>
+              <w:t>3.3 Critical synthesis</w:t>
+            </w:r>
+            <w:r>
+              <w:rPr>
+                <w:noProof/>
+                <w:webHidden/>
+              </w:rPr>
+              <w:tab/>
+            </w:r>
+            <w:r>
+              <w:rPr>
+                <w:noProof/>
+                <w:webHidden/>
+              </w:rPr>
+              <w:fldChar w:fldCharType="begin"/>
+            </w:r>
+            <w:r>
+              <w:rPr>
+                <w:noProof/>
+                <w:webHidden/>
+              </w:rPr>
+              <w:instrText xml:space="preserve"> PAGEREF _Toc243753751 \h </w:instrText>
+            </w:r>
+            <w:r>
+              <w:rPr>
+                <w:noProof/>
+                <w:webHidden/>
+              </w:rPr>
+            </w:r>
+            <w:r>
+              <w:rPr>
+                <w:noProof/>
+                <w:webHidden/>
+              </w:rPr>
+              <w:fldChar w:fldCharType="separate"/>
+            </w:r>
+            <w:r>
+              <w:rPr>
+                <w:noProof/>
+                <w:webHidden/>
+              </w:rPr>
+              <w:t>8</w:t>
+            </w:r>
+            <w:r>
+              <w:rPr>
+                <w:noProof/>
+                <w:webHidden/>
+              </w:rPr>
+              <w:fldChar w:fldCharType="end"/>
+            </w:r>
+          </w:hyperlink>
+        </w:p>
+        <w:p>
+          <w:pPr>
+            <w:pStyle w:val="15"/>
+            <w:tabs>
+              <w:tab w:val="right" w:leader="dot" w:pos="9736"/>
+            </w:tabs>
+            <w:rPr>
+              <w:rFonts w:asciiTheme="minorHAnsi" w:hAnsiTheme="minorHAnsi"/>
+              <w:noProof/>
+              <w:color w:val="auto"/>
+              <w:kern w:val="2"/>
+              <w:sz w:val="24"/>
+              <w:szCs w:val="24"/>
+              <w14:ligatures w14:val="standardContextual"/>
+            </w:rPr>
+          </w:pPr>
+          <w:hyperlink w:anchor="_Toc243753752" w:history="1">
+            <w:r>
+              <w:rPr>
+                <w:rStyle w:val="aff8"/>
+                <w:rFonts w:cs="Times New Roman"/>
+                <w:noProof/>
+              </w:rPr>
+              <w:t>4 Existing system comparison</w:t>
+            </w:r>
+            <w:r>
+              <w:rPr>
+                <w:noProof/>
+                <w:webHidden/>
+              </w:rPr>
+              <w:tab/>
+            </w:r>
+            <w:r>
+              <w:rPr>
+                <w:noProof/>
+                <w:webHidden/>
+              </w:rPr>
+              <w:fldChar w:fldCharType="begin"/>
+            </w:r>
+            <w:r>
+              <w:rPr>
+                <w:noProof/>
+                <w:webHidden/>
+              </w:rPr>
+              <w:instrText xml:space="preserve"> PAGEREF _Toc243753752 \h </w:instrText>
+            </w:r>
+            <w:r>
+              <w:rPr>
+                <w:noProof/>
+                <w:webHidden/>
+              </w:rPr>
+            </w:r>
+            <w:r>
+              <w:rPr>
+                <w:noProof/>
+                <w:webHidden/>
+              </w:rPr>
+              <w:fldChar w:fldCharType="separate"/>
+            </w:r>
+            <w:r>
+              <w:rPr>
+                <w:noProof/>
+                <w:webHidden/>
+              </w:rPr>
+              <w:t>9</w:t>
+            </w:r>
+            <w:r>
+              <w:rPr>
+                <w:noProof/>
+                <w:webHidden/>
+              </w:rPr>
+              <w:fldChar w:fldCharType="end"/>
+            </w:r>
+          </w:hyperlink>
+        </w:p>
+        <w:p>
+          <w:pPr>
+            <w:pStyle w:val="2c"/>
+            <w:tabs>
+              <w:tab w:val="right" w:leader="dot" w:pos="9736"/>
+            </w:tabs>
+            <w:rPr>
+              <w:rFonts w:asciiTheme="minorHAnsi" w:hAnsiTheme="minorHAnsi"/>
+              <w:noProof/>
+              <w:color w:val="auto"/>
+              <w:kern w:val="2"/>
+              <w:sz w:val="24"/>
+              <w:szCs w:val="24"/>
+              <w14:ligatures w14:val="standardContextual"/>
+            </w:rPr>
+          </w:pPr>
+          <w:hyperlink w:anchor="_Toc243753753" w:history="1">
+            <w:r>
+              <w:rPr>
+                <w:rStyle w:val="aff8"/>
+                <w:rFonts w:cs="Times New Roman"/>
+                <w:noProof/>
+              </w:rPr>
+              <w:t>4.1 Comparable systems</w:t>
+            </w:r>
+            <w:r>
+              <w:rPr>
+                <w:noProof/>
+                <w:webHidden/>
+              </w:rPr>
+              <w:tab/>
+            </w:r>
+            <w:r>
+              <w:rPr>
+                <w:noProof/>
+                <w:webHidden/>
+              </w:rPr>
+              <w:fldChar w:fldCharType="begin"/>
+            </w:r>
+            <w:r>
+              <w:rPr>
+                <w:noProof/>
+                <w:webHidden/>
+              </w:rPr>
+              <w:instrText xml:space="preserve"> PAGEREF _Toc243753753 \h </w:instrText>
+            </w:r>
+            <w:r>
+              <w:rPr>
+                <w:noProof/>
+                <w:webHidden/>
+              </w:rPr>
+            </w:r>
+            <w:r>
+              <w:rPr>
+                <w:noProof/>
+                <w:webHidden/>
+              </w:rPr>
+              <w:fldChar w:fldCharType="separate"/>
+            </w:r>
+            <w:r>
+              <w:rPr>
+                <w:noProof/>
+                <w:webHidden/>
+              </w:rPr>
+              <w:t>9</w:t>
+            </w:r>
+            <w:r>
+              <w:rPr>
+                <w:noProof/>
+                <w:webHidden/>
+              </w:rPr>
+              <w:fldChar w:fldCharType="end"/>
+            </w:r>
+          </w:hyperlink>
+        </w:p>
+        <w:p>
+          <w:pPr>
+            <w:pStyle w:val="2c"/>
+            <w:tabs>
+              <w:tab w:val="right" w:leader="dot" w:pos="9736"/>
+            </w:tabs>
+            <w:rPr>
+              <w:rFonts w:asciiTheme="minorHAnsi" w:hAnsiTheme="minorHAnsi"/>
+              <w:noProof/>
+              <w:color w:val="auto"/>
+              <w:kern w:val="2"/>
+              <w:sz w:val="24"/>
+              <w:szCs w:val="24"/>
+              <w14:ligatures w14:val="standardContextual"/>
+            </w:rPr>
+          </w:pPr>
+          <w:hyperlink w:anchor="_Toc243753754" w:history="1">
+            <w:r>
+              <w:rPr>
+                <w:rStyle w:val="aff8"/>
+                <w:rFonts w:cs="Times New Roman"/>
+                <w:noProof/>
+              </w:rPr>
+              <w:t>4.2 Implications for ASTI</w:t>
+            </w:r>
+            <w:r>
+              <w:rPr>
+                <w:noProof/>
+                <w:webHidden/>
+              </w:rPr>
+              <w:tab/>
+            </w:r>
+            <w:r>
+              <w:rPr>
+                <w:noProof/>
+                <w:webHidden/>
+              </w:rPr>
+              <w:fldChar w:fldCharType="begin"/>
+            </w:r>
+            <w:r>
+              <w:rPr>
+                <w:noProof/>
+                <w:webHidden/>
+              </w:rPr>
+              <w:instrText xml:space="preserve"> PAGEREF _Toc243753754 \h </w:instrText>
+            </w:r>
+            <w:r>
+              <w:rPr>
+                <w:noProof/>
+                <w:webHidden/>
+              </w:rPr>
+            </w:r>
+            <w:r>
+              <w:rPr>
+                <w:noProof/>
+                <w:webHidden/>
+              </w:rPr>
+              <w:fldChar w:fldCharType="separate"/>
+            </w:r>
+            <w:r>
+              <w:rPr>
+                <w:noProof/>
+                <w:webHidden/>
+              </w:rPr>
+              <w:t>10</w:t>
+            </w:r>
+            <w:r>
+              <w:rPr>
+                <w:noProof/>
+                <w:webHidden/>
+              </w:rPr>
+              <w:fldChar w:fldCharType="end"/>
+            </w:r>
+          </w:hyperlink>
+        </w:p>
+        <w:p>
+          <w:pPr>
+            <w:pStyle w:val="2c"/>
+            <w:tabs>
+              <w:tab w:val="right" w:leader="dot" w:pos="9736"/>
+            </w:tabs>
+            <w:rPr>
+              <w:rFonts w:asciiTheme="minorHAnsi" w:hAnsiTheme="minorHAnsi"/>
+              <w:noProof/>
+              <w:color w:val="auto"/>
+              <w:kern w:val="2"/>
+              <w:sz w:val="24"/>
+              <w:szCs w:val="24"/>
+              <w14:ligatures w14:val="standardContextual"/>
+            </w:rPr>
+          </w:pPr>
+          <w:hyperlink w:anchor="_Toc243753755" w:history="1">
+            <w:r>
+              <w:rPr>
+                <w:rStyle w:val="aff8"/>
+                <w:rFonts w:cs="Times New Roman"/>
+                <w:noProof/>
+              </w:rPr>
+              <w:t>4.3 External data sources</w:t>
+            </w:r>
+            <w:r>
+              <w:rPr>
+                <w:noProof/>
+                <w:webHidden/>
+              </w:rPr>
+              <w:tab/>
+            </w:r>
+            <w:r>
+              <w:rPr>
+                <w:noProof/>
+                <w:webHidden/>
+              </w:rPr>
+              <w:fldChar w:fldCharType="begin"/>
+            </w:r>
+            <w:r>
+              <w:rPr>
+                <w:noProof/>
+                <w:webHidden/>
+              </w:rPr>
+              <w:instrText xml:space="preserve"> PAGEREF _Toc243753755 \h </w:instrText>
+            </w:r>
+            <w:r>
+              <w:rPr>
+                <w:noProof/>
+                <w:webHidden/>
+              </w:rPr>
+            </w:r>
+            <w:r>
+              <w:rPr>
+                <w:noProof/>
+                <w:webHidden/>
+              </w:rPr>
+              <w:fldChar w:fldCharType="separate"/>
+            </w:r>
+            <w:r>
+              <w:rPr>
+                <w:noProof/>
+                <w:webHidden/>
+              </w:rPr>
+              <w:t>11</w:t>
+            </w:r>
+            <w:r>
+              <w:rPr>
+                <w:noProof/>
+                <w:webHidden/>
+              </w:rPr>
+              <w:fldChar w:fldCharType="end"/>
+            </w:r>
+          </w:hyperlink>
+        </w:p>
+        <w:p>
+          <w:pPr>
+            <w:pStyle w:val="15"/>
+            <w:tabs>
+              <w:tab w:val="right" w:leader="dot" w:pos="9736"/>
+            </w:tabs>
+            <w:rPr>
+              <w:rFonts w:asciiTheme="minorHAnsi" w:hAnsiTheme="minorHAnsi"/>
+              <w:noProof/>
+              <w:color w:val="auto"/>
+              <w:kern w:val="2"/>
+              <w:sz w:val="24"/>
+              <w:szCs w:val="24"/>
+              <w14:ligatures w14:val="standardContextual"/>
+            </w:rPr>
+          </w:pPr>
+          <w:hyperlink w:anchor="_Toc243753756" w:history="1">
+            <w:r>
+              <w:rPr>
+                <w:rStyle w:val="aff8"/>
+                <w:rFonts w:cs="Times New Roman"/>
+                <w:noProof/>
+              </w:rPr>
+              <w:t>5 Technology comparison</w:t>
+            </w:r>
+            <w:r>
+              <w:rPr>
+                <w:noProof/>
+                <w:webHidden/>
+              </w:rPr>
+              <w:tab/>
+            </w:r>
+            <w:r>
+              <w:rPr>
+                <w:noProof/>
+                <w:webHidden/>
+              </w:rPr>
+              <w:fldChar w:fldCharType="begin"/>
+            </w:r>
+            <w:r>
+              <w:rPr>
+                <w:noProof/>
+                <w:webHidden/>
+              </w:rPr>
+              <w:instrText xml:space="preserve"> PAGEREF _Toc243753756 \h </w:instrText>
+            </w:r>
+            <w:r>
+              <w:rPr>
+                <w:noProof/>
+                <w:webHidden/>
+              </w:rPr>
+            </w:r>
+            <w:r>
+              <w:rPr>
+                <w:noProof/>
+                <w:webHidden/>
+              </w:rPr>
+              <w:fldChar w:fldCharType="separate"/>
+            </w:r>
+            <w:r>
+              <w:rPr>
+                <w:noProof/>
+                <w:webHidden/>
+              </w:rPr>
+              <w:t>11</w:t>
+            </w:r>
+            <w:r>
+              <w:rPr>
+                <w:noProof/>
+                <w:webHidden/>
+              </w:rPr>
+              <w:fldChar w:fldCharType="end"/>
+            </w:r>
+          </w:hyperlink>
+        </w:p>
+        <w:p>
+          <w:pPr>
+            <w:pStyle w:val="2c"/>
+            <w:tabs>
+              <w:tab w:val="right" w:leader="dot" w:pos="9736"/>
+            </w:tabs>
+            <w:rPr>
+              <w:rFonts w:asciiTheme="minorHAnsi" w:hAnsiTheme="minorHAnsi"/>
+              <w:noProof/>
+              <w:color w:val="auto"/>
+              <w:kern w:val="2"/>
+              <w:sz w:val="24"/>
+              <w:szCs w:val="24"/>
+              <w14:ligatures w14:val="standardContextual"/>
+            </w:rPr>
+          </w:pPr>
+          <w:hyperlink w:anchor="_Toc243753757" w:history="1">
+            <w:r>
+              <w:rPr>
+                <w:rStyle w:val="aff8"/>
+                <w:rFonts w:cs="Times New Roman"/>
+                <w:noProof/>
+              </w:rPr>
+              <w:t>5.1 Backend framework</w:t>
+            </w:r>
+            <w:r>
+              <w:rPr>
+                <w:noProof/>
+                <w:webHidden/>
+              </w:rPr>
+              <w:tab/>
+            </w:r>
+            <w:r>
+              <w:rPr>
+                <w:noProof/>
+                <w:webHidden/>
+              </w:rPr>
+              <w:fldChar w:fldCharType="begin"/>
+            </w:r>
+            <w:r>
+              <w:rPr>
+                <w:noProof/>
+                <w:webHidden/>
+              </w:rPr>
+              <w:instrText xml:space="preserve"> PAGEREF _Toc243753757 \h </w:instrText>
+            </w:r>
+            <w:r>
+              <w:rPr>
+                <w:noProof/>
+                <w:webHidden/>
+              </w:rPr>
+            </w:r>
+            <w:r>
+              <w:rPr>
+                <w:noProof/>
+                <w:webHidden/>
+              </w:rPr>
+              <w:fldChar w:fldCharType="separate"/>
+            </w:r>
+            <w:r>
+              <w:rPr>
+                <w:noProof/>
+                <w:webHidden/>
+              </w:rPr>
+              <w:t>11</w:t>
+            </w:r>
+            <w:r>
+              <w:rPr>
+                <w:noProof/>
+                <w:webHidden/>
+              </w:rPr>
+              <w:fldChar w:fldCharType="end"/>
+            </w:r>
+          </w:hyperlink>
+        </w:p>
+        <w:p>
+          <w:pPr>
+            <w:pStyle w:val="2c"/>
+            <w:tabs>
+              <w:tab w:val="right" w:leader="dot" w:pos="9736"/>
+            </w:tabs>
+            <w:rPr>
+              <w:rFonts w:asciiTheme="minorHAnsi" w:hAnsiTheme="minorHAnsi"/>
+              <w:noProof/>
+              <w:color w:val="auto"/>
+              <w:kern w:val="2"/>
+              <w:sz w:val="24"/>
+              <w:szCs w:val="24"/>
+              <w14:ligatures w14:val="standardContextual"/>
+            </w:rPr>
+          </w:pPr>
+          <w:hyperlink w:anchor="_Toc243753758" w:history="1">
+            <w:r>
+              <w:rPr>
+                <w:rStyle w:val="aff8"/>
+                <w:rFonts w:cs="Times New Roman"/>
+                <w:noProof/>
+              </w:rPr>
+              <w:t>5.2 Data storage</w:t>
+            </w:r>
+            <w:r>
+              <w:rPr>
+                <w:noProof/>
+                <w:webHidden/>
+              </w:rPr>
+              <w:tab/>
+            </w:r>
+            <w:r>
+              <w:rPr>
+                <w:noProof/>
+                <w:webHidden/>
+              </w:rPr>
+              <w:fldChar w:fldCharType="begin"/>
+            </w:r>
+            <w:r>
+              <w:rPr>
+                <w:noProof/>
+                <w:webHidden/>
+              </w:rPr>
+              <w:instrText xml:space="preserve"> PAGEREF _Toc243753758 \h </w:instrText>
+            </w:r>
+            <w:r>
+              <w:rPr>
+                <w:noProof/>
+                <w:webHidden/>
+              </w:rPr>
+            </w:r>
+            <w:r>
+              <w:rPr>
+                <w:noProof/>
+                <w:webHidden/>
+              </w:rPr>
+              <w:fldChar w:fldCharType="separate"/>
+            </w:r>
+            <w:r>
+              <w:rPr>
+                <w:noProof/>
+                <w:webHidden/>
+              </w:rPr>
+              <w:t>12</w:t>
+            </w:r>
+            <w:r>
+              <w:rPr>
+                <w:noProof/>
+                <w:webHidden/>
+              </w:rPr>
+              <w:fldChar w:fldCharType="end"/>
+            </w:r>
+          </w:hyperlink>
+        </w:p>
+        <w:p>
+          <w:pPr>
+            <w:pStyle w:val="2c"/>
+            <w:tabs>
+              <w:tab w:val="right" w:leader="dot" w:pos="9736"/>
+            </w:tabs>
+            <w:rPr>
+              <w:rFonts w:asciiTheme="minorHAnsi" w:hAnsiTheme="minorHAnsi"/>
+              <w:noProof/>
+              <w:color w:val="auto"/>
+              <w:kern w:val="2"/>
+              <w:sz w:val="24"/>
+              <w:szCs w:val="24"/>
+              <w14:ligatures w14:val="standardContextual"/>
+            </w:rPr>
+          </w:pPr>
+          <w:hyperlink w:anchor="_Toc243753759" w:history="1">
+            <w:r>
+              <w:rPr>
+                <w:rStyle w:val="aff8"/>
+                <w:rFonts w:cs="Times New Roman"/>
+                <w:noProof/>
+              </w:rPr>
+              <w:t>5.3 Component communication</w:t>
+            </w:r>
+            <w:r>
+              <w:rPr>
+                <w:noProof/>
+                <w:webHidden/>
+              </w:rPr>
+              <w:tab/>
+            </w:r>
+            <w:r>
+              <w:rPr>
+                <w:noProof/>
+                <w:webHidden/>
+              </w:rPr>
+              <w:fldChar w:fldCharType="begin"/>
+            </w:r>
+            <w:r>
+              <w:rPr>
+                <w:noProof/>
+                <w:webHidden/>
+              </w:rPr>
+              <w:instrText xml:space="preserve"> PAGEREF _Toc243753759 \h </w:instrText>
+            </w:r>
+            <w:r>
+              <w:rPr>
+                <w:noProof/>
+                <w:webHidden/>
+              </w:rPr>
+            </w:r>
+            <w:r>
+              <w:rPr>
+                <w:noProof/>
+                <w:webHidden/>
+              </w:rPr>
+              <w:fldChar w:fldCharType="separate"/>
+            </w:r>
+            <w:r>
+              <w:rPr>
+                <w:noProof/>
+                <w:webHidden/>
+              </w:rPr>
+              <w:t>12</w:t>
+            </w:r>
+            <w:r>
+              <w:rPr>
+                <w:noProof/>
+                <w:webHidden/>
+              </w:rPr>
+              <w:fldChar w:fldCharType="end"/>
+            </w:r>
+          </w:hyperlink>
+        </w:p>
+        <w:p>
+          <w:pPr>
+            <w:pStyle w:val="2c"/>
+            <w:tabs>
+              <w:tab w:val="right" w:leader="dot" w:pos="9736"/>
+            </w:tabs>
+            <w:rPr>
+              <w:rFonts w:asciiTheme="minorHAnsi" w:hAnsiTheme="minorHAnsi"/>
+              <w:noProof/>
+              <w:color w:val="auto"/>
+              <w:kern w:val="2"/>
+              <w:sz w:val="24"/>
+              <w:szCs w:val="24"/>
+              <w14:ligatures w14:val="standardContextual"/>
+            </w:rPr>
+          </w:pPr>
+          <w:hyperlink w:anchor="_Toc243753760" w:history="1">
+            <w:r>
+              <w:rPr>
+                <w:rStyle w:val="aff8"/>
+                <w:rFonts w:cs="Times New Roman"/>
+                <w:noProof/>
+              </w:rPr>
+              <w:t>5.4 Client framework and model deployment</w:t>
+            </w:r>
+            <w:r>
+              <w:rPr>
+                <w:noProof/>
+                <w:webHidden/>
+              </w:rPr>
+              <w:tab/>
+            </w:r>
+            <w:r>
+              <w:rPr>
+                <w:noProof/>
+                <w:webHidden/>
+              </w:rPr>
+              <w:fldChar w:fldCharType="begin"/>
+            </w:r>
+            <w:r>
+              <w:rPr>
+                <w:noProof/>
+                <w:webHidden/>
+              </w:rPr>
+              <w:instrText xml:space="preserve"> PAGEREF _Toc243753760 \h </w:instrText>
+            </w:r>
+            <w:r>
+              <w:rPr>
+                <w:noProof/>
+                <w:webHidden/>
+              </w:rPr>
+            </w:r>
+            <w:r>
+              <w:rPr>
+                <w:noProof/>
+                <w:webHidden/>
+              </w:rPr>
+              <w:fldChar w:fldCharType="separate"/>
+            </w:r>
+            <w:r>
+              <w:rPr>
+                <w:noProof/>
+                <w:webHidden/>
+              </w:rPr>
+              <w:t>13</w:t>
+            </w:r>
+            <w:r>
+              <w:rPr>
+                <w:noProof/>
+                <w:webHidden/>
+              </w:rPr>
+              <w:fldChar w:fldCharType="end"/>
+            </w:r>
+          </w:hyperlink>
+        </w:p>
+        <w:p>
+          <w:pPr>
+            <w:pStyle w:val="2c"/>
+            <w:tabs>
+              <w:tab w:val="right" w:leader="dot" w:pos="9736"/>
+            </w:tabs>
+            <w:rPr>
+              <w:rFonts w:asciiTheme="minorHAnsi" w:hAnsiTheme="minorHAnsi"/>
+              <w:noProof/>
+              <w:color w:val="auto"/>
+              <w:kern w:val="2"/>
+              <w:sz w:val="24"/>
+              <w:szCs w:val="24"/>
+              <w14:ligatures w14:val="standardContextual"/>
+            </w:rPr>
+          </w:pPr>
+          <w:hyperlink w:anchor="_Toc243753761" w:history="1">
+            <w:r>
+              <w:rPr>
+                <w:rStyle w:val="aff8"/>
+                <w:rFonts w:cs="Times New Roman"/>
+                <w:noProof/>
+              </w:rPr>
+              <w:t>5.5 Application architecture</w:t>
+            </w:r>
+            <w:r>
+              <w:rPr>
+                <w:noProof/>
+                <w:webHidden/>
+              </w:rPr>
+              <w:tab/>
+            </w:r>
+            <w:r>
+              <w:rPr>
+                <w:noProof/>
+                <w:webHidden/>
+              </w:rPr>
+              <w:fldChar w:fldCharType="begin"/>
+            </w:r>
+            <w:r>
+              <w:rPr>
+                <w:noProof/>
+                <w:webHidden/>
+              </w:rPr>
+              <w:instrText xml:space="preserve"> PAGEREF _Toc243753761 \h </w:instrText>
+            </w:r>
+            <w:r>
+              <w:rPr>
+                <w:noProof/>
+                <w:webHidden/>
+              </w:rPr>
+            </w:r>
+            <w:r>
+              <w:rPr>
+                <w:noProof/>
+                <w:webHidden/>
+              </w:rPr>
+              <w:fldChar w:fldCharType="separate"/>
+            </w:r>
+            <w:r>
+              <w:rPr>
+                <w:noProof/>
+                <w:webHidden/>
+              </w:rPr>
+              <w:t>13</w:t>
+            </w:r>
+            <w:r>
+              <w:rPr>
+                <w:noProof/>
+                <w:webHidden/>
+              </w:rPr>
+              <w:fldChar w:fldCharType="end"/>
+            </w:r>
+          </w:hyperlink>
+        </w:p>
+        <w:p>
+          <w:pPr>
+            <w:pStyle w:val="15"/>
+            <w:tabs>
+              <w:tab w:val="right" w:leader="dot" w:pos="9736"/>
+            </w:tabs>
+            <w:rPr>
+              <w:rFonts w:asciiTheme="minorHAnsi" w:hAnsiTheme="minorHAnsi"/>
+              <w:noProof/>
+              <w:color w:val="auto"/>
+              <w:kern w:val="2"/>
+              <w:sz w:val="24"/>
+              <w:szCs w:val="24"/>
+              <w14:ligatures w14:val="standardContextual"/>
+            </w:rPr>
+          </w:pPr>
+          <w:hyperlink w:anchor="_Toc243753762" w:history="1">
+            <w:r>
+              <w:rPr>
+                <w:rStyle w:val="aff8"/>
+                <w:rFonts w:cs="Times New Roman"/>
+                <w:noProof/>
+              </w:rPr>
+              <w:t>6 Requirements specification</w:t>
+            </w:r>
+            <w:r>
+              <w:rPr>
+                <w:noProof/>
+                <w:webHidden/>
+              </w:rPr>
+              <w:tab/>
+            </w:r>
+            <w:r>
+              <w:rPr>
+                <w:noProof/>
+                <w:webHidden/>
+              </w:rPr>
+              <w:fldChar w:fldCharType="begin"/>
+            </w:r>
+            <w:r>
+              <w:rPr>
+                <w:noProof/>
+                <w:webHidden/>
+              </w:rPr>
+              <w:instrText xml:space="preserve"> PAGEREF _Toc243753762 \h </w:instrText>
+            </w:r>
+            <w:r>
+              <w:rPr>
+                <w:noProof/>
+                <w:webHidden/>
+              </w:rPr>
+            </w:r>
+            <w:r>
+              <w:rPr>
+                <w:noProof/>
+                <w:webHidden/>
+              </w:rPr>
+              <w:fldChar w:fldCharType="separate"/>
+            </w:r>
+            <w:r>
+              <w:rPr>
+                <w:noProof/>
+                <w:webHidden/>
+              </w:rPr>
+              <w:t>14</w:t>
+            </w:r>
+            <w:r>
+              <w:rPr>
+                <w:noProof/>
+                <w:webHidden/>
+              </w:rPr>
+              <w:fldChar w:fldCharType="end"/>
+            </w:r>
+          </w:hyperlink>
+        </w:p>
+        <w:p>
+          <w:pPr>
+            <w:pStyle w:val="2c"/>
+            <w:tabs>
+              <w:tab w:val="right" w:leader="dot" w:pos="9736"/>
+            </w:tabs>
+            <w:rPr>
+              <w:rFonts w:asciiTheme="minorHAnsi" w:hAnsiTheme="minorHAnsi"/>
+              <w:noProof/>
+              <w:color w:val="auto"/>
+              <w:kern w:val="2"/>
+              <w:sz w:val="24"/>
+              <w:szCs w:val="24"/>
+              <w14:ligatures w14:val="standardContextual"/>
+            </w:rPr>
+          </w:pPr>
+          <w:hyperlink w:anchor="_Toc243753763" w:history="1">
+            <w:r>
+              <w:rPr>
+                <w:rStyle w:val="aff8"/>
+                <w:rFonts w:cs="Times New Roman"/>
+                <w:noProof/>
+              </w:rPr>
+              <w:t>6.1 Functional requirements</w:t>
+            </w:r>
+            <w:r>
+              <w:rPr>
+                <w:noProof/>
+                <w:webHidden/>
+              </w:rPr>
+              <w:tab/>
+            </w:r>
+            <w:r>
+              <w:rPr>
+                <w:noProof/>
+                <w:webHidden/>
+              </w:rPr>
+              <w:fldChar w:fldCharType="begin"/>
+            </w:r>
+            <w:r>
+              <w:rPr>
+                <w:noProof/>
+                <w:webHidden/>
+              </w:rPr>
+              <w:instrText xml:space="preserve"> PAGEREF _Toc243753763 \h </w:instrText>
+            </w:r>
+            <w:r>
+              <w:rPr>
+                <w:noProof/>
+                <w:webHidden/>
+              </w:rPr>
+            </w:r>
+            <w:r>
+              <w:rPr>
+                <w:noProof/>
+                <w:webHidden/>
+              </w:rPr>
+              <w:fldChar w:fldCharType="separate"/>
+            </w:r>
+            <w:r>
+              <w:rPr>
+                <w:noProof/>
+                <w:webHidden/>
+              </w:rPr>
+              <w:t>14</w:t>
+            </w:r>
+            <w:r>
+              <w:rPr>
+                <w:noProof/>
+                <w:webHidden/>
+              </w:rPr>
+              <w:fldChar w:fldCharType="end"/>
+            </w:r>
+          </w:hyperlink>
+        </w:p>
+        <w:p>
+          <w:pPr>
+            <w:pStyle w:val="2c"/>
+            <w:tabs>
+              <w:tab w:val="right" w:leader="dot" w:pos="9736"/>
+            </w:tabs>
+            <w:rPr>
+              <w:rFonts w:asciiTheme="minorHAnsi" w:hAnsiTheme="minorHAnsi"/>
+              <w:noProof/>
+              <w:color w:val="auto"/>
+              <w:kern w:val="2"/>
+              <w:sz w:val="24"/>
+              <w:szCs w:val="24"/>
+              <w14:ligatures w14:val="standardContextual"/>
+            </w:rPr>
+          </w:pPr>
+          <w:hyperlink w:anchor="_Toc243753764" w:history="1">
+            <w:r>
+              <w:rPr>
+                <w:rStyle w:val="aff8"/>
+                <w:rFonts w:cs="Times New Roman"/>
+                <w:noProof/>
+              </w:rPr>
+              <w:t>6.2 Nonfunctional requirements</w:t>
+            </w:r>
+            <w:r>
+              <w:rPr>
+                <w:noProof/>
+                <w:webHidden/>
+              </w:rPr>
+              <w:tab/>
+            </w:r>
+            <w:r>
+              <w:rPr>
+                <w:noProof/>
+                <w:webHidden/>
+              </w:rPr>
+              <w:fldChar w:fldCharType="begin"/>
+            </w:r>
+            <w:r>
+              <w:rPr>
+                <w:noProof/>
+                <w:webHidden/>
+              </w:rPr>
+              <w:instrText xml:space="preserve"> PAGEREF _Toc243753764 \h </w:instrText>
+            </w:r>
+            <w:r>
+              <w:rPr>
+                <w:noProof/>
+                <w:webHidden/>
+              </w:rPr>
+            </w:r>
+            <w:r>
+              <w:rPr>
+                <w:noProof/>
+                <w:webHidden/>
+              </w:rPr>
+              <w:fldChar w:fldCharType="separate"/>
+            </w:r>
+            <w:r>
+              <w:rPr>
+                <w:noProof/>
+                <w:webHidden/>
+              </w:rPr>
+              <w:t>15</w:t>
+            </w:r>
+            <w:r>
+              <w:rPr>
+                <w:noProof/>
+                <w:webHidden/>
+              </w:rPr>
+              <w:fldChar w:fldCharType="end"/>
+            </w:r>
+          </w:hyperlink>
+        </w:p>
+        <w:p>
+          <w:pPr>
+            <w:pStyle w:val="15"/>
+            <w:tabs>
+              <w:tab w:val="right" w:leader="dot" w:pos="9736"/>
+            </w:tabs>
+            <w:rPr>
+              <w:rFonts w:asciiTheme="minorHAnsi" w:hAnsiTheme="minorHAnsi"/>
+              <w:noProof/>
+              <w:color w:val="auto"/>
+              <w:kern w:val="2"/>
+              <w:sz w:val="24"/>
+              <w:szCs w:val="24"/>
+              <w14:ligatures w14:val="standardContextual"/>
+            </w:rPr>
+          </w:pPr>
+          <w:hyperlink w:anchor="_Toc243753765" w:history="1">
+            <w:r>
+              <w:rPr>
+                <w:rStyle w:val="aff8"/>
+                <w:rFonts w:cs="Times New Roman"/>
+                <w:noProof/>
+              </w:rPr>
+              <w:t>7 Architecture and Diagrams</w:t>
+            </w:r>
+            <w:r>
+              <w:rPr>
+                <w:noProof/>
+                <w:webHidden/>
+              </w:rPr>
+              <w:tab/>
+            </w:r>
+            <w:r>
+              <w:rPr>
+                <w:noProof/>
+                <w:webHidden/>
+              </w:rPr>
+              <w:fldChar w:fldCharType="begin"/>
+            </w:r>
+            <w:r>
+              <w:rPr>
+                <w:noProof/>
+                <w:webHidden/>
+              </w:rPr>
+              <w:instrText xml:space="preserve"> PAGEREF _Toc243753765 \h </w:instrText>
+            </w:r>
+            <w:r>
+              <w:rPr>
+                <w:noProof/>
+                <w:webHidden/>
+              </w:rPr>
+            </w:r>
+            <w:r>
+              <w:rPr>
+                <w:noProof/>
+                <w:webHidden/>
+              </w:rPr>
+              <w:fldChar w:fldCharType="separate"/>
+            </w:r>
+            <w:r>
+              <w:rPr>
+                <w:noProof/>
+                <w:webHidden/>
+              </w:rPr>
+              <w:t>16</w:t>
+            </w:r>
+            <w:r>
+              <w:rPr>
+                <w:noProof/>
+                <w:webHidden/>
+              </w:rPr>
+              <w:fldChar w:fldCharType="end"/>
+            </w:r>
+          </w:hyperlink>
+        </w:p>
+        <w:p>
+          <w:pPr>
+            <w:pStyle w:val="2c"/>
+            <w:tabs>
+              <w:tab w:val="right" w:leader="dot" w:pos="9736"/>
+            </w:tabs>
+            <w:rPr>
+              <w:rFonts w:asciiTheme="minorHAnsi" w:hAnsiTheme="minorHAnsi"/>
+              <w:noProof/>
+              <w:color w:val="auto"/>
+              <w:kern w:val="2"/>
+              <w:sz w:val="24"/>
+              <w:szCs w:val="24"/>
+              <w14:ligatures w14:val="standardContextual"/>
+            </w:rPr>
+          </w:pPr>
+          <w:hyperlink w:anchor="_Toc243753766" w:history="1">
+            <w:r>
+              <w:rPr>
+                <w:rStyle w:val="aff8"/>
+                <w:rFonts w:cs="Times New Roman"/>
+                <w:noProof/>
+              </w:rPr>
+              <w:t>7.1 System boundary and components</w:t>
+            </w:r>
+            <w:r>
+              <w:rPr>
+                <w:noProof/>
+                <w:webHidden/>
+              </w:rPr>
+              <w:tab/>
+            </w:r>
+            <w:r>
+              <w:rPr>
+                <w:noProof/>
+                <w:webHidden/>
+              </w:rPr>
+              <w:fldChar w:fldCharType="begin"/>
+            </w:r>
+            <w:r>
+              <w:rPr>
+                <w:noProof/>
+                <w:webHidden/>
+              </w:rPr>
+              <w:instrText xml:space="preserve"> PAGEREF _Toc243753766 \h </w:instrText>
+            </w:r>
+            <w:r>
+              <w:rPr>
+                <w:noProof/>
+                <w:webHidden/>
+              </w:rPr>
+            </w:r>
+            <w:r>
+              <w:rPr>
+                <w:noProof/>
+                <w:webHidden/>
+              </w:rPr>
+              <w:fldChar w:fldCharType="separate"/>
+            </w:r>
+            <w:r>
+              <w:rPr>
+                <w:noProof/>
+                <w:webHidden/>
+              </w:rPr>
+              <w:t>16</w:t>
+            </w:r>
+            <w:r>
+              <w:rPr>
+                <w:noProof/>
+                <w:webHidden/>
+              </w:rPr>
+              <w:fldChar w:fldCharType="end"/>
+            </w:r>
+          </w:hyperlink>
+        </w:p>
+        <w:p>
+          <w:pPr>
+            <w:pStyle w:val="2c"/>
+            <w:tabs>
+              <w:tab w:val="right" w:leader="dot" w:pos="9736"/>
+            </w:tabs>
+            <w:rPr>
+              <w:rFonts w:asciiTheme="minorHAnsi" w:hAnsiTheme="minorHAnsi"/>
+              <w:noProof/>
+              <w:color w:val="auto"/>
+              <w:kern w:val="2"/>
+              <w:sz w:val="24"/>
+              <w:szCs w:val="24"/>
+              <w14:ligatures w14:val="standardContextual"/>
+            </w:rPr>
+          </w:pPr>
+          <w:hyperlink w:anchor="_Toc243753767" w:history="1">
+            <w:r>
+              <w:rPr>
+                <w:rStyle w:val="aff8"/>
+                <w:rFonts w:cs="Times New Roman"/>
+                <w:noProof/>
+              </w:rPr>
+              <w:t>7.2 Data and consistency</w:t>
+            </w:r>
+            <w:r>
+              <w:rPr>
+                <w:noProof/>
+                <w:webHidden/>
+              </w:rPr>
+              <w:tab/>
+            </w:r>
+            <w:r>
+              <w:rPr>
+                <w:noProof/>
+                <w:webHidden/>
+              </w:rPr>
+              <w:fldChar w:fldCharType="begin"/>
+            </w:r>
+            <w:r>
+              <w:rPr>
+                <w:noProof/>
+                <w:webHidden/>
+              </w:rPr>
+              <w:instrText xml:space="preserve"> PAGEREF _Toc243753767 \h </w:instrText>
+            </w:r>
+            <w:r>
+              <w:rPr>
+                <w:noProof/>
+                <w:webHidden/>
+              </w:rPr>
+            </w:r>
+            <w:r>
+              <w:rPr>
+                <w:noProof/>
+                <w:webHidden/>
+              </w:rPr>
+              <w:fldChar w:fldCharType="separate"/>
+            </w:r>
+            <w:r>
+              <w:rPr>
+                <w:noProof/>
+                <w:webHidden/>
+              </w:rPr>
+              <w:t>19</w:t>
+            </w:r>
+            <w:r>
+              <w:rPr>
+                <w:noProof/>
+                <w:webHidden/>
+              </w:rPr>
+              <w:fldChar w:fldCharType="end"/>
+            </w:r>
+          </w:hyperlink>
+        </w:p>
+        <w:p>
+          <w:pPr>
+            <w:pStyle w:val="2c"/>
+            <w:tabs>
+              <w:tab w:val="right" w:leader="dot" w:pos="9736"/>
+            </w:tabs>
+            <w:rPr>
+              <w:rFonts w:asciiTheme="minorHAnsi" w:hAnsiTheme="minorHAnsi"/>
+              <w:noProof/>
+              <w:color w:val="auto"/>
+              <w:kern w:val="2"/>
+              <w:sz w:val="24"/>
+              <w:szCs w:val="24"/>
+              <w14:ligatures w14:val="standardContextual"/>
+            </w:rPr>
+          </w:pPr>
+          <w:hyperlink w:anchor="_Toc243753768" w:history="1">
+            <w:r>
+              <w:rPr>
+                <w:rStyle w:val="aff8"/>
+                <w:rFonts w:cs="Times New Roman"/>
+                <w:noProof/>
+              </w:rPr>
+              <w:t>7.3 Intelligent processing</w:t>
+            </w:r>
+            <w:r>
+              <w:rPr>
+                <w:noProof/>
+                <w:webHidden/>
+              </w:rPr>
+              <w:tab/>
+            </w:r>
+            <w:r>
+              <w:rPr>
+                <w:noProof/>
+                <w:webHidden/>
+              </w:rPr>
+              <w:fldChar w:fldCharType="begin"/>
+            </w:r>
+            <w:r>
+              <w:rPr>
+                <w:noProof/>
+                <w:webHidden/>
+              </w:rPr>
+              <w:instrText xml:space="preserve"> PAGEREF _Toc243753768 \h </w:instrText>
+            </w:r>
+            <w:r>
+              <w:rPr>
+                <w:noProof/>
+                <w:webHidden/>
+              </w:rPr>
+            </w:r>
+            <w:r>
+              <w:rPr>
+                <w:noProof/>
+                <w:webHidden/>
+              </w:rPr>
+              <w:fldChar w:fldCharType="separate"/>
+            </w:r>
+            <w:r>
+              <w:rPr>
+                <w:noProof/>
+                <w:webHidden/>
+              </w:rPr>
+              <w:t>20</w:t>
+            </w:r>
+            <w:r>
+              <w:rPr>
+                <w:noProof/>
+                <w:webHidden/>
+              </w:rPr>
+              <w:fldChar w:fldCharType="end"/>
+            </w:r>
+          </w:hyperlink>
+        </w:p>
+        <w:p>
+          <w:pPr>
+            <w:pStyle w:val="15"/>
+            <w:tabs>
+              <w:tab w:val="right" w:leader="dot" w:pos="9736"/>
+            </w:tabs>
+            <w:rPr>
+              <w:rFonts w:asciiTheme="minorHAnsi" w:hAnsiTheme="minorHAnsi"/>
+              <w:noProof/>
+              <w:color w:val="auto"/>
+              <w:kern w:val="2"/>
+              <w:sz w:val="24"/>
+              <w:szCs w:val="24"/>
+              <w14:ligatures w14:val="standardContextual"/>
+            </w:rPr>
+          </w:pPr>
+          <w:hyperlink w:anchor="_Toc243753769" w:history="1">
+            <w:r>
+              <w:rPr>
+                <w:rStyle w:val="aff8"/>
+                <w:rFonts w:cs="Times New Roman"/>
+                <w:noProof/>
+              </w:rPr>
+              <w:t>8 UX and prototype</w:t>
+            </w:r>
+            <w:r>
+              <w:rPr>
+                <w:noProof/>
+                <w:webHidden/>
+              </w:rPr>
+              <w:tab/>
+            </w:r>
+            <w:r>
+              <w:rPr>
+                <w:noProof/>
+                <w:webHidden/>
+              </w:rPr>
+              <w:fldChar w:fldCharType="begin"/>
+            </w:r>
+            <w:r>
+              <w:rPr>
+                <w:noProof/>
+                <w:webHidden/>
+              </w:rPr>
+              <w:instrText xml:space="preserve"> PAGEREF _Toc243753769 \h </w:instrText>
+            </w:r>
+            <w:r>
+              <w:rPr>
+                <w:noProof/>
+                <w:webHidden/>
+              </w:rPr>
+            </w:r>
+            <w:r>
+              <w:rPr>
+                <w:noProof/>
+                <w:webHidden/>
+              </w:rPr>
+              <w:fldChar w:fldCharType="separate"/>
+            </w:r>
+            <w:r>
+              <w:rPr>
+                <w:noProof/>
+                <w:webHidden/>
+              </w:rPr>
+              <w:t>20</w:t>
+            </w:r>
+            <w:r>
+              <w:rPr>
+                <w:noProof/>
+                <w:webHidden/>
+              </w:rPr>
+              <w:fldChar w:fldCharType="end"/>
+            </w:r>
+          </w:hyperlink>
+        </w:p>
+        <w:p>
+          <w:pPr>
+            <w:pStyle w:val="2c"/>
+            <w:tabs>
+              <w:tab w:val="right" w:leader="dot" w:pos="9736"/>
+            </w:tabs>
+            <w:rPr>
+              <w:rFonts w:asciiTheme="minorHAnsi" w:hAnsiTheme="minorHAnsi"/>
+              <w:noProof/>
+              <w:color w:val="auto"/>
+              <w:kern w:val="2"/>
+              <w:sz w:val="24"/>
+              <w:szCs w:val="24"/>
+              <w14:ligatures w14:val="standardContextual"/>
+            </w:rPr>
+          </w:pPr>
+          <w:hyperlink w:anchor="_Toc243753770" w:history="1">
+            <w:r>
+              <w:rPr>
+                <w:rStyle w:val="aff8"/>
+                <w:rFonts w:cs="Times New Roman"/>
+                <w:noProof/>
+              </w:rPr>
+              <w:t>8.1 Application navigation</w:t>
+            </w:r>
+            <w:r>
+              <w:rPr>
+                <w:noProof/>
+                <w:webHidden/>
+              </w:rPr>
+              <w:tab/>
+            </w:r>
+            <w:r>
+              <w:rPr>
+                <w:noProof/>
+                <w:webHidden/>
+              </w:rPr>
+              <w:fldChar w:fldCharType="begin"/>
+            </w:r>
+            <w:r>
+              <w:rPr>
+                <w:noProof/>
+                <w:webHidden/>
+              </w:rPr>
+              <w:instrText xml:space="preserve"> PAGEREF _Toc243753770 \h </w:instrText>
+            </w:r>
+            <w:r>
+              <w:rPr>
+                <w:noProof/>
+                <w:webHidden/>
+              </w:rPr>
+            </w:r>
+            <w:r>
+              <w:rPr>
+                <w:noProof/>
+                <w:webHidden/>
+              </w:rPr>
+              <w:fldChar w:fldCharType="separate"/>
+            </w:r>
+            <w:r>
+              <w:rPr>
+                <w:noProof/>
+                <w:webHidden/>
+              </w:rPr>
+              <w:t>20</w:t>
+            </w:r>
+            <w:r>
+              <w:rPr>
+                <w:noProof/>
+                <w:webHidden/>
+              </w:rPr>
+              <w:fldChar w:fldCharType="end"/>
+            </w:r>
+          </w:hyperlink>
+        </w:p>
+        <w:p>
+          <w:pPr>
+            <w:pStyle w:val="2c"/>
+            <w:tabs>
+              <w:tab w:val="right" w:leader="dot" w:pos="9736"/>
+            </w:tabs>
+            <w:rPr>
+              <w:rFonts w:asciiTheme="minorHAnsi" w:hAnsiTheme="minorHAnsi"/>
+              <w:noProof/>
+              <w:color w:val="auto"/>
+              <w:kern w:val="2"/>
+              <w:sz w:val="24"/>
+              <w:szCs w:val="24"/>
+              <w14:ligatures w14:val="standardContextual"/>
+            </w:rPr>
+          </w:pPr>
+          <w:hyperlink w:anchor="_Toc243753771" w:history="1">
+            <w:r>
+              <w:rPr>
+                <w:rStyle w:val="aff8"/>
+                <w:rFonts w:cs="Times New Roman"/>
+                <w:noProof/>
+              </w:rPr>
+              <w:t>8.2 Overview and assistant functions</w:t>
+            </w:r>
+            <w:r>
+              <w:rPr>
+                <w:noProof/>
+                <w:webHidden/>
+              </w:rPr>
+              <w:tab/>
+            </w:r>
+            <w:r>
+              <w:rPr>
+                <w:noProof/>
+                <w:webHidden/>
+              </w:rPr>
+              <w:fldChar w:fldCharType="begin"/>
+            </w:r>
+            <w:r>
+              <w:rPr>
+                <w:noProof/>
+                <w:webHidden/>
+              </w:rPr>
+              <w:instrText xml:space="preserve"> PAGEREF _Toc243753771 \h </w:instrText>
+            </w:r>
+            <w:r>
+              <w:rPr>
+                <w:noProof/>
+                <w:webHidden/>
+              </w:rPr>
+            </w:r>
+            <w:r>
+              <w:rPr>
+                <w:noProof/>
+                <w:webHidden/>
+              </w:rPr>
+              <w:fldChar w:fldCharType="separate"/>
+            </w:r>
+            <w:r>
+              <w:rPr>
+                <w:noProof/>
+                <w:webHidden/>
+              </w:rPr>
+              <w:t>21</w:t>
+            </w:r>
+            <w:r>
+              <w:rPr>
+                <w:noProof/>
+                <w:webHidden/>
+              </w:rPr>
+              <w:fldChar w:fldCharType="end"/>
+            </w:r>
+          </w:hyperlink>
+        </w:p>
+        <w:p>
+          <w:pPr>
+            <w:pStyle w:val="2c"/>
+            <w:tabs>
+              <w:tab w:val="right" w:leader="dot" w:pos="9736"/>
+            </w:tabs>
+            <w:rPr>
+              <w:rFonts w:asciiTheme="minorHAnsi" w:hAnsiTheme="minorHAnsi"/>
+              <w:noProof/>
+              <w:color w:val="auto"/>
+              <w:kern w:val="2"/>
+              <w:sz w:val="24"/>
+              <w:szCs w:val="24"/>
+              <w14:ligatures w14:val="standardContextual"/>
+            </w:rPr>
+          </w:pPr>
+          <w:hyperlink w:anchor="_Toc243753772" w:history="1">
+            <w:r>
+              <w:rPr>
+                <w:rStyle w:val="aff8"/>
+                <w:rFonts w:cs="Times New Roman"/>
+                <w:noProof/>
+              </w:rPr>
+              <w:t>8.3 Integration catalogue</w:t>
+            </w:r>
+            <w:r>
+              <w:rPr>
+                <w:noProof/>
+                <w:webHidden/>
+              </w:rPr>
+              <w:tab/>
+            </w:r>
+            <w:r>
+              <w:rPr>
+                <w:noProof/>
+                <w:webHidden/>
+              </w:rPr>
+              <w:fldChar w:fldCharType="begin"/>
+            </w:r>
+            <w:r>
+              <w:rPr>
+                <w:noProof/>
+                <w:webHidden/>
+              </w:rPr>
+              <w:instrText xml:space="preserve"> PAGEREF _Toc243753772 \h </w:instrText>
+            </w:r>
+            <w:r>
+              <w:rPr>
+                <w:noProof/>
+                <w:webHidden/>
+              </w:rPr>
+            </w:r>
+            <w:r>
+              <w:rPr>
+                <w:noProof/>
+                <w:webHidden/>
+              </w:rPr>
+              <w:fldChar w:fldCharType="separate"/>
+            </w:r>
+            <w:r>
+              <w:rPr>
+                <w:noProof/>
+                <w:webHidden/>
+              </w:rPr>
+              <w:t>21</w:t>
+            </w:r>
+            <w:r>
+              <w:rPr>
+                <w:noProof/>
+                <w:webHidden/>
+              </w:rPr>
+              <w:fldChar w:fldCharType="end"/>
+            </w:r>
+          </w:hyperlink>
+        </w:p>
+        <w:p>
+          <w:pPr>
+            <w:pStyle w:val="2c"/>
+            <w:tabs>
+              <w:tab w:val="right" w:leader="dot" w:pos="9736"/>
+            </w:tabs>
+            <w:rPr>
+              <w:rFonts w:asciiTheme="minorHAnsi" w:hAnsiTheme="minorHAnsi"/>
+              <w:noProof/>
+              <w:color w:val="auto"/>
+              <w:kern w:val="2"/>
+              <w:sz w:val="24"/>
+              <w:szCs w:val="24"/>
+              <w14:ligatures w14:val="standardContextual"/>
+            </w:rPr>
+          </w:pPr>
+          <w:hyperlink w:anchor="_Toc243753773" w:history="1">
+            <w:r>
+              <w:rPr>
+                <w:rStyle w:val="aff8"/>
+                <w:rFonts w:cs="Times New Roman"/>
+                <w:noProof/>
+              </w:rPr>
+              <w:t>8.4 Device connections</w:t>
+            </w:r>
+            <w:r>
+              <w:rPr>
+                <w:noProof/>
+                <w:webHidden/>
+              </w:rPr>
+              <w:tab/>
+            </w:r>
+            <w:r>
+              <w:rPr>
+                <w:noProof/>
+                <w:webHidden/>
+              </w:rPr>
+              <w:fldChar w:fldCharType="begin"/>
+            </w:r>
+            <w:r>
+              <w:rPr>
+                <w:noProof/>
+                <w:webHidden/>
+              </w:rPr>
+              <w:instrText xml:space="preserve"> PAGEREF _Toc243753773 \h </w:instrText>
+            </w:r>
+            <w:r>
+              <w:rPr>
+                <w:noProof/>
+                <w:webHidden/>
+              </w:rPr>
+            </w:r>
+            <w:r>
+              <w:rPr>
+                <w:noProof/>
+                <w:webHidden/>
+              </w:rPr>
+              <w:fldChar w:fldCharType="separate"/>
+            </w:r>
+            <w:r>
+              <w:rPr>
+                <w:noProof/>
+                <w:webHidden/>
+              </w:rPr>
+              <w:t>22</w:t>
+            </w:r>
+            <w:r>
+              <w:rPr>
+                <w:noProof/>
+                <w:webHidden/>
+              </w:rPr>
+              <w:fldChar w:fldCharType="end"/>
+            </w:r>
+          </w:hyperlink>
+        </w:p>
+        <w:p>
+          <w:pPr>
+            <w:pStyle w:val="2c"/>
+            <w:tabs>
+              <w:tab w:val="right" w:leader="dot" w:pos="9736"/>
+            </w:tabs>
+            <w:rPr>
+              <w:rFonts w:asciiTheme="minorHAnsi" w:hAnsiTheme="minorHAnsi"/>
+              <w:noProof/>
+              <w:color w:val="auto"/>
+              <w:kern w:val="2"/>
+              <w:sz w:val="24"/>
+              <w:szCs w:val="24"/>
+              <w14:ligatures w14:val="standardContextual"/>
+            </w:rPr>
+          </w:pPr>
+          <w:hyperlink w:anchor="_Toc243753774" w:history="1">
+            <w:r>
+              <w:rPr>
+                <w:rStyle w:val="aff8"/>
+                <w:rFonts w:cs="Times New Roman"/>
+                <w:noProof/>
+              </w:rPr>
+              <w:t>8.5 Preferences and error states</w:t>
+            </w:r>
+            <w:r>
+              <w:rPr>
+                <w:noProof/>
+                <w:webHidden/>
+              </w:rPr>
+              <w:tab/>
+            </w:r>
+            <w:r>
+              <w:rPr>
+                <w:noProof/>
+                <w:webHidden/>
+              </w:rPr>
+              <w:fldChar w:fldCharType="begin"/>
+            </w:r>
+            <w:r>
+              <w:rPr>
+                <w:noProof/>
+                <w:webHidden/>
+              </w:rPr>
+              <w:instrText xml:space="preserve"> PAGEREF _Toc243753774 \h </w:instrText>
+            </w:r>
+            <w:r>
+              <w:rPr>
+                <w:noProof/>
+                <w:webHidden/>
+              </w:rPr>
+            </w:r>
+            <w:r>
+              <w:rPr>
+                <w:noProof/>
+                <w:webHidden/>
+              </w:rPr>
+              <w:fldChar w:fldCharType="separate"/>
+            </w:r>
+            <w:r>
+              <w:rPr>
+                <w:noProof/>
+                <w:webHidden/>
+              </w:rPr>
+              <w:t>22</w:t>
+            </w:r>
+            <w:r>
+              <w:rPr>
+                <w:noProof/>
+                <w:webHidden/>
+              </w:rPr>
+              <w:fldChar w:fldCharType="end"/>
+            </w:r>
+          </w:hyperlink>
+        </w:p>
+        <w:p>
+          <w:pPr>
+            <w:pStyle w:val="15"/>
+            <w:tabs>
+              <w:tab w:val="right" w:leader="dot" w:pos="9736"/>
+            </w:tabs>
+            <w:rPr>
+              <w:rFonts w:asciiTheme="minorHAnsi" w:hAnsiTheme="minorHAnsi"/>
+              <w:noProof/>
+              <w:color w:val="auto"/>
+              <w:kern w:val="2"/>
+              <w:sz w:val="24"/>
+              <w:szCs w:val="24"/>
+              <w14:ligatures w14:val="standardContextual"/>
+            </w:rPr>
+          </w:pPr>
+          <w:hyperlink w:anchor="_Toc243753775" w:history="1">
+            <w:r>
+              <w:rPr>
+                <w:rStyle w:val="aff8"/>
+                <w:rFonts w:cs="Times New Roman"/>
+                <w:noProof/>
+              </w:rPr>
+              <w:t>9 Verification and evaluation plan</w:t>
+            </w:r>
+            <w:r>
+              <w:rPr>
+                <w:noProof/>
+                <w:webHidden/>
+              </w:rPr>
+              <w:tab/>
+            </w:r>
+            <w:r>
+              <w:rPr>
+                <w:noProof/>
+                <w:webHidden/>
+              </w:rPr>
+              <w:fldChar w:fldCharType="begin"/>
+            </w:r>
+            <w:r>
+              <w:rPr>
+                <w:noProof/>
+                <w:webHidden/>
+              </w:rPr>
+              <w:instrText xml:space="preserve"> PAGEREF _Toc243753775 \h </w:instrText>
+            </w:r>
+            <w:r>
+              <w:rPr>
+                <w:noProof/>
+                <w:webHidden/>
+              </w:rPr>
+            </w:r>
+            <w:r>
+              <w:rPr>
+                <w:noProof/>
+                <w:webHidden/>
+              </w:rPr>
+              <w:fldChar w:fldCharType="separate"/>
+            </w:r>
+            <w:r>
+              <w:rPr>
+                <w:noProof/>
+                <w:webHidden/>
+              </w:rPr>
+              <w:t>22</w:t>
+            </w:r>
+            <w:r>
+              <w:rPr>
+                <w:noProof/>
+                <w:webHidden/>
+              </w:rPr>
+              <w:fldChar w:fldCharType="end"/>
+            </w:r>
+          </w:hyperlink>
+        </w:p>
+        <w:p>
+          <w:pPr>
+            <w:pStyle w:val="2c"/>
+            <w:tabs>
+              <w:tab w:val="right" w:leader="dot" w:pos="9736"/>
+            </w:tabs>
+            <w:rPr>
+              <w:rFonts w:asciiTheme="minorHAnsi" w:hAnsiTheme="minorHAnsi"/>
+              <w:noProof/>
+              <w:color w:val="auto"/>
+              <w:kern w:val="2"/>
+              <w:sz w:val="24"/>
+              <w:szCs w:val="24"/>
+              <w14:ligatures w14:val="standardContextual"/>
+            </w:rPr>
+          </w:pPr>
+          <w:hyperlink w:anchor="_Toc243753776" w:history="1">
+            <w:r>
+              <w:rPr>
+                <w:rStyle w:val="aff8"/>
+                <w:rFonts w:cs="Times New Roman"/>
+                <w:noProof/>
+              </w:rPr>
+              <w:t>9.1 Baselines and evaluation questions</w:t>
+            </w:r>
+            <w:r>
+              <w:rPr>
+                <w:noProof/>
+                <w:webHidden/>
+              </w:rPr>
+              <w:tab/>
+            </w:r>
+            <w:r>
+              <w:rPr>
+                <w:noProof/>
+                <w:webHidden/>
+              </w:rPr>
+              <w:fldChar w:fldCharType="begin"/>
+            </w:r>
+            <w:r>
+              <w:rPr>
+                <w:noProof/>
+                <w:webHidden/>
+              </w:rPr>
+              <w:instrText xml:space="preserve"> PAGEREF _Toc243753776 \h </w:instrText>
+            </w:r>
+            <w:r>
+              <w:rPr>
+                <w:noProof/>
+                <w:webHidden/>
+              </w:rPr>
+            </w:r>
+            <w:r>
+              <w:rPr>
+                <w:noProof/>
+                <w:webHidden/>
+              </w:rPr>
+              <w:fldChar w:fldCharType="separate"/>
+            </w:r>
+            <w:r>
+              <w:rPr>
+                <w:noProof/>
+                <w:webHidden/>
+              </w:rPr>
+              <w:t>22</w:t>
+            </w:r>
+            <w:r>
+              <w:rPr>
+                <w:noProof/>
+                <w:webHidden/>
+              </w:rPr>
+              <w:fldChar w:fldCharType="end"/>
+            </w:r>
+          </w:hyperlink>
+        </w:p>
+        <w:p>
+          <w:pPr>
+            <w:pStyle w:val="2c"/>
+            <w:tabs>
+              <w:tab w:val="right" w:leader="dot" w:pos="9736"/>
+            </w:tabs>
+            <w:rPr>
+              <w:rFonts w:asciiTheme="minorHAnsi" w:hAnsiTheme="minorHAnsi"/>
+              <w:noProof/>
+              <w:color w:val="auto"/>
+              <w:kern w:val="2"/>
+              <w:sz w:val="24"/>
+              <w:szCs w:val="24"/>
+              <w14:ligatures w14:val="standardContextual"/>
+            </w:rPr>
+          </w:pPr>
+          <w:hyperlink w:anchor="_Toc243753777" w:history="1">
+            <w:r>
+              <w:rPr>
+                <w:rStyle w:val="aff8"/>
+                <w:rFonts w:cs="Times New Roman"/>
+                <w:noProof/>
+              </w:rPr>
+              <w:t>9.2 Verification matrix</w:t>
+            </w:r>
+            <w:r>
+              <w:rPr>
+                <w:noProof/>
+                <w:webHidden/>
+              </w:rPr>
+              <w:tab/>
+            </w:r>
+            <w:r>
+              <w:rPr>
+                <w:noProof/>
+                <w:webHidden/>
+              </w:rPr>
+              <w:fldChar w:fldCharType="begin"/>
+            </w:r>
+            <w:r>
+              <w:rPr>
+                <w:noProof/>
+                <w:webHidden/>
+              </w:rPr>
+              <w:instrText xml:space="preserve"> PAGEREF _Toc243753777 \h </w:instrText>
+            </w:r>
+            <w:r>
+              <w:rPr>
+                <w:noProof/>
+                <w:webHidden/>
+              </w:rPr>
+            </w:r>
+            <w:r>
+              <w:rPr>
+                <w:noProof/>
+                <w:webHidden/>
+              </w:rPr>
+              <w:fldChar w:fldCharType="separate"/>
+            </w:r>
+            <w:r>
+              <w:rPr>
+                <w:noProof/>
+                <w:webHidden/>
+              </w:rPr>
+              <w:t>22</w:t>
+            </w:r>
+            <w:r>
+              <w:rPr>
+                <w:noProof/>
+                <w:webHidden/>
+              </w:rPr>
+              <w:fldChar w:fldCharType="end"/>
+            </w:r>
+          </w:hyperlink>
+        </w:p>
+        <w:p>
+          <w:pPr>
+            <w:pStyle w:val="2c"/>
+            <w:tabs>
+              <w:tab w:val="right" w:leader="dot" w:pos="9736"/>
+            </w:tabs>
+            <w:rPr>
+              <w:rFonts w:asciiTheme="minorHAnsi" w:hAnsiTheme="minorHAnsi"/>
+              <w:noProof/>
+              <w:color w:val="auto"/>
+              <w:kern w:val="2"/>
+              <w:sz w:val="24"/>
+              <w:szCs w:val="24"/>
+              <w14:ligatures w14:val="standardContextual"/>
+            </w:rPr>
+          </w:pPr>
+          <w:hyperlink w:anchor="_Toc243753778" w:history="1">
+            <w:r>
+              <w:rPr>
+                <w:rStyle w:val="aff8"/>
+                <w:rFonts w:cs="Times New Roman"/>
+                <w:noProof/>
+              </w:rPr>
+              <w:t>9.3 Measurement conditions</w:t>
+            </w:r>
+            <w:r>
+              <w:rPr>
+                <w:noProof/>
+                <w:webHidden/>
+              </w:rPr>
+              <w:tab/>
+            </w:r>
+            <w:r>
+              <w:rPr>
+                <w:noProof/>
+                <w:webHidden/>
+              </w:rPr>
+              <w:fldChar w:fldCharType="begin"/>
+            </w:r>
+            <w:r>
+              <w:rPr>
+                <w:noProof/>
+                <w:webHidden/>
+              </w:rPr>
+              <w:instrText xml:space="preserve"> PAGEREF _Toc243753778 \h </w:instrText>
+            </w:r>
+            <w:r>
+              <w:rPr>
+                <w:noProof/>
+                <w:webHidden/>
+              </w:rPr>
+            </w:r>
+            <w:r>
+              <w:rPr>
+                <w:noProof/>
+                <w:webHidden/>
+              </w:rPr>
+              <w:fldChar w:fldCharType="separate"/>
+            </w:r>
+            <w:r>
+              <w:rPr>
+                <w:noProof/>
+                <w:webHidden/>
+              </w:rPr>
+              <w:t>23</w:t>
+            </w:r>
+            <w:r>
+              <w:rPr>
+                <w:noProof/>
+                <w:webHidden/>
+              </w:rPr>
+              <w:fldChar w:fldCharType="end"/>
+            </w:r>
+          </w:hyperlink>
+        </w:p>
+        <w:p>
+          <w:pPr>
+            <w:pStyle w:val="2c"/>
+            <w:tabs>
+              <w:tab w:val="right" w:leader="dot" w:pos="9736"/>
+            </w:tabs>
+            <w:rPr>
+              <w:rFonts w:asciiTheme="minorHAnsi" w:hAnsiTheme="minorHAnsi"/>
+              <w:noProof/>
+              <w:color w:val="auto"/>
+              <w:kern w:val="2"/>
+              <w:sz w:val="24"/>
+              <w:szCs w:val="24"/>
+              <w14:ligatures w14:val="standardContextual"/>
+            </w:rPr>
+          </w:pPr>
+          <w:hyperlink w:anchor="_Toc243753779" w:history="1">
+            <w:r>
+              <w:rPr>
+                <w:rStyle w:val="aff8"/>
+                <w:rFonts w:cs="Times New Roman"/>
+                <w:noProof/>
+              </w:rPr>
+              <w:t>9.4 Evaluation outputs</w:t>
+            </w:r>
+            <w:r>
+              <w:rPr>
+                <w:noProof/>
+                <w:webHidden/>
+              </w:rPr>
+              <w:tab/>
+            </w:r>
+            <w:r>
+              <w:rPr>
+                <w:noProof/>
+                <w:webHidden/>
+              </w:rPr>
+              <w:fldChar w:fldCharType="begin"/>
+            </w:r>
+            <w:r>
+              <w:rPr>
+                <w:noProof/>
+                <w:webHidden/>
+              </w:rPr>
+              <w:instrText xml:space="preserve"> PAGEREF _Toc243753779 \h </w:instrText>
+            </w:r>
+            <w:r>
+              <w:rPr>
+                <w:noProof/>
+                <w:webHidden/>
+              </w:rPr>
+            </w:r>
+            <w:r>
+              <w:rPr>
+                <w:noProof/>
+                <w:webHidden/>
+              </w:rPr>
+              <w:fldChar w:fldCharType="separate"/>
+            </w:r>
+            <w:r>
+              <w:rPr>
+                <w:noProof/>
+                <w:webHidden/>
+              </w:rPr>
+              <w:t>23</w:t>
+            </w:r>
+            <w:r>
+              <w:rPr>
+                <w:noProof/>
+                <w:webHidden/>
+              </w:rPr>
+              <w:fldChar w:fldCharType="end"/>
+            </w:r>
+          </w:hyperlink>
+        </w:p>
+        <w:p>
+          <w:pPr>
+            <w:pStyle w:val="15"/>
+            <w:tabs>
+              <w:tab w:val="right" w:leader="dot" w:pos="9736"/>
+            </w:tabs>
+            <w:rPr>
+              <w:rFonts w:asciiTheme="minorHAnsi" w:hAnsiTheme="minorHAnsi"/>
+              <w:noProof/>
+              <w:color w:val="auto"/>
+              <w:kern w:val="2"/>
+              <w:sz w:val="24"/>
+              <w:szCs w:val="24"/>
+              <w14:ligatures w14:val="standardContextual"/>
+            </w:rPr>
+          </w:pPr>
+          <w:hyperlink w:anchor="_Toc243753780" w:history="1">
+            <w:r>
+              <w:rPr>
+                <w:rStyle w:val="aff8"/>
+                <w:rFonts w:cs="Times New Roman"/>
+                <w:noProof/>
+              </w:rPr>
+              <w:t>10 Project management and risks</w:t>
+            </w:r>
+            <w:r>
+              <w:rPr>
+                <w:noProof/>
+                <w:webHidden/>
+              </w:rPr>
+              <w:tab/>
+            </w:r>
+            <w:r>
+              <w:rPr>
+                <w:noProof/>
+                <w:webHidden/>
+              </w:rPr>
+              <w:fldChar w:fldCharType="begin"/>
+            </w:r>
+            <w:r>
+              <w:rPr>
+                <w:noProof/>
+                <w:webHidden/>
+              </w:rPr>
+              <w:instrText xml:space="preserve"> PAGEREF _Toc243753780 \h </w:instrText>
+            </w:r>
+            <w:r>
+              <w:rPr>
+                <w:noProof/>
+                <w:webHidden/>
+              </w:rPr>
+            </w:r>
+            <w:r>
+              <w:rPr>
+                <w:noProof/>
+                <w:webHidden/>
+              </w:rPr>
+              <w:fldChar w:fldCharType="separate"/>
+            </w:r>
+            <w:r>
+              <w:rPr>
+                <w:noProof/>
+                <w:webHidden/>
+              </w:rPr>
+              <w:t>24</w:t>
+            </w:r>
+            <w:r>
+              <w:rPr>
+                <w:noProof/>
+                <w:webHidden/>
+              </w:rPr>
+              <w:fldChar w:fldCharType="end"/>
+            </w:r>
+          </w:hyperlink>
+        </w:p>
+        <w:p>
+          <w:pPr>
+            <w:pStyle w:val="2c"/>
+            <w:tabs>
+              <w:tab w:val="right" w:leader="dot" w:pos="9736"/>
+            </w:tabs>
+            <w:rPr>
+              <w:rFonts w:asciiTheme="minorHAnsi" w:hAnsiTheme="minorHAnsi"/>
+              <w:noProof/>
+              <w:color w:val="auto"/>
+              <w:kern w:val="2"/>
+              <w:sz w:val="24"/>
+              <w:szCs w:val="24"/>
+              <w14:ligatures w14:val="standardContextual"/>
+            </w:rPr>
+          </w:pPr>
+          <w:hyperlink w:anchor="_Toc243753781" w:history="1">
+            <w:r>
+              <w:rPr>
+                <w:rStyle w:val="aff8"/>
+                <w:rFonts w:cs="Times New Roman"/>
+                <w:noProof/>
+              </w:rPr>
+              <w:t>10.1 Responsibility and workflow</w:t>
+            </w:r>
+            <w:r>
+              <w:rPr>
+                <w:noProof/>
+                <w:webHidden/>
+              </w:rPr>
+              <w:tab/>
+            </w:r>
+            <w:r>
+              <w:rPr>
+                <w:noProof/>
+                <w:webHidden/>
+              </w:rPr>
+              <w:fldChar w:fldCharType="begin"/>
+            </w:r>
+            <w:r>
+              <w:rPr>
+                <w:noProof/>
+                <w:webHidden/>
+              </w:rPr>
+              <w:instrText xml:space="preserve"> PAGEREF _Toc243753781 \h </w:instrText>
+            </w:r>
+            <w:r>
+              <w:rPr>
+                <w:noProof/>
+                <w:webHidden/>
+              </w:rPr>
+            </w:r>
+            <w:r>
+              <w:rPr>
+                <w:noProof/>
+                <w:webHidden/>
+              </w:rPr>
+              <w:fldChar w:fldCharType="separate"/>
+            </w:r>
+            <w:r>
+              <w:rPr>
+                <w:noProof/>
+                <w:webHidden/>
+              </w:rPr>
+              <w:t>24</w:t>
+            </w:r>
+            <w:r>
+              <w:rPr>
+                <w:noProof/>
+                <w:webHidden/>
+              </w:rPr>
+              <w:fldChar w:fldCharType="end"/>
+            </w:r>
+          </w:hyperlink>
+        </w:p>
+        <w:p>
+          <w:pPr>
+            <w:pStyle w:val="2c"/>
+            <w:tabs>
+              <w:tab w:val="right" w:leader="dot" w:pos="9736"/>
+            </w:tabs>
+            <w:rPr>
+              <w:rFonts w:asciiTheme="minorHAnsi" w:hAnsiTheme="minorHAnsi"/>
+              <w:noProof/>
+              <w:color w:val="auto"/>
+              <w:kern w:val="2"/>
+              <w:sz w:val="24"/>
+              <w:szCs w:val="24"/>
+              <w14:ligatures w14:val="standardContextual"/>
+            </w:rPr>
+          </w:pPr>
+          <w:hyperlink w:anchor="_Toc243753782" w:history="1">
+            <w:r>
+              <w:rPr>
+                <w:rStyle w:val="aff8"/>
+                <w:rFonts w:cs="Times New Roman"/>
+                <w:noProof/>
+              </w:rPr>
+              <w:t>10.2 Proposed milestones</w:t>
+            </w:r>
+            <w:r>
+              <w:rPr>
+                <w:noProof/>
+                <w:webHidden/>
+              </w:rPr>
+              <w:tab/>
+            </w:r>
+            <w:r>
+              <w:rPr>
+                <w:noProof/>
+                <w:webHidden/>
+              </w:rPr>
+              <w:fldChar w:fldCharType="begin"/>
+            </w:r>
+            <w:r>
+              <w:rPr>
+                <w:noProof/>
+                <w:webHidden/>
+              </w:rPr>
+              <w:instrText xml:space="preserve"> PAGEREF _Toc243753782 \h </w:instrText>
+            </w:r>
+            <w:r>
+              <w:rPr>
+                <w:noProof/>
+                <w:webHidden/>
+              </w:rPr>
+            </w:r>
+            <w:r>
+              <w:rPr>
+                <w:noProof/>
+                <w:webHidden/>
+              </w:rPr>
+              <w:fldChar w:fldCharType="separate"/>
+            </w:r>
+            <w:r>
+              <w:rPr>
+                <w:noProof/>
+                <w:webHidden/>
+              </w:rPr>
+              <w:t>24</w:t>
+            </w:r>
+            <w:r>
+              <w:rPr>
+                <w:noProof/>
+                <w:webHidden/>
+              </w:rPr>
+              <w:fldChar w:fldCharType="end"/>
+            </w:r>
+          </w:hyperlink>
+        </w:p>
+        <w:p>
+          <w:pPr>
+            <w:pStyle w:val="2c"/>
+            <w:tabs>
+              <w:tab w:val="right" w:leader="dot" w:pos="9736"/>
+            </w:tabs>
+            <w:rPr>
+              <w:rFonts w:asciiTheme="minorHAnsi" w:hAnsiTheme="minorHAnsi"/>
+              <w:noProof/>
+              <w:color w:val="auto"/>
+              <w:kern w:val="2"/>
+              <w:sz w:val="24"/>
+              <w:szCs w:val="24"/>
+              <w14:ligatures w14:val="standardContextual"/>
+            </w:rPr>
+          </w:pPr>
+          <w:hyperlink w:anchor="_Toc243753783" w:history="1">
+            <w:r>
+              <w:rPr>
+                <w:rStyle w:val="aff8"/>
+                <w:rFonts w:cs="Times New Roman"/>
+                <w:noProof/>
+              </w:rPr>
+              <w:t>10.3 Risks and dependencies</w:t>
+            </w:r>
+            <w:r>
+              <w:rPr>
+                <w:noProof/>
+                <w:webHidden/>
+              </w:rPr>
+              <w:tab/>
+            </w:r>
+            <w:r>
+              <w:rPr>
+                <w:noProof/>
+                <w:webHidden/>
+              </w:rPr>
+              <w:fldChar w:fldCharType="begin"/>
+            </w:r>
+            <w:r>
+              <w:rPr>
+                <w:noProof/>
+                <w:webHidden/>
+              </w:rPr>
+              <w:instrText xml:space="preserve"> PAGEREF _Toc243753783 \h </w:instrText>
+            </w:r>
+            <w:r>
+              <w:rPr>
+                <w:noProof/>
+                <w:webHidden/>
+              </w:rPr>
+            </w:r>
+            <w:r>
+              <w:rPr>
+                <w:noProof/>
+                <w:webHidden/>
+              </w:rPr>
+              <w:fldChar w:fldCharType="separate"/>
+            </w:r>
+            <w:r>
+              <w:rPr>
+                <w:noProof/>
+                <w:webHidden/>
+              </w:rPr>
+              <w:t>25</w:t>
+            </w:r>
+            <w:r>
+              <w:rPr>
+                <w:noProof/>
+                <w:webHidden/>
+              </w:rPr>
+              <w:fldChar w:fldCharType="end"/>
+            </w:r>
+          </w:hyperlink>
+        </w:p>
+        <w:p>
+          <w:pPr>
+            <w:pStyle w:val="15"/>
+            <w:tabs>
+              <w:tab w:val="right" w:leader="dot" w:pos="9736"/>
+            </w:tabs>
+            <w:rPr>
+              <w:rFonts w:asciiTheme="minorHAnsi" w:hAnsiTheme="minorHAnsi"/>
+              <w:noProof/>
+              <w:color w:val="auto"/>
+              <w:kern w:val="2"/>
+              <w:sz w:val="24"/>
+              <w:szCs w:val="24"/>
+              <w14:ligatures w14:val="standardContextual"/>
+            </w:rPr>
+          </w:pPr>
+          <w:hyperlink w:anchor="_Toc243753784" w:history="1">
+            <w:r>
+              <w:rPr>
+                <w:rStyle w:val="aff8"/>
+                <w:rFonts w:cs="Times New Roman"/>
+                <w:noProof/>
+              </w:rPr>
+              <w:t>11 Supervisor feedback</w:t>
+            </w:r>
+            <w:r>
+              <w:rPr>
+                <w:noProof/>
+                <w:webHidden/>
+              </w:rPr>
+              <w:tab/>
+            </w:r>
+            <w:r>
+              <w:rPr>
+                <w:noProof/>
+                <w:webHidden/>
+              </w:rPr>
+              <w:fldChar w:fldCharType="begin"/>
+            </w:r>
+            <w:r>
+              <w:rPr>
+                <w:noProof/>
+                <w:webHidden/>
+              </w:rPr>
+              <w:instrText xml:space="preserve"> PAGEREF _Toc243753784 \h </w:instrText>
+            </w:r>
+            <w:r>
+              <w:rPr>
+                <w:noProof/>
+                <w:webHidden/>
+              </w:rPr>
+            </w:r>
+            <w:r>
+              <w:rPr>
+                <w:noProof/>
+                <w:webHidden/>
+              </w:rPr>
+              <w:fldChar w:fldCharType="separate"/>
+            </w:r>
+            <w:r>
+              <w:rPr>
+                <w:noProof/>
+                <w:webHidden/>
+              </w:rPr>
+              <w:t>26</w:t>
+            </w:r>
+            <w:r>
+              <w:rPr>
+                <w:noProof/>
+                <w:webHidden/>
+              </w:rPr>
+              <w:fldChar w:fldCharType="end"/>
+            </w:r>
+          </w:hyperlink>
+        </w:p>
+        <w:p>
+          <w:pPr>
+            <w:pStyle w:val="2c"/>
+            <w:tabs>
+              <w:tab w:val="right" w:leader="dot" w:pos="9736"/>
+            </w:tabs>
+            <w:rPr>
+              <w:rFonts w:asciiTheme="minorHAnsi" w:hAnsiTheme="minorHAnsi"/>
+              <w:noProof/>
+              <w:color w:val="auto"/>
+              <w:kern w:val="2"/>
+              <w:sz w:val="24"/>
+              <w:szCs w:val="24"/>
+              <w14:ligatures w14:val="standardContextual"/>
+            </w:rPr>
+          </w:pPr>
+          <w:hyperlink w:anchor="_Toc243753785" w:history="1">
+            <w:r>
+              <w:rPr>
+                <w:rStyle w:val="aff8"/>
+                <w:rFonts w:cs="Times New Roman"/>
+                <w:noProof/>
+              </w:rPr>
+              <w:t>11.1 Topic approval</w:t>
+            </w:r>
+            <w:r>
+              <w:rPr>
+                <w:noProof/>
+                <w:webHidden/>
+              </w:rPr>
+              <w:tab/>
+            </w:r>
+            <w:r>
+              <w:rPr>
+                <w:noProof/>
+                <w:webHidden/>
+              </w:rPr>
+              <w:fldChar w:fldCharType="begin"/>
+            </w:r>
+            <w:r>
+              <w:rPr>
+                <w:noProof/>
+                <w:webHidden/>
+              </w:rPr>
+              <w:instrText xml:space="preserve"> PAGEREF _Toc243753785 \h </w:instrText>
+            </w:r>
+            <w:r>
+              <w:rPr>
+                <w:noProof/>
+                <w:webHidden/>
+              </w:rPr>
+            </w:r>
+            <w:r>
+              <w:rPr>
+                <w:noProof/>
+                <w:webHidden/>
+              </w:rPr>
+              <w:fldChar w:fldCharType="separate"/>
+            </w:r>
+            <w:r>
+              <w:rPr>
+                <w:noProof/>
+                <w:webHidden/>
+              </w:rPr>
+              <w:t>26</w:t>
+            </w:r>
+            <w:r>
+              <w:rPr>
+                <w:noProof/>
+                <w:webHidden/>
+              </w:rPr>
+              <w:fldChar w:fldCharType="end"/>
+            </w:r>
+          </w:hyperlink>
+        </w:p>
+        <w:p>
+          <w:pPr>
+            <w:pStyle w:val="2c"/>
+            <w:tabs>
+              <w:tab w:val="right" w:leader="dot" w:pos="9736"/>
+            </w:tabs>
+            <w:rPr>
+              <w:rFonts w:asciiTheme="minorHAnsi" w:hAnsiTheme="minorHAnsi"/>
+              <w:noProof/>
+              <w:color w:val="auto"/>
+              <w:kern w:val="2"/>
+              <w:sz w:val="24"/>
+              <w:szCs w:val="24"/>
+              <w14:ligatures w14:val="standardContextual"/>
+            </w:rPr>
+          </w:pPr>
+          <w:hyperlink w:anchor="_Toc243753786" w:history="1">
+            <w:r>
+              <w:rPr>
+                <w:rStyle w:val="aff8"/>
+                <w:rFonts w:cs="Times New Roman"/>
+                <w:noProof/>
+              </w:rPr>
+              <w:t>11.2 Deliverable review</w:t>
+            </w:r>
+            <w:r>
+              <w:rPr>
+                <w:noProof/>
+                <w:webHidden/>
+              </w:rPr>
+              <w:tab/>
+            </w:r>
+            <w:r>
+              <w:rPr>
+                <w:noProof/>
+                <w:webHidden/>
+              </w:rPr>
+              <w:fldChar w:fldCharType="begin"/>
+            </w:r>
+            <w:r>
+              <w:rPr>
+                <w:noProof/>
+                <w:webHidden/>
+              </w:rPr>
+              <w:instrText xml:space="preserve"> PAGEREF _Toc243753786 \h </w:instrText>
+            </w:r>
+            <w:r>
+              <w:rPr>
+                <w:noProof/>
+                <w:webHidden/>
+              </w:rPr>
+            </w:r>
+            <w:r>
+              <w:rPr>
+                <w:noProof/>
+                <w:webHidden/>
+              </w:rPr>
+              <w:fldChar w:fldCharType="separate"/>
+            </w:r>
+            <w:r>
+              <w:rPr>
+                <w:noProof/>
+                <w:webHidden/>
+              </w:rPr>
+              <w:t>26</w:t>
+            </w:r>
+            <w:r>
+              <w:rPr>
+                <w:noProof/>
+                <w:webHidden/>
+              </w:rPr>
+              <w:fldChar w:fldCharType="end"/>
+            </w:r>
+          </w:hyperlink>
+        </w:p>
+        <w:p>
+          <w:pPr>
+            <w:pStyle w:val="15"/>
+            <w:tabs>
+              <w:tab w:val="right" w:leader="dot" w:pos="9736"/>
+            </w:tabs>
+            <w:rPr>
+              <w:rFonts w:asciiTheme="minorHAnsi" w:hAnsiTheme="minorHAnsi"/>
+              <w:noProof/>
+              <w:color w:val="auto"/>
+              <w:kern w:val="2"/>
+              <w:sz w:val="24"/>
+              <w:szCs w:val="24"/>
+              <w14:ligatures w14:val="standardContextual"/>
+            </w:rPr>
+          </w:pPr>
+          <w:hyperlink w:anchor="_Toc243753787" w:history="1">
+            <w:r>
+              <w:rPr>
+                <w:rStyle w:val="aff8"/>
+                <w:rFonts w:cs="Times New Roman"/>
+                <w:noProof/>
+              </w:rPr>
+              <w:t>References</w:t>
+            </w:r>
+            <w:r>
+              <w:rPr>
+                <w:noProof/>
+                <w:webHidden/>
+              </w:rPr>
+              <w:tab/>
+            </w:r>
+            <w:r>
+              <w:rPr>
+                <w:noProof/>
+                <w:webHidden/>
+              </w:rPr>
+              <w:fldChar w:fldCharType="begin"/>
+            </w:r>
+            <w:r>
+              <w:rPr>
+                <w:noProof/>
+                <w:webHidden/>
+              </w:rPr>
+              <w:instrText xml:space="preserve"> PAGEREF _Toc243753787 \h </w:instrText>
+            </w:r>
+            <w:r>
+              <w:rPr>
+                <w:noProof/>
+                <w:webHidden/>
+              </w:rPr>
+            </w:r>
+            <w:r>
+              <w:rPr>
+                <w:noProof/>
+                <w:webHidden/>
+              </w:rPr>
+              <w:fldChar w:fldCharType="separate"/>
+            </w:r>
+            <w:r>
+              <w:rPr>
+                <w:noProof/>
+                <w:webHidden/>
+              </w:rPr>
+              <w:t>28</w:t>
+            </w:r>
+            <w:r>
+              <w:rPr>
+                <w:noProof/>
+                <w:webHidden/>
+              </w:rPr>
+              <w:fldChar w:fldCharType="end"/>
+            </w:r>
+          </w:hyperlink>
+        </w:p>
+        <w:p>
+          <w:pPr>
+            <w:rPr>
+              <w:noProof/>
+            </w:rPr>
+          </w:pPr>
+          <w:r>
+            <w:rPr>
+              <w:b/>
+              <w:bCs/>
+              <w:noProof/>
+              <w:lang w:val="ru-RU"/>
+            </w:rPr>
+            <w:fldChar w:fldCharType="end"/>
+          </w:r>
+        </w:p>
+      </w:sdtContent>
+    </w:sdt>
     <w:p>
       <w:pPr>
         <w:pStyle w:val="15"/>
@@ -194,7 +3935,6 @@
           <w:noProof/>
           <w:kern w:val="2"/>
           <w:szCs w:val="24"/>
-          <w:lang/>
           <w14:ligatures w14:val="standardContextual"/>
         </w:rPr>
       </w:pPr>
@@ -202,1194 +3942,22 @@
         <w:rPr>
           <w:rFonts w:eastAsia="Times New Roman" w:cs="Times New Roman"/>
         </w:rPr>
-        <w:fldChar w:fldCharType="begin"/>
-      </w:r>
-      <w:r>
-        <w:rPr>
-          <w:rFonts w:eastAsia="Times New Roman" w:cs="Times New Roman"/>
-        </w:rPr>
-        <w:instrText>TOC \o "1-1" \h \z \u</w:instrText>
-      </w:r>
-      <w:r>
-        <w:rPr>
-          <w:rFonts w:eastAsia="Times New Roman" w:cs="Times New Roman"/>
-        </w:rPr>
-        <w:fldChar w:fldCharType="separate"/>
-      </w:r>
-      <w:hyperlink w:anchor="_Toc243752439" w:history="1">
-        <w:r>
-          <w:rPr>
-            <w:rStyle w:val="aff8"/>
-            <w:rFonts w:cs="Times New Roman"/>
-            <w:noProof/>
-            <w:color w:val="0000FF"/>
-          </w:rPr>
-          <w:t>1 Project proposal</w:t>
-        </w:r>
-        <w:r>
-          <w:rPr>
-            <w:rFonts w:cs="Times New Roman"/>
-            <w:noProof/>
-            <w:webHidden/>
-            <w:color w:val="0000FF"/>
-            <w:u w:val="single"/>
-          </w:rPr>
-          <w:tab/>
-        </w:r>
-        <w:r>
-          <w:rPr>
-            <w:rFonts w:cs="Times New Roman"/>
-            <w:noProof/>
-            <w:webHidden/>
-            <w:color w:val="0000FF"/>
-            <w:u w:val="single"/>
-          </w:rPr>
-          <w:fldChar w:fldCharType="begin"/>
-        </w:r>
-        <w:r>
-          <w:rPr>
-            <w:rFonts w:cs="Times New Roman"/>
-            <w:noProof/>
-            <w:webHidden/>
-            <w:color w:val="0000FF"/>
-            <w:u w:val="single"/>
-          </w:rPr>
-          <w:instrText xml:space="preserve"> PAGEREF _Toc243752439 \h </w:instrText>
-        </w:r>
-        <w:r>
-          <w:rPr>
-            <w:rFonts w:cs="Times New Roman"/>
-            <w:noProof/>
-            <w:webHidden/>
-            <w:color w:val="0000FF"/>
-            <w:u w:val="single"/>
-          </w:rPr>
-        </w:r>
-        <w:r>
-          <w:rPr>
-            <w:rFonts w:cs="Times New Roman"/>
-            <w:noProof/>
-            <w:webHidden/>
-            <w:color w:val="0000FF"/>
-            <w:u w:val="single"/>
-          </w:rPr>
-          <w:fldChar w:fldCharType="separate"/>
-        </w:r>
-        <w:r>
-          <w:rPr>
-            <w:rFonts w:cs="Times New Roman"/>
-            <w:noProof/>
-            <w:webHidden/>
-            <w:color w:val="0000FF"/>
-            <w:u w:val="single"/>
-          </w:rPr>
-          <w:t>3</w:t>
-        </w:r>
-        <w:r>
-          <w:rPr>
-            <w:rFonts w:cs="Times New Roman"/>
-            <w:noProof/>
-            <w:webHidden/>
-            <w:color w:val="0000FF"/>
-            <w:u w:val="single"/>
-          </w:rPr>
-          <w:fldChar w:fldCharType="end"/>
-        </w:r>
-      </w:hyperlink>
+        <w:fldChar w:fldCharType="end"/>
+      </w:r>
     </w:p>
     <w:p>
       <w:pPr>
-        <w:pStyle w:val="15"/>
-        <w:tabs>
-          <w:tab w:val="right" w:leader="dot" w:pos="9736"/>
-        </w:tabs>
         <w:rPr>
           <w:rFonts w:cs="Times New Roman"/>
-          <w:noProof/>
-          <w:kern w:val="2"/>
-          <w:szCs w:val="24"/>
-          <w:lang/>
-          <w14:ligatures w14:val="standardContextual"/>
-        </w:rPr>
-      </w:pPr>
-      <w:hyperlink w:anchor="_Toc243752440" w:history="1">
-        <w:r>
-          <w:rPr>
-            <w:rStyle w:val="aff8"/>
-            <w:rFonts w:cs="Times New Roman"/>
-            <w:noProof/>
-            <w:color w:val="0000FF"/>
-          </w:rPr>
-          <w:t>2 Evidence of the relevance</w:t>
-        </w:r>
-        <w:r>
-          <w:rPr>
-            <w:rFonts w:cs="Times New Roman"/>
-            <w:noProof/>
-            <w:webHidden/>
-            <w:color w:val="0000FF"/>
-            <w:u w:val="single"/>
-          </w:rPr>
-          <w:tab/>
-        </w:r>
-        <w:r>
-          <w:rPr>
-            <w:rFonts w:cs="Times New Roman"/>
-            <w:noProof/>
-            <w:webHidden/>
-            <w:color w:val="0000FF"/>
-            <w:u w:val="single"/>
-          </w:rPr>
-          <w:fldChar w:fldCharType="begin"/>
-        </w:r>
-        <w:r>
-          <w:rPr>
-            <w:rFonts w:cs="Times New Roman"/>
-            <w:noProof/>
-            <w:webHidden/>
-            <w:color w:val="0000FF"/>
-            <w:u w:val="single"/>
-          </w:rPr>
-          <w:instrText xml:space="preserve"> PAGEREF _Toc243752440 \h </w:instrText>
-        </w:r>
-        <w:r>
-          <w:rPr>
-            <w:rFonts w:cs="Times New Roman"/>
-            <w:noProof/>
-            <w:webHidden/>
-            <w:color w:val="0000FF"/>
-            <w:u w:val="single"/>
-          </w:rPr>
-        </w:r>
-        <w:r>
-          <w:rPr>
-            <w:rFonts w:cs="Times New Roman"/>
-            <w:noProof/>
-            <w:webHidden/>
-            <w:color w:val="0000FF"/>
-            <w:u w:val="single"/>
-          </w:rPr>
-          <w:fldChar w:fldCharType="separate"/>
-        </w:r>
-        <w:r>
-          <w:rPr>
-            <w:rFonts w:cs="Times New Roman"/>
-            <w:noProof/>
-            <w:webHidden/>
-            <w:color w:val="0000FF"/>
-            <w:u w:val="single"/>
-          </w:rPr>
-          <w:t>4</w:t>
-        </w:r>
-        <w:r>
-          <w:rPr>
-            <w:rFonts w:cs="Times New Roman"/>
-            <w:noProof/>
-            <w:webHidden/>
-            <w:color w:val="0000FF"/>
-            <w:u w:val="single"/>
-          </w:rPr>
-          <w:fldChar w:fldCharType="end"/>
-        </w:r>
-      </w:hyperlink>
-    </w:p>
-    <w:p>
-      <w:pPr>
-        <w:pStyle w:val="15"/>
-        <w:tabs>
-          <w:tab w:val="right" w:leader="dot" w:pos="9736"/>
-        </w:tabs>
-        <w:rPr>
-          <w:rFonts w:cs="Times New Roman"/>
-          <w:noProof/>
-          <w:kern w:val="2"/>
-          <w:szCs w:val="24"/>
-          <w:lang/>
-          <w14:ligatures w14:val="standardContextual"/>
-        </w:rPr>
-      </w:pPr>
-      <w:hyperlink w:anchor="_Toc243752441" w:history="1">
-        <w:r>
-          <w:rPr>
-            <w:rStyle w:val="aff8"/>
-            <w:rFonts w:cs="Times New Roman"/>
-            <w:noProof/>
-            <w:color w:val="0000FF"/>
-          </w:rPr>
-          <w:t>3 Literature review</w:t>
-        </w:r>
-        <w:r>
-          <w:rPr>
-            <w:rFonts w:cs="Times New Roman"/>
-            <w:noProof/>
-            <w:webHidden/>
-            <w:color w:val="0000FF"/>
-            <w:u w:val="single"/>
-          </w:rPr>
-          <w:tab/>
-        </w:r>
-        <w:r>
-          <w:rPr>
-            <w:rFonts w:cs="Times New Roman"/>
-            <w:noProof/>
-            <w:webHidden/>
-            <w:color w:val="0000FF"/>
-            <w:u w:val="single"/>
-          </w:rPr>
-          <w:fldChar w:fldCharType="begin"/>
-        </w:r>
-        <w:r>
-          <w:rPr>
-            <w:rFonts w:cs="Times New Roman"/>
-            <w:noProof/>
-            <w:webHidden/>
-            <w:color w:val="0000FF"/>
-            <w:u w:val="single"/>
-          </w:rPr>
-          <w:instrText xml:space="preserve"> PAGEREF _Toc243752441 \h </w:instrText>
-        </w:r>
-        <w:r>
-          <w:rPr>
-            <w:rFonts w:cs="Times New Roman"/>
-            <w:noProof/>
-            <w:webHidden/>
-            <w:color w:val="0000FF"/>
-            <w:u w:val="single"/>
-          </w:rPr>
-        </w:r>
-        <w:r>
-          <w:rPr>
-            <w:rFonts w:cs="Times New Roman"/>
-            <w:noProof/>
-            <w:webHidden/>
-            <w:color w:val="0000FF"/>
-            <w:u w:val="single"/>
-          </w:rPr>
-          <w:fldChar w:fldCharType="separate"/>
-        </w:r>
-        <w:r>
-          <w:rPr>
-            <w:rFonts w:cs="Times New Roman"/>
-            <w:noProof/>
-            <w:webHidden/>
-            <w:color w:val="0000FF"/>
-            <w:u w:val="single"/>
-          </w:rPr>
-          <w:t>5</w:t>
-        </w:r>
-        <w:r>
-          <w:rPr>
-            <w:rFonts w:cs="Times New Roman"/>
-            <w:noProof/>
-            <w:webHidden/>
-            <w:color w:val="0000FF"/>
-            <w:u w:val="single"/>
-          </w:rPr>
-          <w:fldChar w:fldCharType="end"/>
-        </w:r>
-      </w:hyperlink>
-    </w:p>
-    <w:p>
-      <w:pPr>
-        <w:pStyle w:val="15"/>
-        <w:tabs>
-          <w:tab w:val="right" w:leader="dot" w:pos="9736"/>
-        </w:tabs>
-        <w:rPr>
-          <w:rFonts w:cs="Times New Roman"/>
-          <w:noProof/>
-          <w:kern w:val="2"/>
-          <w:szCs w:val="24"/>
-          <w:lang/>
-          <w14:ligatures w14:val="standardContextual"/>
-        </w:rPr>
-      </w:pPr>
-      <w:hyperlink w:anchor="_Toc243752442" w:history="1">
-        <w:r>
-          <w:rPr>
-            <w:rStyle w:val="aff8"/>
-            <w:rFonts w:cs="Times New Roman"/>
-            <w:noProof/>
-            <w:color w:val="0000FF"/>
-          </w:rPr>
-          <w:t>4 Existing system comparison</w:t>
-        </w:r>
-        <w:r>
-          <w:rPr>
-            <w:rFonts w:cs="Times New Roman"/>
-            <w:noProof/>
-            <w:webHidden/>
-            <w:color w:val="0000FF"/>
-            <w:u w:val="single"/>
-          </w:rPr>
-          <w:tab/>
-        </w:r>
-        <w:r>
-          <w:rPr>
-            <w:rFonts w:cs="Times New Roman"/>
-            <w:noProof/>
-            <w:webHidden/>
-            <w:color w:val="0000FF"/>
-            <w:u w:val="single"/>
-          </w:rPr>
-          <w:fldChar w:fldCharType="begin"/>
-        </w:r>
-        <w:r>
-          <w:rPr>
-            <w:rFonts w:cs="Times New Roman"/>
-            <w:noProof/>
-            <w:webHidden/>
-            <w:color w:val="0000FF"/>
-            <w:u w:val="single"/>
-          </w:rPr>
-          <w:instrText xml:space="preserve"> PAGEREF _Toc243752442 \h </w:instrText>
-        </w:r>
-        <w:r>
-          <w:rPr>
-            <w:rFonts w:cs="Times New Roman"/>
-            <w:noProof/>
-            <w:webHidden/>
-            <w:color w:val="0000FF"/>
-            <w:u w:val="single"/>
-          </w:rPr>
-        </w:r>
-        <w:r>
-          <w:rPr>
-            <w:rFonts w:cs="Times New Roman"/>
-            <w:noProof/>
-            <w:webHidden/>
-            <w:color w:val="0000FF"/>
-            <w:u w:val="single"/>
-          </w:rPr>
-          <w:fldChar w:fldCharType="separate"/>
-        </w:r>
-        <w:r>
-          <w:rPr>
-            <w:rFonts w:cs="Times New Roman"/>
-            <w:noProof/>
-            <w:webHidden/>
-            <w:color w:val="0000FF"/>
-            <w:u w:val="single"/>
-          </w:rPr>
-          <w:t>8</w:t>
-        </w:r>
-        <w:r>
-          <w:rPr>
-            <w:rFonts w:cs="Times New Roman"/>
-            <w:noProof/>
-            <w:webHidden/>
-            <w:color w:val="0000FF"/>
-            <w:u w:val="single"/>
-          </w:rPr>
-          <w:fldChar w:fldCharType="end"/>
-        </w:r>
-      </w:hyperlink>
-    </w:p>
-    <w:p>
-      <w:pPr>
-        <w:pStyle w:val="15"/>
-        <w:tabs>
-          <w:tab w:val="right" w:leader="dot" w:pos="9736"/>
-        </w:tabs>
-        <w:rPr>
-          <w:rFonts w:cs="Times New Roman"/>
-          <w:noProof/>
-          <w:kern w:val="2"/>
-          <w:szCs w:val="24"/>
-          <w:lang/>
-          <w14:ligatures w14:val="standardContextual"/>
-        </w:rPr>
-      </w:pPr>
-      <w:hyperlink w:anchor="_Toc243752443" w:history="1">
-        <w:r>
-          <w:rPr>
-            <w:rStyle w:val="aff8"/>
-            <w:rFonts w:cs="Times New Roman"/>
-            <w:noProof/>
-            <w:color w:val="0000FF"/>
-          </w:rPr>
-          <w:t>5 Technology comparison</w:t>
-        </w:r>
-        <w:r>
-          <w:rPr>
-            <w:rFonts w:cs="Times New Roman"/>
-            <w:noProof/>
-            <w:webHidden/>
-            <w:color w:val="0000FF"/>
-            <w:u w:val="single"/>
-          </w:rPr>
-          <w:tab/>
-        </w:r>
-        <w:r>
-          <w:rPr>
-            <w:rFonts w:cs="Times New Roman"/>
-            <w:noProof/>
-            <w:webHidden/>
-            <w:color w:val="0000FF"/>
-            <w:u w:val="single"/>
-          </w:rPr>
-          <w:fldChar w:fldCharType="begin"/>
-        </w:r>
-        <w:r>
-          <w:rPr>
-            <w:rFonts w:cs="Times New Roman"/>
-            <w:noProof/>
-            <w:webHidden/>
-            <w:color w:val="0000FF"/>
-            <w:u w:val="single"/>
-          </w:rPr>
-          <w:instrText xml:space="preserve"> PAGEREF _Toc243752443 \h </w:instrText>
-        </w:r>
-        <w:r>
-          <w:rPr>
-            <w:rFonts w:cs="Times New Roman"/>
-            <w:noProof/>
-            <w:webHidden/>
-            <w:color w:val="0000FF"/>
-            <w:u w:val="single"/>
-          </w:rPr>
-        </w:r>
-        <w:r>
-          <w:rPr>
-            <w:rFonts w:cs="Times New Roman"/>
-            <w:noProof/>
-            <w:webHidden/>
-            <w:color w:val="0000FF"/>
-            <w:u w:val="single"/>
-          </w:rPr>
-          <w:fldChar w:fldCharType="separate"/>
-        </w:r>
-        <w:r>
-          <w:rPr>
-            <w:rFonts w:cs="Times New Roman"/>
-            <w:noProof/>
-            <w:webHidden/>
-            <w:color w:val="0000FF"/>
-            <w:u w:val="single"/>
-          </w:rPr>
-          <w:t>10</w:t>
-        </w:r>
-        <w:r>
-          <w:rPr>
-            <w:rFonts w:cs="Times New Roman"/>
-            <w:noProof/>
-            <w:webHidden/>
-            <w:color w:val="0000FF"/>
-            <w:u w:val="single"/>
-          </w:rPr>
-          <w:fldChar w:fldCharType="end"/>
-        </w:r>
-      </w:hyperlink>
-    </w:p>
-    <w:p>
-      <w:pPr>
-        <w:pStyle w:val="15"/>
-        <w:tabs>
-          <w:tab w:val="right" w:leader="dot" w:pos="9736"/>
-        </w:tabs>
-        <w:rPr>
-          <w:rFonts w:cs="Times New Roman"/>
-          <w:noProof/>
-          <w:kern w:val="2"/>
-          <w:szCs w:val="24"/>
-          <w:lang/>
-          <w14:ligatures w14:val="standardContextual"/>
-        </w:rPr>
-      </w:pPr>
-      <w:hyperlink w:anchor="_Toc243752444" w:history="1">
-        <w:r>
-          <w:rPr>
-            <w:rStyle w:val="aff8"/>
-            <w:rFonts w:cs="Times New Roman"/>
-            <w:noProof/>
-            <w:color w:val="0000FF"/>
-          </w:rPr>
-          <w:t>6 Requirements specification</w:t>
-        </w:r>
-        <w:r>
-          <w:rPr>
-            <w:rFonts w:cs="Times New Roman"/>
-            <w:noProof/>
-            <w:webHidden/>
-            <w:color w:val="0000FF"/>
-            <w:u w:val="single"/>
-          </w:rPr>
-          <w:tab/>
-        </w:r>
-        <w:r>
-          <w:rPr>
-            <w:rFonts w:cs="Times New Roman"/>
-            <w:noProof/>
-            <w:webHidden/>
-            <w:color w:val="0000FF"/>
-            <w:u w:val="single"/>
-          </w:rPr>
-          <w:fldChar w:fldCharType="begin"/>
-        </w:r>
-        <w:r>
-          <w:rPr>
-            <w:rFonts w:cs="Times New Roman"/>
-            <w:noProof/>
-            <w:webHidden/>
-            <w:color w:val="0000FF"/>
-            <w:u w:val="single"/>
-          </w:rPr>
-          <w:instrText xml:space="preserve"> PAGEREF _Toc243752444 \h </w:instrText>
-        </w:r>
-        <w:r>
-          <w:rPr>
-            <w:rFonts w:cs="Times New Roman"/>
-            <w:noProof/>
-            <w:webHidden/>
-            <w:color w:val="0000FF"/>
-            <w:u w:val="single"/>
-          </w:rPr>
-        </w:r>
-        <w:r>
-          <w:rPr>
-            <w:rFonts w:cs="Times New Roman"/>
-            <w:noProof/>
-            <w:webHidden/>
-            <w:color w:val="0000FF"/>
-            <w:u w:val="single"/>
-          </w:rPr>
-          <w:fldChar w:fldCharType="separate"/>
-        </w:r>
-        <w:r>
-          <w:rPr>
-            <w:rFonts w:cs="Times New Roman"/>
-            <w:noProof/>
-            <w:webHidden/>
-            <w:color w:val="0000FF"/>
-            <w:u w:val="single"/>
-          </w:rPr>
-          <w:t>13</w:t>
-        </w:r>
-        <w:r>
-          <w:rPr>
-            <w:rFonts w:cs="Times New Roman"/>
-            <w:noProof/>
-            <w:webHidden/>
-            <w:color w:val="0000FF"/>
-            <w:u w:val="single"/>
-          </w:rPr>
-          <w:fldChar w:fldCharType="end"/>
-        </w:r>
-      </w:hyperlink>
-    </w:p>
-    <w:p>
-      <w:pPr>
-        <w:pStyle w:val="15"/>
-        <w:tabs>
-          <w:tab w:val="right" w:leader="dot" w:pos="9736"/>
-        </w:tabs>
-        <w:rPr>
-          <w:rFonts w:cs="Times New Roman"/>
-          <w:noProof/>
-          <w:kern w:val="2"/>
-          <w:szCs w:val="24"/>
-          <w:lang/>
-          <w14:ligatures w14:val="standardContextual"/>
-        </w:rPr>
-      </w:pPr>
-      <w:hyperlink w:anchor="_Toc243752445" w:history="1">
-        <w:r>
-          <w:rPr>
-            <w:rStyle w:val="aff8"/>
-            <w:rFonts w:cs="Times New Roman"/>
-            <w:noProof/>
-            <w:color w:val="0000FF"/>
-          </w:rPr>
-          <w:t>7 Architecture and Diagrams</w:t>
-        </w:r>
-        <w:r>
-          <w:rPr>
-            <w:rFonts w:cs="Times New Roman"/>
-            <w:noProof/>
-            <w:webHidden/>
-            <w:color w:val="0000FF"/>
-            <w:u w:val="single"/>
-          </w:rPr>
-          <w:tab/>
-        </w:r>
-        <w:r>
-          <w:rPr>
-            <w:rFonts w:cs="Times New Roman"/>
-            <w:noProof/>
-            <w:webHidden/>
-            <w:color w:val="0000FF"/>
-            <w:u w:val="single"/>
-          </w:rPr>
-          <w:fldChar w:fldCharType="begin"/>
-        </w:r>
-        <w:r>
-          <w:rPr>
-            <w:rFonts w:cs="Times New Roman"/>
-            <w:noProof/>
-            <w:webHidden/>
-            <w:color w:val="0000FF"/>
-            <w:u w:val="single"/>
-          </w:rPr>
-          <w:instrText xml:space="preserve"> PAGEREF _Toc243752445 \h </w:instrText>
-        </w:r>
-        <w:r>
-          <w:rPr>
-            <w:rFonts w:cs="Times New Roman"/>
-            <w:noProof/>
-            <w:webHidden/>
-            <w:color w:val="0000FF"/>
-            <w:u w:val="single"/>
-          </w:rPr>
-        </w:r>
-        <w:r>
-          <w:rPr>
-            <w:rFonts w:cs="Times New Roman"/>
-            <w:noProof/>
-            <w:webHidden/>
-            <w:color w:val="0000FF"/>
-            <w:u w:val="single"/>
-          </w:rPr>
-          <w:fldChar w:fldCharType="separate"/>
-        </w:r>
-        <w:r>
-          <w:rPr>
-            <w:rFonts w:cs="Times New Roman"/>
-            <w:noProof/>
-            <w:webHidden/>
-            <w:color w:val="0000FF"/>
-            <w:u w:val="single"/>
-          </w:rPr>
-          <w:t>15</w:t>
-        </w:r>
-        <w:r>
-          <w:rPr>
-            <w:rFonts w:cs="Times New Roman"/>
-            <w:noProof/>
-            <w:webHidden/>
-            <w:color w:val="0000FF"/>
-            <w:u w:val="single"/>
-          </w:rPr>
-          <w:fldChar w:fldCharType="end"/>
-        </w:r>
-      </w:hyperlink>
-    </w:p>
-    <w:p>
-      <w:pPr>
-        <w:pStyle w:val="15"/>
-        <w:tabs>
-          <w:tab w:val="right" w:leader="dot" w:pos="9736"/>
-        </w:tabs>
-        <w:rPr>
-          <w:rFonts w:cs="Times New Roman"/>
-          <w:noProof/>
-          <w:kern w:val="2"/>
-          <w:szCs w:val="24"/>
-          <w:lang/>
-          <w14:ligatures w14:val="standardContextual"/>
-        </w:rPr>
-      </w:pPr>
-      <w:hyperlink w:anchor="_Toc243752446" w:history="1">
-        <w:r>
-          <w:rPr>
-            <w:rStyle w:val="aff8"/>
-            <w:rFonts w:cs="Times New Roman"/>
-            <w:noProof/>
-            <w:color w:val="0000FF"/>
-          </w:rPr>
-          <w:t>8 UX and prototype</w:t>
-        </w:r>
-        <w:r>
-          <w:rPr>
-            <w:rFonts w:cs="Times New Roman"/>
-            <w:noProof/>
-            <w:webHidden/>
-            <w:color w:val="0000FF"/>
-            <w:u w:val="single"/>
-          </w:rPr>
-          <w:tab/>
-        </w:r>
-        <w:r>
-          <w:rPr>
-            <w:rFonts w:cs="Times New Roman"/>
-            <w:noProof/>
-            <w:webHidden/>
-            <w:color w:val="0000FF"/>
-            <w:u w:val="single"/>
-          </w:rPr>
-          <w:fldChar w:fldCharType="begin"/>
-        </w:r>
-        <w:r>
-          <w:rPr>
-            <w:rFonts w:cs="Times New Roman"/>
-            <w:noProof/>
-            <w:webHidden/>
-            <w:color w:val="0000FF"/>
-            <w:u w:val="single"/>
-          </w:rPr>
-          <w:instrText xml:space="preserve"> PAGEREF _Toc243752446 \h </w:instrText>
-        </w:r>
-        <w:r>
-          <w:rPr>
-            <w:rFonts w:cs="Times New Roman"/>
-            <w:noProof/>
-            <w:webHidden/>
-            <w:color w:val="0000FF"/>
-            <w:u w:val="single"/>
-          </w:rPr>
-        </w:r>
-        <w:r>
-          <w:rPr>
-            <w:rFonts w:cs="Times New Roman"/>
-            <w:noProof/>
-            <w:webHidden/>
-            <w:color w:val="0000FF"/>
-            <w:u w:val="single"/>
-          </w:rPr>
-          <w:fldChar w:fldCharType="separate"/>
-        </w:r>
-        <w:r>
-          <w:rPr>
-            <w:rFonts w:cs="Times New Roman"/>
-            <w:noProof/>
-            <w:webHidden/>
-            <w:color w:val="0000FF"/>
-            <w:u w:val="single"/>
-          </w:rPr>
-          <w:t>19</w:t>
-        </w:r>
-        <w:r>
-          <w:rPr>
-            <w:rFonts w:cs="Times New Roman"/>
-            <w:noProof/>
-            <w:webHidden/>
-            <w:color w:val="0000FF"/>
-            <w:u w:val="single"/>
-          </w:rPr>
-          <w:fldChar w:fldCharType="end"/>
-        </w:r>
-      </w:hyperlink>
-    </w:p>
-    <w:p>
-      <w:pPr>
-        <w:pStyle w:val="15"/>
-        <w:tabs>
-          <w:tab w:val="right" w:leader="dot" w:pos="9736"/>
-        </w:tabs>
-        <w:rPr>
-          <w:rFonts w:cs="Times New Roman"/>
-          <w:noProof/>
-          <w:kern w:val="2"/>
-          <w:szCs w:val="24"/>
-          <w:lang/>
-          <w14:ligatures w14:val="standardContextual"/>
-        </w:rPr>
-      </w:pPr>
-      <w:hyperlink w:anchor="_Toc243752447" w:history="1">
-        <w:r>
-          <w:rPr>
-            <w:rStyle w:val="aff8"/>
-            <w:rFonts w:cs="Times New Roman"/>
-            <w:noProof/>
-            <w:color w:val="0000FF"/>
-          </w:rPr>
-          <w:t>9 Verification and evaluation plan</w:t>
-        </w:r>
-        <w:r>
-          <w:rPr>
-            <w:rFonts w:cs="Times New Roman"/>
-            <w:noProof/>
-            <w:webHidden/>
-            <w:color w:val="0000FF"/>
-            <w:u w:val="single"/>
-          </w:rPr>
-          <w:tab/>
-        </w:r>
-        <w:r>
-          <w:rPr>
-            <w:rFonts w:cs="Times New Roman"/>
-            <w:noProof/>
-            <w:webHidden/>
-            <w:color w:val="0000FF"/>
-            <w:u w:val="single"/>
-          </w:rPr>
-          <w:fldChar w:fldCharType="begin"/>
-        </w:r>
-        <w:r>
-          <w:rPr>
-            <w:rFonts w:cs="Times New Roman"/>
-            <w:noProof/>
-            <w:webHidden/>
-            <w:color w:val="0000FF"/>
-            <w:u w:val="single"/>
-          </w:rPr>
-          <w:instrText xml:space="preserve"> PAGEREF _Toc243752447 \h </w:instrText>
-        </w:r>
-        <w:r>
-          <w:rPr>
-            <w:rFonts w:cs="Times New Roman"/>
-            <w:noProof/>
-            <w:webHidden/>
-            <w:color w:val="0000FF"/>
-            <w:u w:val="single"/>
-          </w:rPr>
-        </w:r>
-        <w:r>
-          <w:rPr>
-            <w:rFonts w:cs="Times New Roman"/>
-            <w:noProof/>
-            <w:webHidden/>
-            <w:color w:val="0000FF"/>
-            <w:u w:val="single"/>
-          </w:rPr>
-          <w:fldChar w:fldCharType="separate"/>
-        </w:r>
-        <w:r>
-          <w:rPr>
-            <w:rFonts w:cs="Times New Roman"/>
-            <w:noProof/>
-            <w:webHidden/>
-            <w:color w:val="0000FF"/>
-            <w:u w:val="single"/>
-          </w:rPr>
-          <w:t>21</w:t>
-        </w:r>
-        <w:r>
-          <w:rPr>
-            <w:rFonts w:cs="Times New Roman"/>
-            <w:noProof/>
-            <w:webHidden/>
-            <w:color w:val="0000FF"/>
-            <w:u w:val="single"/>
-          </w:rPr>
-          <w:fldChar w:fldCharType="end"/>
-        </w:r>
-      </w:hyperlink>
-    </w:p>
-    <w:p>
-      <w:pPr>
-        <w:pStyle w:val="15"/>
-        <w:tabs>
-          <w:tab w:val="right" w:leader="dot" w:pos="9736"/>
-        </w:tabs>
-        <w:rPr>
-          <w:rFonts w:cs="Times New Roman"/>
-          <w:noProof/>
-          <w:kern w:val="2"/>
-          <w:szCs w:val="24"/>
-          <w:lang/>
-          <w14:ligatures w14:val="standardContextual"/>
-        </w:rPr>
-      </w:pPr>
-      <w:hyperlink w:anchor="_Toc243752448" w:history="1">
-        <w:r>
-          <w:rPr>
-            <w:rStyle w:val="aff8"/>
-            <w:rFonts w:cs="Times New Roman"/>
-            <w:noProof/>
-            <w:color w:val="0000FF"/>
-          </w:rPr>
-          <w:t>10 Project management and risks</w:t>
-        </w:r>
-        <w:r>
-          <w:rPr>
-            <w:rFonts w:cs="Times New Roman"/>
-            <w:noProof/>
-            <w:webHidden/>
-            <w:color w:val="0000FF"/>
-            <w:u w:val="single"/>
-          </w:rPr>
-          <w:tab/>
-        </w:r>
-        <w:r>
-          <w:rPr>
-            <w:rFonts w:cs="Times New Roman"/>
-            <w:noProof/>
-            <w:webHidden/>
-            <w:color w:val="0000FF"/>
-            <w:u w:val="single"/>
-          </w:rPr>
-          <w:fldChar w:fldCharType="begin"/>
-        </w:r>
-        <w:r>
-          <w:rPr>
-            <w:rFonts w:cs="Times New Roman"/>
-            <w:noProof/>
-            <w:webHidden/>
-            <w:color w:val="0000FF"/>
-            <w:u w:val="single"/>
-          </w:rPr>
-          <w:instrText xml:space="preserve"> PAGEREF _Toc243752448 \h </w:instrText>
-        </w:r>
-        <w:r>
-          <w:rPr>
-            <w:rFonts w:cs="Times New Roman"/>
-            <w:noProof/>
-            <w:webHidden/>
-            <w:color w:val="0000FF"/>
-            <w:u w:val="single"/>
-          </w:rPr>
-        </w:r>
-        <w:r>
-          <w:rPr>
-            <w:rFonts w:cs="Times New Roman"/>
-            <w:noProof/>
-            <w:webHidden/>
-            <w:color w:val="0000FF"/>
-            <w:u w:val="single"/>
-          </w:rPr>
-          <w:fldChar w:fldCharType="separate"/>
-        </w:r>
-        <w:r>
-          <w:rPr>
-            <w:rFonts w:cs="Times New Roman"/>
-            <w:noProof/>
-            <w:webHidden/>
-            <w:color w:val="0000FF"/>
-            <w:u w:val="single"/>
-          </w:rPr>
-          <w:t>23</w:t>
-        </w:r>
-        <w:r>
-          <w:rPr>
-            <w:rFonts w:cs="Times New Roman"/>
-            <w:noProof/>
-            <w:webHidden/>
-            <w:color w:val="0000FF"/>
-            <w:u w:val="single"/>
-          </w:rPr>
-          <w:fldChar w:fldCharType="end"/>
-        </w:r>
-      </w:hyperlink>
-    </w:p>
-    <w:p>
-      <w:pPr>
-        <w:pStyle w:val="15"/>
-        <w:tabs>
-          <w:tab w:val="right" w:leader="dot" w:pos="9736"/>
-        </w:tabs>
-        <w:rPr>
-          <w:rFonts w:cs="Times New Roman"/>
-          <w:noProof/>
-          <w:kern w:val="2"/>
-          <w:szCs w:val="24"/>
-          <w:lang/>
-          <w14:ligatures w14:val="standardContextual"/>
-        </w:rPr>
-      </w:pPr>
-      <w:hyperlink w:anchor="_Toc243752449" w:history="1">
-        <w:r>
-          <w:rPr>
-            <w:rStyle w:val="aff8"/>
-            <w:rFonts w:cs="Times New Roman"/>
-            <w:noProof/>
-            <w:color w:val="0000FF"/>
-          </w:rPr>
-          <w:t>11 Supervisor feedback</w:t>
-        </w:r>
-        <w:r>
-          <w:rPr>
-            <w:rFonts w:cs="Times New Roman"/>
-            <w:noProof/>
-            <w:webHidden/>
-            <w:color w:val="0000FF"/>
-            <w:u w:val="single"/>
-          </w:rPr>
-          <w:tab/>
-        </w:r>
-        <w:r>
-          <w:rPr>
-            <w:rFonts w:cs="Times New Roman"/>
-            <w:noProof/>
-            <w:webHidden/>
-            <w:color w:val="0000FF"/>
-            <w:u w:val="single"/>
-          </w:rPr>
-          <w:fldChar w:fldCharType="begin"/>
-        </w:r>
-        <w:r>
-          <w:rPr>
-            <w:rFonts w:cs="Times New Roman"/>
-            <w:noProof/>
-            <w:webHidden/>
-            <w:color w:val="0000FF"/>
-            <w:u w:val="single"/>
-          </w:rPr>
-          <w:instrText xml:space="preserve"> PAGEREF _Toc243752449 \h </w:instrText>
-        </w:r>
-        <w:r>
-          <w:rPr>
-            <w:rFonts w:cs="Times New Roman"/>
-            <w:noProof/>
-            <w:webHidden/>
-            <w:color w:val="0000FF"/>
-            <w:u w:val="single"/>
-          </w:rPr>
-        </w:r>
-        <w:r>
-          <w:rPr>
-            <w:rFonts w:cs="Times New Roman"/>
-            <w:noProof/>
-            <w:webHidden/>
-            <w:color w:val="0000FF"/>
-            <w:u w:val="single"/>
-          </w:rPr>
-          <w:fldChar w:fldCharType="separate"/>
-        </w:r>
-        <w:r>
-          <w:rPr>
-            <w:rFonts w:cs="Times New Roman"/>
-            <w:noProof/>
-            <w:webHidden/>
-            <w:color w:val="0000FF"/>
-            <w:u w:val="single"/>
-          </w:rPr>
-          <w:t>25</w:t>
-        </w:r>
-        <w:r>
-          <w:rPr>
-            <w:rFonts w:cs="Times New Roman"/>
-            <w:noProof/>
-            <w:webHidden/>
-            <w:color w:val="0000FF"/>
-            <w:u w:val="single"/>
-          </w:rPr>
-          <w:fldChar w:fldCharType="end"/>
-        </w:r>
-      </w:hyperlink>
-    </w:p>
-    <w:p>
-      <w:pPr>
-        <w:pStyle w:val="15"/>
-        <w:tabs>
-          <w:tab w:val="right" w:leader="dot" w:pos="9736"/>
-        </w:tabs>
-        <w:rPr>
-          <w:rFonts w:cs="Times New Roman"/>
-          <w:noProof/>
-          <w:kern w:val="2"/>
-          <w:szCs w:val="24"/>
-          <w:lang/>
-          <w14:ligatures w14:val="standardContextual"/>
-        </w:rPr>
-      </w:pPr>
-      <w:hyperlink w:anchor="_Toc243752450" w:history="1">
-        <w:r>
-          <w:rPr>
-            <w:rStyle w:val="aff8"/>
-            <w:rFonts w:cs="Times New Roman"/>
-            <w:noProof/>
-            <w:color w:val="0000FF"/>
-          </w:rPr>
-          <w:t>References</w:t>
-        </w:r>
-        <w:r>
-          <w:rPr>
-            <w:rFonts w:cs="Times New Roman"/>
-            <w:noProof/>
-            <w:webHidden/>
-            <w:color w:val="0000FF"/>
-            <w:u w:val="single"/>
-          </w:rPr>
-          <w:tab/>
-        </w:r>
-        <w:r>
-          <w:rPr>
-            <w:rFonts w:cs="Times New Roman"/>
-            <w:noProof/>
-            <w:webHidden/>
-            <w:color w:val="0000FF"/>
-            <w:u w:val="single"/>
-          </w:rPr>
-          <w:fldChar w:fldCharType="begin"/>
-        </w:r>
-        <w:r>
-          <w:rPr>
-            <w:rFonts w:cs="Times New Roman"/>
-            <w:noProof/>
-            <w:webHidden/>
-            <w:color w:val="0000FF"/>
-            <w:u w:val="single"/>
-          </w:rPr>
-          <w:instrText xml:space="preserve"> PAGEREF _Toc243752450 \h </w:instrText>
-        </w:r>
-        <w:r>
-          <w:rPr>
-            <w:rFonts w:cs="Times New Roman"/>
-            <w:noProof/>
-            <w:webHidden/>
-            <w:color w:val="0000FF"/>
-            <w:u w:val="single"/>
-          </w:rPr>
-        </w:r>
-        <w:r>
-          <w:rPr>
-            <w:rFonts w:cs="Times New Roman"/>
-            <w:noProof/>
-            <w:webHidden/>
-            <w:color w:val="0000FF"/>
-            <w:u w:val="single"/>
-          </w:rPr>
-          <w:fldChar w:fldCharType="separate"/>
-        </w:r>
-        <w:r>
-          <w:rPr>
-            <w:rFonts w:cs="Times New Roman"/>
-            <w:noProof/>
-            <w:webHidden/>
-            <w:color w:val="0000FF"/>
-            <w:u w:val="single"/>
-          </w:rPr>
-          <w:t>25</w:t>
-        </w:r>
-        <w:r>
-          <w:rPr>
-            <w:rFonts w:cs="Times New Roman"/>
-            <w:noProof/>
-            <w:webHidden/>
-            <w:color w:val="0000FF"/>
-            <w:u w:val="single"/>
-          </w:rPr>
-          <w:fldChar w:fldCharType="end"/>
-        </w:r>
-      </w:hyperlink>
-    </w:p>
-    <w:p>
-      <w:pPr>
-        <w:rPr>
-          <w:rFonts w:cs="Times New Roman"/>
-        </w:rPr>
-      </w:pPr>
-      <w:r>
-        <w:rPr>
-          <w:rFonts w:eastAsia="Times New Roman" w:cs="Times New Roman"/>
-        </w:rPr>
-        <w:fldChar w:fldCharType="end"/>
-      </w:r>
-    </w:p>
-    <w:p>
-      <w:pPr>
-        <w:rPr>
-          <w:rFonts w:cs="Times New Roman"/>
-        </w:rPr>
-      </w:pPr>
-      <w:r>
-        <w:rPr>
-          <w:rFonts w:cs="Times New Roman"/>
-        </w:rPr>
-        <w:br w:type="page"/>
-      </w:r>
-    </w:p>
-    <w:p>
-      <w:pPr>
-        <w:pStyle w:val="1"/>
-        <w:rPr>
-          <w:rFonts w:ascii="Times New Roman" w:hAnsi="Times New Roman" w:cs="Times New Roman"/>
         </w:rPr>
       </w:pPr>
       <w:bookmarkStart w:id="0" w:name="_Toc243752439"/>
       <w:r>
         <w:rPr>
-          <w:rFonts w:ascii="Times New Roman" w:hAnsi="Times New Roman" w:cs="Times New Roman"/>
+          <w:rFonts w:eastAsiaTheme="majorEastAsia" w:cs="Times New Roman"/>
+          <w:b/>
+          <w:bCs/>
+          <w:szCs w:val="28"/>
         </w:rPr>
         <w:lastRenderedPageBreak/>
         <w:t>1 Project proposal</w:t>
@@ -1403,195 +3971,243 @@
           <w:rFonts w:ascii="Times New Roman" w:hAnsi="Times New Roman" w:cs="Times New Roman"/>
         </w:rPr>
       </w:pPr>
+      <w:bookmarkStart w:id="1" w:name="_Toc243753741"/>
       <w:r>
         <w:rPr>
           <w:rFonts w:ascii="Times New Roman" w:hAnsi="Times New Roman" w:cs="Times New Roman"/>
         </w:rPr>
         <w:t>1.1 Problem and intended users</w:t>
-      </w:r>
-    </w:p>
-    <w:p>
-      <w:pPr>
-        <w:rPr>
-          <w:rFonts w:cs="Times New Roman"/>
-        </w:rPr>
-      </w:pPr>
-      <w:r>
-        <w:rPr>
-          <w:rFonts w:eastAsia="Times New Roman" w:cs="Times New Roman"/>
-        </w:rPr>
-        <w:t>ASTI is a software platform consisting of a backend API, a mobile application and a web application. It connects external services to a user's account and provides a common interface through which a compatible physical assistant can receive information and exchange commands.</w:t>
-      </w:r>
-    </w:p>
-    <w:p>
-      <w:pPr>
-        <w:rPr>
-          <w:rFonts w:cs="Times New Roman"/>
-        </w:rPr>
-      </w:pPr>
-      <w:r>
-        <w:rPr>
-          <w:rFonts w:eastAsia="Times New Roman" w:cs="Times New Roman"/>
-        </w:rPr>
-        <w:t>The system addresses the separation between personal information services, application settings and connected devices. Its architecture brings account management, integration authorization, assistant functions and device connections into one platform. Google Calendar and Notion are the first external services. Upcoming events, reminders and focus sessions provide the initial application scenarios.</w:t>
-      </w:r>
-    </w:p>
-    <w:p>
-      <w:pPr>
-        <w:rPr>
-          <w:rFonts w:cs="Times New Roman"/>
-        </w:rPr>
-      </w:pPr>
-      <w:r>
-        <w:rPr>
-          <w:rFonts w:eastAsia="Times New Roman" w:cs="Times New Roman"/>
-        </w:rPr>
-        <w:t>The intended users are students, freelancers and office employees who organize their work through digital services. The mobile and web applications provide direct access to assistant functions as well as integration and device settings.</w:t>
-      </w:r>
-    </w:p>
-    <w:p>
-      <w:pPr>
-        <w:pStyle w:val="21"/>
-        <w:rPr>
-          <w:rFonts w:ascii="Times New Roman" w:hAnsi="Times New Roman" w:cs="Times New Roman"/>
-        </w:rPr>
-      </w:pPr>
-      <w:r>
-        <w:rPr>
-          <w:rFonts w:ascii="Times New Roman" w:hAnsi="Times New Roman" w:cs="Times New Roman"/>
-        </w:rPr>
-        <w:t>1.2 Aim and objectives</w:t>
-      </w:r>
-    </w:p>
-    <w:p>
-      <w:pPr>
-        <w:rPr>
-          <w:rFonts w:cs="Times New Roman"/>
-        </w:rPr>
-      </w:pPr>
-      <w:r>
-        <w:rPr>
-          <w:rFonts w:eastAsia="Times New Roman" w:cs="Times New Roman"/>
-        </w:rPr>
-        <w:t>The aim is to develop a software architecture, backend API, mobile application and web application for an intelligent assistant with external-service integration and support for connected physical devices.</w:t>
-      </w:r>
-    </w:p>
-    <w:p>
-      <w:pPr>
-        <w:rPr>
-          <w:rFonts w:cs="Times New Roman"/>
-        </w:rPr>
-      </w:pPr>
-      <w:r>
-        <w:rPr>
-          <w:rFonts w:eastAsia="Times New Roman" w:cs="Times New Roman"/>
-        </w:rPr>
-        <w:t>The objectives are to analyze related systems and research; define functional and nonfunctional requirements; design the API, data model and component interfaces; implement Android and web applications; develop Calendar and Notion adapters; provide authenticated device connections; integrate a model service for briefings; and evaluate correctness, reliability and usability.</w:t>
-      </w:r>
-    </w:p>
-    <w:p>
-      <w:pPr>
-        <w:pStyle w:val="21"/>
-        <w:rPr>
-          <w:rFonts w:ascii="Times New Roman" w:hAnsi="Times New Roman" w:cs="Times New Roman"/>
-        </w:rPr>
-      </w:pPr>
-      <w:r>
-        <w:rPr>
-          <w:rFonts w:ascii="Times New Roman" w:hAnsi="Times New Roman" w:cs="Times New Roman"/>
-        </w:rPr>
-        <w:t>1.3 Scope and expected outcomes</w:t>
-      </w:r>
-    </w:p>
-    <w:p>
-      <w:pPr>
-        <w:rPr>
-          <w:rFonts w:cs="Times New Roman"/>
-        </w:rPr>
-      </w:pPr>
-      <w:r>
-        <w:rPr>
-          <w:rFonts w:eastAsia="Times New Roman" w:cs="Times New Roman"/>
-        </w:rPr>
-        <w:t xml:space="preserve">The project delivers the backend API, Android application, web application, external-service adapters, database schema, deployment configuration and technical documentation. The applications support account access, integration management, </w:t>
-      </w:r>
-      <w:r>
-        <w:rPr>
-          <w:rFonts w:eastAsia="Times New Roman" w:cs="Times New Roman"/>
-        </w:rPr>
-        <w:lastRenderedPageBreak/>
-        <w:t>device association, an overview of upcoming commitments, reminders and focus sessions.</w:t>
-      </w:r>
-    </w:p>
-    <w:p>
-      <w:pPr>
-        <w:rPr>
-          <w:rFonts w:cs="Times New Roman"/>
-        </w:rPr>
-      </w:pPr>
-      <w:r>
-        <w:rPr>
-          <w:rFonts w:eastAsia="Times New Roman" w:cs="Times New Roman"/>
-        </w:rPr>
-        <w:t>Physical devices are external clients of the platform. The connection interface defines authentication, supported messages, state updates and commands. It is independent of a particular device's construction and can be implemented by different clients that follow the documented contract. Device hardware, firmware and the device's own user interface are outside the development scope.</w:t>
-      </w:r>
-    </w:p>
-    <w:p>
-      <w:pPr>
-        <w:pStyle w:val="21"/>
-        <w:rPr>
-          <w:rFonts w:ascii="Times New Roman" w:hAnsi="Times New Roman" w:cs="Times New Roman"/>
-        </w:rPr>
-      </w:pPr>
-      <w:r>
-        <w:rPr>
-          <w:rFonts w:ascii="Times New Roman" w:hAnsi="Times New Roman" w:cs="Times New Roman"/>
-        </w:rPr>
-        <w:t>1.4 Engineering contribution</w:t>
-      </w:r>
-    </w:p>
-    <w:p>
-      <w:pPr>
-        <w:rPr>
-          <w:rFonts w:cs="Times New Roman"/>
-        </w:rPr>
-      </w:pPr>
-      <w:r>
-        <w:rPr>
-          <w:rFonts w:eastAsia="Times New Roman" w:cs="Times New Roman"/>
-        </w:rPr>
-        <w:t>The main contribution is an integrated software architecture with clear boundaries between application clients, device connections, external-service adapters and assistant functions. It must maintain account ownership, protect credentials, preserve the meaning of imported records and keep shared state consistent across connections. Language generation is provided through a replaceable model adapter, while scheduling and access control remain deterministic.</w:t>
-      </w:r>
-    </w:p>
-    <w:p>
-      <w:pPr>
-        <w:pStyle w:val="1"/>
-        <w:rPr>
-          <w:rFonts w:ascii="Times New Roman" w:hAnsi="Times New Roman" w:cs="Times New Roman"/>
-        </w:rPr>
-      </w:pPr>
-      <w:bookmarkStart w:id="1" w:name="_Toc243752440"/>
-      <w:r>
-        <w:rPr>
-          <w:rFonts w:ascii="Times New Roman" w:hAnsi="Times New Roman" w:cs="Times New Roman"/>
-        </w:rPr>
-        <w:t>2 Evidence of the relevance</w:t>
       </w:r>
       <w:bookmarkEnd w:id="1"/>
     </w:p>
     <w:p>
       <w:pPr>
+        <w:rPr>
+          <w:rFonts w:cs="Times New Roman"/>
+        </w:rPr>
+      </w:pPr>
+      <w:r>
+        <w:rPr>
+          <w:rFonts w:eastAsia="Times New Roman" w:cs="Times New Roman"/>
+        </w:rPr>
+        <w:t>ASTI is a software platform consisting of a backend API, a mobile application and a web application. It connects external services to a user's account and provides a common interface through which a compatible physical assistant can receive information and exchange commands.</w:t>
+      </w:r>
+    </w:p>
+    <w:p>
+      <w:pPr>
+        <w:rPr>
+          <w:rFonts w:cs="Times New Roman"/>
+        </w:rPr>
+      </w:pPr>
+      <w:r>
+        <w:rPr>
+          <w:rFonts w:eastAsia="Times New Roman" w:cs="Times New Roman"/>
+        </w:rPr>
+        <w:t>The system addresses the separation between personal information services, application settings and connected devices. Its architecture brings account management, integration authorization, assistant functions and device connections into one platform. Google Calendar and Notion are the first external services. Upcoming events, reminders and focus sessions provide the initial application scenarios.</w:t>
+      </w:r>
+    </w:p>
+    <w:p>
+      <w:pPr>
+        <w:rPr>
+          <w:rFonts w:cs="Times New Roman"/>
+        </w:rPr>
+      </w:pPr>
+      <w:r>
+        <w:rPr>
+          <w:rFonts w:eastAsia="Times New Roman" w:cs="Times New Roman"/>
+        </w:rPr>
+        <w:t>The intended users are students, freelancers and office employees who organize their work through digital services. The mobile and web applications provide direct access to assistant functions as well as integration and device settings.</w:t>
+      </w:r>
+    </w:p>
+    <w:p>
+      <w:pPr>
         <w:pStyle w:val="21"/>
         <w:rPr>
           <w:rFonts w:ascii="Times New Roman" w:hAnsi="Times New Roman" w:cs="Times New Roman"/>
         </w:rPr>
       </w:pPr>
+      <w:bookmarkStart w:id="2" w:name="_Toc243753742"/>
       <w:r>
         <w:rPr>
           <w:rFonts w:ascii="Times New Roman" w:hAnsi="Times New Roman" w:cs="Times New Roman"/>
         </w:rPr>
+        <w:t>1.2 Aim and objectives</w:t>
+      </w:r>
+      <w:bookmarkEnd w:id="2"/>
+    </w:p>
+    <w:p>
+      <w:pPr>
+        <w:rPr>
+          <w:rFonts w:cs="Times New Roman"/>
+        </w:rPr>
+      </w:pPr>
+      <w:r>
+        <w:rPr>
+          <w:rFonts w:eastAsia="Times New Roman" w:cs="Times New Roman"/>
+        </w:rPr>
+        <w:t xml:space="preserve">The aim is to develop </w:t>
+      </w:r>
+      <w:r>
+        <w:rPr>
+          <w:rFonts w:eastAsia="Times New Roman" w:cs="Times New Roman"/>
+        </w:rPr>
+        <w:t>software</w:t>
+      </w:r>
+      <w:r>
+        <w:rPr>
+          <w:rFonts w:eastAsia="Times New Roman" w:cs="Times New Roman"/>
+        </w:rPr>
+        <w:t xml:space="preserve"> architecture, backend API, mobile application and web application for an intelligent assistant with external-service integration and support for connected physical devices.</w:t>
+      </w:r>
+    </w:p>
+    <w:p>
+      <w:pPr>
+        <w:rPr>
+          <w:rFonts w:cs="Times New Roman"/>
+        </w:rPr>
+      </w:pPr>
+      <w:r>
+        <w:rPr>
+          <w:rFonts w:eastAsia="Times New Roman" w:cs="Times New Roman"/>
+        </w:rPr>
+        <w:t>The objectives are to analyze related systems and research; define functional and nonfunctional requirements; design the API, data model and component interfaces; implement Android and web applications; develop Calendar and Notion adapters; provide authenticated device connections; integrate a model service for briefings; and evaluate correctness, reliability and usability.</w:t>
+      </w:r>
+    </w:p>
+    <w:p>
+      <w:pPr>
+        <w:pStyle w:val="21"/>
+        <w:rPr>
+          <w:rFonts w:ascii="Times New Roman" w:hAnsi="Times New Roman" w:cs="Times New Roman"/>
+        </w:rPr>
+      </w:pPr>
+      <w:bookmarkStart w:id="3" w:name="_Toc243753743"/>
+      <w:r>
+        <w:rPr>
+          <w:rFonts w:ascii="Times New Roman" w:hAnsi="Times New Roman" w:cs="Times New Roman"/>
+        </w:rPr>
+        <w:t>1.3 Scope and expected outcomes</w:t>
+      </w:r>
+      <w:bookmarkEnd w:id="3"/>
+    </w:p>
+    <w:p>
+      <w:pPr>
+        <w:rPr>
+          <w:rFonts w:cs="Times New Roman"/>
+        </w:rPr>
+      </w:pPr>
+      <w:r>
+        <w:rPr>
+          <w:rFonts w:eastAsia="Times New Roman" w:cs="Times New Roman"/>
+        </w:rPr>
+        <w:t xml:space="preserve">The project delivers the backend API, Android application, web application, external-service adapters, database schema, deployment configuration and technical documentation. The applications support account access, integration management, </w:t>
+      </w:r>
+      <w:r>
+        <w:rPr>
+          <w:rFonts w:eastAsia="Times New Roman" w:cs="Times New Roman"/>
+        </w:rPr>
+        <w:lastRenderedPageBreak/>
+        <w:t>device association, an overview of upcoming commitments, reminders and focus sessions.</w:t>
+      </w:r>
+    </w:p>
+    <w:p>
+      <w:pPr>
+        <w:rPr>
+          <w:rFonts w:cs="Times New Roman"/>
+        </w:rPr>
+      </w:pPr>
+      <w:r>
+        <w:rPr>
+          <w:rFonts w:eastAsia="Times New Roman" w:cs="Times New Roman"/>
+        </w:rPr>
+        <w:t>Physical devices are external clients of the platform. The connection interface defines authentication, supported messages, state updates and commands. It is independent of a particular device's construction and can be implemented by different clients that follow the documented contract. Device hardware, firmware and the device's own user interface are outside the development scope.</w:t>
+      </w:r>
+    </w:p>
+    <w:p>
+      <w:pPr>
+        <w:pStyle w:val="21"/>
+        <w:rPr>
+          <w:rFonts w:ascii="Times New Roman" w:hAnsi="Times New Roman" w:cs="Times New Roman"/>
+        </w:rPr>
+      </w:pPr>
+      <w:bookmarkStart w:id="4" w:name="_Toc243753744"/>
+      <w:r>
+        <w:rPr>
+          <w:rFonts w:ascii="Times New Roman" w:hAnsi="Times New Roman" w:cs="Times New Roman"/>
+        </w:rPr>
+        <w:t>1.4 Engineering contribution</w:t>
+      </w:r>
+      <w:bookmarkEnd w:id="4"/>
+    </w:p>
+    <w:p>
+      <w:pPr>
+        <w:rPr>
+          <w:rFonts w:cs="Times New Roman"/>
+        </w:rPr>
+      </w:pPr>
+      <w:r>
+        <w:rPr>
+          <w:rFonts w:eastAsia="Times New Roman" w:cs="Times New Roman"/>
+        </w:rPr>
+        <w:t xml:space="preserve">The main contribution is </w:t>
+      </w:r>
+      <w:proofErr w:type="gramStart"/>
+      <w:r>
+        <w:rPr>
+          <w:rFonts w:eastAsia="Times New Roman" w:cs="Times New Roman"/>
+        </w:rPr>
+        <w:t>an integrated</w:t>
+      </w:r>
+      <w:proofErr w:type="gramEnd"/>
+      <w:r>
+        <w:rPr>
+          <w:rFonts w:eastAsia="Times New Roman" w:cs="Times New Roman"/>
+        </w:rPr>
+        <w:t xml:space="preserve"> software architecture with clear boundaries between application clients, device connections, external-service adapters and assistant functions. It must maintain account ownership, protect credentials, preserve the meaning of imported records and keep shared state consistent across connections. Language generation is provided through a replaceable model adapter, while scheduling and access control remain deterministic.</w:t>
+      </w:r>
+    </w:p>
+    <w:p>
+      <w:pPr>
+        <w:pStyle w:val="1"/>
+        <w:rPr>
+          <w:rFonts w:ascii="Times New Roman" w:hAnsi="Times New Roman" w:cs="Times New Roman"/>
+        </w:rPr>
+      </w:pPr>
+      <w:bookmarkStart w:id="5" w:name="_Toc243752440"/>
+      <w:bookmarkStart w:id="6" w:name="_Toc243753721"/>
+      <w:bookmarkStart w:id="7" w:name="_Toc243753745"/>
+      <w:r>
+        <w:rPr>
+          <w:rFonts w:ascii="Times New Roman" w:hAnsi="Times New Roman" w:cs="Times New Roman"/>
+        </w:rPr>
+        <w:t xml:space="preserve">2 Evidence of </w:t>
+      </w:r>
+      <w:proofErr w:type="gramStart"/>
+      <w:r>
+        <w:rPr>
+          <w:rFonts w:ascii="Times New Roman" w:hAnsi="Times New Roman" w:cs="Times New Roman"/>
+        </w:rPr>
+        <w:t>the relevance</w:t>
+      </w:r>
+      <w:bookmarkEnd w:id="5"/>
+      <w:bookmarkEnd w:id="6"/>
+      <w:bookmarkEnd w:id="7"/>
+      <w:proofErr w:type="gramEnd"/>
+    </w:p>
+    <w:p>
+      <w:pPr>
+        <w:pStyle w:val="21"/>
+        <w:rPr>
+          <w:rFonts w:ascii="Times New Roman" w:hAnsi="Times New Roman" w:cs="Times New Roman"/>
+        </w:rPr>
+      </w:pPr>
+      <w:bookmarkStart w:id="8" w:name="_Toc243753746"/>
+      <w:r>
+        <w:rPr>
+          <w:rFonts w:ascii="Times New Roman" w:hAnsi="Times New Roman" w:cs="Times New Roman"/>
+        </w:rPr>
         <w:t>2.1 Exploratory interviews</w:t>
       </w:r>
+      <w:bookmarkEnd w:id="8"/>
     </w:p>
     <w:p>
       <w:pPr>
@@ -1837,6 +4453,7 @@
           <w:rFonts w:ascii="Times New Roman" w:hAnsi="Times New Roman" w:cs="Times New Roman"/>
         </w:rPr>
       </w:pPr>
+      <w:bookmarkStart w:id="9" w:name="_Toc243753747"/>
       <w:r>
         <w:rPr>
           <w:rFonts w:ascii="Times New Roman" w:hAnsi="Times New Roman" w:cs="Times New Roman"/>
@@ -1844,6 +4461,7 @@
         <w:lastRenderedPageBreak/>
         <w:t>2.2 Implications for the system</w:t>
       </w:r>
+      <w:bookmarkEnd w:id="9"/>
     </w:p>
     <w:p>
       <w:pPr>
@@ -1878,14 +4496,18 @@
           <w:rFonts w:ascii="Times New Roman" w:hAnsi="Times New Roman" w:cs="Times New Roman"/>
         </w:rPr>
       </w:pPr>
-      <w:bookmarkStart w:id="2" w:name="_Toc243752441"/>
+      <w:bookmarkStart w:id="10" w:name="_Toc243752441"/>
+      <w:bookmarkStart w:id="11" w:name="_Toc243753722"/>
+      <w:bookmarkStart w:id="12" w:name="_Toc243753748"/>
       <w:r>
         <w:rPr>
           <w:rFonts w:ascii="Times New Roman" w:hAnsi="Times New Roman" w:cs="Times New Roman"/>
         </w:rPr>
         <w:t>3 Literature review</w:t>
       </w:r>
-      <w:bookmarkEnd w:id="2"/>
+      <w:bookmarkEnd w:id="10"/>
+      <w:bookmarkEnd w:id="11"/>
+      <w:bookmarkEnd w:id="12"/>
     </w:p>
     <w:p>
       <w:pPr>
@@ -1894,12 +4516,14 @@
           <w:rFonts w:ascii="Times New Roman" w:hAnsi="Times New Roman" w:cs="Times New Roman"/>
         </w:rPr>
       </w:pPr>
+      <w:bookmarkStart w:id="13" w:name="_Toc243753749"/>
       <w:r>
         <w:rPr>
           <w:rFonts w:ascii="Times New Roman" w:hAnsi="Times New Roman" w:cs="Times New Roman"/>
         </w:rPr>
         <w:t>3.1 Selection and analytical approach</w:t>
       </w:r>
+      <w:bookmarkEnd w:id="13"/>
     </w:p>
     <w:p>
       <w:pPr>
@@ -1921,12 +4545,14 @@
           <w:rFonts w:ascii="Times New Roman" w:hAnsi="Times New Roman" w:cs="Times New Roman"/>
         </w:rPr>
       </w:pPr>
+      <w:bookmarkStart w:id="14" w:name="_Toc243753750"/>
       <w:r>
         <w:rPr>
           <w:rFonts w:ascii="Times New Roman" w:hAnsi="Times New Roman" w:cs="Times New Roman"/>
         </w:rPr>
         <w:t>3.2 Structured analysis of scientific publications</w:t>
       </w:r>
+      <w:bookmarkEnd w:id="14"/>
     </w:p>
     <w:tbl>
       <w:tblPr>
@@ -2117,7 +4743,21 @@
               <w:rPr>
                 <w:rFonts w:eastAsia="Times New Roman" w:cs="Times New Roman"/>
               </w:rPr>
-              <w:t>Evaluate interruption burden; avoid assuming that more reminders mean better outcomes</w:t>
+              <w:t xml:space="preserve">Evaluate interruption burden; avoid </w:t>
+            </w:r>
+            <w:proofErr w:type="gramStart"/>
+            <w:r>
+              <w:rPr>
+                <w:rFonts w:eastAsia="Times New Roman" w:cs="Times New Roman"/>
+              </w:rPr>
+              <w:t>assuming that</w:t>
+            </w:r>
+            <w:proofErr w:type="gramEnd"/>
+            <w:r>
+              <w:rPr>
+                <w:rFonts w:eastAsia="Times New Roman" w:cs="Times New Roman"/>
+              </w:rPr>
+              <w:t xml:space="preserve"> more reminders mean better outcomes</w:t>
             </w:r>
           </w:p>
         </w:tc>
@@ -2142,7 +4782,21 @@
                 <w:rFonts w:eastAsia="Times New Roman" w:cs="Times New Roman"/>
               </w:rPr>
               <w:lastRenderedPageBreak/>
-              <w:t>[2] Pielot et al., 2014</w:t>
+              <w:t xml:space="preserve">[2] </w:t>
+            </w:r>
+            <w:proofErr w:type="spellStart"/>
+            <w:r>
+              <w:rPr>
+                <w:rFonts w:eastAsia="Times New Roman" w:cs="Times New Roman"/>
+              </w:rPr>
+              <w:t>Pielot</w:t>
+            </w:r>
+            <w:proofErr w:type="spellEnd"/>
+            <w:r>
+              <w:rPr>
+                <w:rFonts w:eastAsia="Times New Roman" w:cs="Times New Roman"/>
+              </w:rPr>
+              <w:t xml:space="preserve"> et al., 2014</w:t>
             </w:r>
           </w:p>
         </w:tc>
@@ -2304,7 +4958,35 @@
               <w:rPr>
                 <w:rFonts w:eastAsia="Times New Roman" w:cs="Times New Roman"/>
               </w:rPr>
-              <w:t>[4] Monge Roffarello and De Russis, 2023</w:t>
+              <w:t xml:space="preserve">[4] Monge </w:t>
+            </w:r>
+            <w:proofErr w:type="spellStart"/>
+            <w:r>
+              <w:rPr>
+                <w:rFonts w:eastAsia="Times New Roman" w:cs="Times New Roman"/>
+              </w:rPr>
+              <w:t>Roffarello</w:t>
+            </w:r>
+            <w:proofErr w:type="spellEnd"/>
+            <w:r>
+              <w:rPr>
+                <w:rFonts w:eastAsia="Times New Roman" w:cs="Times New Roman"/>
+              </w:rPr>
+              <w:t xml:space="preserve"> and De </w:t>
+            </w:r>
+            <w:proofErr w:type="spellStart"/>
+            <w:r>
+              <w:rPr>
+                <w:rFonts w:eastAsia="Times New Roman" w:cs="Times New Roman"/>
+              </w:rPr>
+              <w:t>Russis</w:t>
+            </w:r>
+            <w:proofErr w:type="spellEnd"/>
+            <w:r>
+              <w:rPr>
+                <w:rFonts w:eastAsia="Times New Roman" w:cs="Times New Roman"/>
+              </w:rPr>
+              <w:t>, 2023</w:t>
             </w:r>
           </w:p>
         </w:tc>
@@ -2500,11 +5182,19 @@
                 <w:rFonts w:cs="Times New Roman"/>
               </w:rPr>
             </w:pPr>
-            <w:r>
-              <w:rPr>
-                <w:rFonts w:eastAsia="Times New Roman" w:cs="Times New Roman"/>
-              </w:rPr>
-              <w:t>Studied models and tasks differ from short personal briefings</w:t>
+            <w:proofErr w:type="gramStart"/>
+            <w:r>
+              <w:rPr>
+                <w:rFonts w:eastAsia="Times New Roman" w:cs="Times New Roman"/>
+              </w:rPr>
+              <w:t>Studied</w:t>
+            </w:r>
+            <w:proofErr w:type="gramEnd"/>
+            <w:r>
+              <w:rPr>
+                <w:rFonts w:eastAsia="Times New Roman" w:cs="Times New Roman"/>
+              </w:rPr>
+              <w:t xml:space="preserve"> models and tasks differ from short personal briefings</w:t>
             </w:r>
           </w:p>
         </w:tc>
@@ -2791,7 +5481,21 @@
               <w:rPr>
                 <w:rFonts w:eastAsia="Times New Roman" w:cs="Times New Roman"/>
               </w:rPr>
-              <w:t>[26] Pousman and Stasko, 2006</w:t>
+              <w:t xml:space="preserve">[26] </w:t>
+            </w:r>
+            <w:proofErr w:type="spellStart"/>
+            <w:r>
+              <w:rPr>
+                <w:rFonts w:eastAsia="Times New Roman" w:cs="Times New Roman"/>
+              </w:rPr>
+              <w:t>Pousman</w:t>
+            </w:r>
+            <w:proofErr w:type="spellEnd"/>
+            <w:r>
+              <w:rPr>
+                <w:rFonts w:eastAsia="Times New Roman" w:cs="Times New Roman"/>
+              </w:rPr>
+              <w:t xml:space="preserve"> and Stasko, 2006</w:t>
             </w:r>
           </w:p>
         </w:tc>
@@ -2868,12 +5572,14 @@
           <w:rFonts w:ascii="Times New Roman" w:hAnsi="Times New Roman" w:cs="Times New Roman"/>
         </w:rPr>
       </w:pPr>
+      <w:bookmarkStart w:id="15" w:name="_Toc243753751"/>
       <w:r>
         <w:rPr>
           <w:rFonts w:ascii="Times New Roman" w:hAnsi="Times New Roman" w:cs="Times New Roman"/>
         </w:rPr>
         <w:t>3.3 Critical synthesis</w:t>
       </w:r>
+      <w:bookmarkEnd w:id="15"/>
     </w:p>
     <w:p>
       <w:pPr>
@@ -2928,14 +5634,18 @@
           <w:rFonts w:ascii="Times New Roman" w:hAnsi="Times New Roman" w:cs="Times New Roman"/>
         </w:rPr>
       </w:pPr>
-      <w:bookmarkStart w:id="3" w:name="_Toc243752442"/>
+      <w:bookmarkStart w:id="16" w:name="_Toc243752442"/>
+      <w:bookmarkStart w:id="17" w:name="_Toc243753723"/>
+      <w:bookmarkStart w:id="18" w:name="_Toc243753752"/>
       <w:r>
         <w:rPr>
           <w:rFonts w:ascii="Times New Roman" w:hAnsi="Times New Roman" w:cs="Times New Roman"/>
         </w:rPr>
         <w:t>4 Existing system comparison</w:t>
       </w:r>
-      <w:bookmarkEnd w:id="3"/>
+      <w:bookmarkEnd w:id="16"/>
+      <w:bookmarkEnd w:id="17"/>
+      <w:bookmarkEnd w:id="18"/>
     </w:p>
     <w:p>
       <w:pPr>
@@ -2944,12 +5654,14 @@
           <w:rFonts w:ascii="Times New Roman" w:hAnsi="Times New Roman" w:cs="Times New Roman"/>
         </w:rPr>
       </w:pPr>
+      <w:bookmarkStart w:id="19" w:name="_Toc243753753"/>
       <w:r>
         <w:rPr>
           <w:rFonts w:ascii="Times New Roman" w:hAnsi="Times New Roman" w:cs="Times New Roman"/>
         </w:rPr>
         <w:t>4.1 Comparable systems</w:t>
       </w:r>
+      <w:bookmarkEnd w:id="19"/>
     </w:p>
     <w:p>
       <w:pPr>
@@ -2961,7 +5673,63 @@
         <w:rPr>
           <w:rFonts w:eastAsia="Times New Roman" w:cs="Times New Roman"/>
         </w:rPr>
-        <w:t>Home Assistant with Assist [22], OpenVoiceOS [23] and Stack-chan [24] provide three approaches to connecting assistant software with physical clients. Home Assistant is the closest platform analogue because it combines device connections, integrations, a web interface and a companion application. OpenVoiceOS provides a modular assistant architecture. Stack-chan provides a reference for an external embedded client.</w:t>
+        <w:t xml:space="preserve">Home Assistant with Assist [22], </w:t>
+      </w:r>
+      <w:proofErr w:type="spellStart"/>
+      <w:r>
+        <w:rPr>
+          <w:rFonts w:eastAsia="Times New Roman" w:cs="Times New Roman"/>
+        </w:rPr>
+        <w:t>OpenVoiceOS</w:t>
+      </w:r>
+      <w:proofErr w:type="spellEnd"/>
+      <w:r>
+        <w:rPr>
+          <w:rFonts w:eastAsia="Times New Roman" w:cs="Times New Roman"/>
+        </w:rPr>
+        <w:t xml:space="preserve"> [23] and Stack-</w:t>
+      </w:r>
+      <w:proofErr w:type="spellStart"/>
+      <w:r>
+        <w:rPr>
+          <w:rFonts w:eastAsia="Times New Roman" w:cs="Times New Roman"/>
+        </w:rPr>
+        <w:t>chan</w:t>
+      </w:r>
+      <w:proofErr w:type="spellEnd"/>
+      <w:r>
+        <w:rPr>
+          <w:rFonts w:eastAsia="Times New Roman" w:cs="Times New Roman"/>
+        </w:rPr>
+        <w:t xml:space="preserve"> [24] provide three approaches to connecting assistant software with physical clients. Home Assistant is the closest platform analogue because it combines device connections, integrations, a web interface and a companion application. </w:t>
+      </w:r>
+      <w:proofErr w:type="spellStart"/>
+      <w:r>
+        <w:rPr>
+          <w:rFonts w:eastAsia="Times New Roman" w:cs="Times New Roman"/>
+        </w:rPr>
+        <w:t>OpenVoiceOS</w:t>
+      </w:r>
+      <w:proofErr w:type="spellEnd"/>
+      <w:r>
+        <w:rPr>
+          <w:rFonts w:eastAsia="Times New Roman" w:cs="Times New Roman"/>
+        </w:rPr>
+        <w:t xml:space="preserve"> provides a modular assistant architecture. Stack-</w:t>
+      </w:r>
+      <w:proofErr w:type="spellStart"/>
+      <w:r>
+        <w:rPr>
+          <w:rFonts w:eastAsia="Times New Roman" w:cs="Times New Roman"/>
+        </w:rPr>
+        <w:t>chan</w:t>
+      </w:r>
+      <w:proofErr w:type="spellEnd"/>
+      <w:r>
+        <w:rPr>
+          <w:rFonts w:eastAsia="Times New Roman" w:cs="Times New Roman"/>
+        </w:rPr>
+        <w:t xml:space="preserve"> provides a reference for an external embedded client.</w:t>
       </w:r>
     </w:p>
     <w:p>
@@ -3060,12 +5828,21 @@
                 <w:rFonts w:cs="Times New Roman"/>
               </w:rPr>
             </w:pPr>
+            <w:proofErr w:type="spellStart"/>
             <w:r>
               <w:rPr>
                 <w:rFonts w:eastAsia="Times New Roman" w:cs="Times New Roman"/>
                 <w:b/>
               </w:rPr>
-              <w:t>OpenVoiceOS [23]</w:t>
+              <w:t>OpenVoiceOS</w:t>
+            </w:r>
+            <w:proofErr w:type="spellEnd"/>
+            <w:r>
+              <w:rPr>
+                <w:rFonts w:eastAsia="Times New Roman" w:cs="Times New Roman"/>
+                <w:b/>
+              </w:rPr>
+              <w:t xml:space="preserve"> [23]</w:t>
             </w:r>
           </w:p>
         </w:tc>
@@ -3085,7 +5862,23 @@
                 <w:rFonts w:eastAsia="Times New Roman" w:cs="Times New Roman"/>
                 <w:b/>
               </w:rPr>
-              <w:t>Stack-chan [24]</w:t>
+              <w:t>Stack-</w:t>
+            </w:r>
+            <w:proofErr w:type="spellStart"/>
+            <w:r>
+              <w:rPr>
+                <w:rFonts w:eastAsia="Times New Roman" w:cs="Times New Roman"/>
+                <w:b/>
+              </w:rPr>
+              <w:t>chan</w:t>
+            </w:r>
+            <w:proofErr w:type="spellEnd"/>
+            <w:r>
+              <w:rPr>
+                <w:rFonts w:eastAsia="Times New Roman" w:cs="Times New Roman"/>
+                <w:b/>
+              </w:rPr>
+              <w:t xml:space="preserve"> [24]</w:t>
             </w:r>
           </w:p>
         </w:tc>
@@ -3754,12 +6547,14 @@
           <w:rFonts w:ascii="Times New Roman" w:hAnsi="Times New Roman" w:cs="Times New Roman"/>
         </w:rPr>
       </w:pPr>
+      <w:bookmarkStart w:id="20" w:name="_Toc243753754"/>
       <w:r>
         <w:rPr>
           <w:rFonts w:ascii="Times New Roman" w:hAnsi="Times New Roman" w:cs="Times New Roman"/>
         </w:rPr>
         <w:t>4.2 Implications for ASTI</w:t>
       </w:r>
+      <w:bookmarkEnd w:id="20"/>
     </w:p>
     <w:p>
       <w:pPr>
@@ -3771,7 +6566,35 @@
         <w:rPr>
           <w:rFonts w:eastAsia="Times New Roman" w:cs="Times New Roman"/>
         </w:rPr>
-        <w:t>Home Assistant provides a useful reference for a unified service and device platform. Its broad automation scope differs from ASTI's focus on personal commitments, reminders and focus sessions. OpenVoiceOS illustrates separation between assistant services and extensions, although its primary interaction model is voice. Stack-chan illustrates an embedded client that can participate in a larger system; developing such firmware is outside ASTI's scope.</w:t>
+        <w:t xml:space="preserve">Home Assistant provides a useful reference for a unified service and device platform. Its broad automation scope differs from ASTI's focus on personal commitments, reminders and focus sessions. </w:t>
+      </w:r>
+      <w:proofErr w:type="spellStart"/>
+      <w:r>
+        <w:rPr>
+          <w:rFonts w:eastAsia="Times New Roman" w:cs="Times New Roman"/>
+        </w:rPr>
+        <w:t>OpenVoiceOS</w:t>
+      </w:r>
+      <w:proofErr w:type="spellEnd"/>
+      <w:r>
+        <w:rPr>
+          <w:rFonts w:eastAsia="Times New Roman" w:cs="Times New Roman"/>
+        </w:rPr>
+        <w:t xml:space="preserve"> illustrates separation between assistant services and extensions, although its primary interaction model is voice. Stack-</w:t>
+      </w:r>
+      <w:proofErr w:type="spellStart"/>
+      <w:r>
+        <w:rPr>
+          <w:rFonts w:eastAsia="Times New Roman" w:cs="Times New Roman"/>
+        </w:rPr>
+        <w:t>chan</w:t>
+      </w:r>
+      <w:proofErr w:type="spellEnd"/>
+      <w:r>
+        <w:rPr>
+          <w:rFonts w:eastAsia="Times New Roman" w:cs="Times New Roman"/>
+        </w:rPr>
+        <w:t xml:space="preserve"> illustrates an embedded client that can participate in a larger system; developing such firmware is outside ASTI's scope.</w:t>
       </w:r>
     </w:p>
     <w:p>
@@ -3801,12 +6624,14 @@
           <w:rFonts w:ascii="Times New Roman" w:hAnsi="Times New Roman" w:cs="Times New Roman"/>
         </w:rPr>
       </w:pPr>
+      <w:bookmarkStart w:id="21" w:name="_Toc243753755"/>
       <w:r>
         <w:rPr>
           <w:rFonts w:ascii="Times New Roman" w:hAnsi="Times New Roman" w:cs="Times New Roman"/>
         </w:rPr>
         <w:t>4.3 External data sources</w:t>
       </w:r>
+      <w:bookmarkEnd w:id="21"/>
     </w:p>
     <w:p>
       <w:pPr>
@@ -3818,7 +6643,21 @@
         <w:rPr>
           <w:rFonts w:eastAsia="Times New Roman" w:cs="Times New Roman"/>
         </w:rPr>
-        <w:t>Google Calendar and Notion are the initial sources because they are used by the student participants and provide documented access mechanisms [9-11]. Notion Calendar combines calendar accounts and dated Notion entries [12]. Trello supports dated task cards [13,14] and is a candidate for a later adapter. These services define the source data and existing workflows available to the platform.</w:t>
+        <w:t xml:space="preserve">Google Calendar and Notion are the initial sources because they are used by the student participants and provide documented access mechanisms [9-11]. Notion Calendar </w:t>
+      </w:r>
+      <w:proofErr w:type="gramStart"/>
+      <w:r>
+        <w:rPr>
+          <w:rFonts w:eastAsia="Times New Roman" w:cs="Times New Roman"/>
+        </w:rPr>
+        <w:t>combines</w:t>
+      </w:r>
+      <w:proofErr w:type="gramEnd"/>
+      <w:r>
+        <w:rPr>
+          <w:rFonts w:eastAsia="Times New Roman" w:cs="Times New Roman"/>
+        </w:rPr>
+        <w:t xml:space="preserve"> calendar accounts and dated Notion entries [12]. Trello supports dated task cards [13,14] and is a candidate for a later adapter. These services define the source data and existing workflows available to the platform.</w:t>
       </w:r>
     </w:p>
     <w:p>
@@ -3828,14 +6667,18 @@
           <w:rFonts w:ascii="Times New Roman" w:hAnsi="Times New Roman" w:cs="Times New Roman"/>
         </w:rPr>
       </w:pPr>
-      <w:bookmarkStart w:id="4" w:name="_Toc243752443"/>
+      <w:bookmarkStart w:id="22" w:name="_Toc243752443"/>
+      <w:bookmarkStart w:id="23" w:name="_Toc243753724"/>
+      <w:bookmarkStart w:id="24" w:name="_Toc243753756"/>
       <w:r>
         <w:rPr>
           <w:rFonts w:ascii="Times New Roman" w:hAnsi="Times New Roman" w:cs="Times New Roman"/>
         </w:rPr>
         <w:t>5 Technology comparison</w:t>
       </w:r>
-      <w:bookmarkEnd w:id="4"/>
+      <w:bookmarkEnd w:id="22"/>
+      <w:bookmarkEnd w:id="23"/>
+      <w:bookmarkEnd w:id="24"/>
     </w:p>
     <w:p>
       <w:pPr>
@@ -3844,12 +6687,14 @@
           <w:rFonts w:ascii="Times New Roman" w:hAnsi="Times New Roman" w:cs="Times New Roman"/>
         </w:rPr>
       </w:pPr>
+      <w:bookmarkStart w:id="25" w:name="_Toc243753757"/>
       <w:r>
         <w:rPr>
           <w:rFonts w:ascii="Times New Roman" w:hAnsi="Times New Roman" w:cs="Times New Roman"/>
         </w:rPr>
         <w:t>5.1 Backend framework</w:t>
       </w:r>
+      <w:bookmarkEnd w:id="25"/>
     </w:p>
     <w:tbl>
       <w:tblPr>
@@ -3979,11 +6824,19 @@
                 <w:rFonts w:cs="Times New Roman"/>
               </w:rPr>
             </w:pPr>
-            <w:r>
-              <w:rPr>
-                <w:rFonts w:eastAsia="Times New Roman" w:cs="Times New Roman"/>
-              </w:rPr>
-              <w:t>FastAPI [15]</w:t>
+            <w:proofErr w:type="spellStart"/>
+            <w:r>
+              <w:rPr>
+                <w:rFonts w:eastAsia="Times New Roman" w:cs="Times New Roman"/>
+              </w:rPr>
+              <w:t>FastAPI</w:t>
+            </w:r>
+            <w:proofErr w:type="spellEnd"/>
+            <w:r>
+              <w:rPr>
+                <w:rFonts w:eastAsia="Times New Roman" w:cs="Times New Roman"/>
+              </w:rPr>
+              <w:t xml:space="preserve"> [15]</w:t>
             </w:r>
           </w:p>
         </w:tc>
@@ -4140,11 +6993,19 @@
           <w:rFonts w:cs="Times New Roman"/>
         </w:rPr>
       </w:pPr>
+      <w:proofErr w:type="spellStart"/>
       <w:r>
         <w:rPr>
           <w:rFonts w:eastAsia="Times New Roman" w:cs="Times New Roman"/>
         </w:rPr>
-        <w:t>FastAPI is selected for its API contracts, validation facilities and compatibility with the author's Python experience. The initial deployment consists of a modular application and separately runnable workers.</w:t>
+        <w:t>FastAPI</w:t>
+      </w:r>
+      <w:proofErr w:type="spellEnd"/>
+      <w:r>
+        <w:rPr>
+          <w:rFonts w:eastAsia="Times New Roman" w:cs="Times New Roman"/>
+        </w:rPr>
+        <w:t xml:space="preserve"> is selected for its API contracts, validation facilities and compatibility with the author's Python experience. The initial deployment consists of a modular application and separately runnable workers.</w:t>
       </w:r>
     </w:p>
     <w:p>
@@ -4154,6 +7015,7 @@
           <w:rFonts w:ascii="Times New Roman" w:hAnsi="Times New Roman" w:cs="Times New Roman"/>
         </w:rPr>
       </w:pPr>
+      <w:bookmarkStart w:id="26" w:name="_Toc243753758"/>
       <w:r>
         <w:rPr>
           <w:rFonts w:ascii="Times New Roman" w:hAnsi="Times New Roman" w:cs="Times New Roman"/>
@@ -4161,6 +7023,7 @@
         <w:lastRenderedPageBreak/>
         <w:t>5.2 Data storage</w:t>
       </w:r>
+      <w:bookmarkEnd w:id="26"/>
     </w:p>
     <w:tbl>
       <w:tblPr>
@@ -4390,11 +7253,19 @@
                 <w:rFonts w:cs="Times New Roman"/>
               </w:rPr>
             </w:pPr>
-            <w:r>
-              <w:rPr>
-                <w:rFonts w:eastAsia="Times New Roman" w:cs="Times New Roman"/>
-              </w:rPr>
-              <w:t>Low-administration embedded/local storage and small deployments</w:t>
+            <w:proofErr w:type="gramStart"/>
+            <w:r>
+              <w:rPr>
+                <w:rFonts w:eastAsia="Times New Roman" w:cs="Times New Roman"/>
+              </w:rPr>
+              <w:t>Low-administration</w:t>
+            </w:r>
+            <w:proofErr w:type="gramEnd"/>
+            <w:r>
+              <w:rPr>
+                <w:rFonts w:eastAsia="Times New Roman" w:cs="Times New Roman"/>
+              </w:rPr>
+              <w:t xml:space="preserve"> embedded/local storage and small deployments</w:t>
             </w:r>
           </w:p>
         </w:tc>
@@ -4465,12 +7336,14 @@
           <w:rFonts w:ascii="Times New Roman" w:hAnsi="Times New Roman" w:cs="Times New Roman"/>
         </w:rPr>
       </w:pPr>
+      <w:bookmarkStart w:id="27" w:name="_Toc243753759"/>
       <w:r>
         <w:rPr>
           <w:rFonts w:ascii="Times New Roman" w:hAnsi="Times New Roman" w:cs="Times New Roman"/>
         </w:rPr>
         <w:t>5.3 Component communication</w:t>
       </w:r>
+      <w:bookmarkEnd w:id="27"/>
     </w:p>
     <w:tbl>
       <w:tblPr>
@@ -4857,12 +7730,14 @@
           <w:rFonts w:ascii="Times New Roman" w:hAnsi="Times New Roman" w:cs="Times New Roman"/>
         </w:rPr>
       </w:pPr>
+      <w:bookmarkStart w:id="28" w:name="_Toc243753760"/>
       <w:r>
         <w:rPr>
           <w:rFonts w:ascii="Times New Roman" w:hAnsi="Times New Roman" w:cs="Times New Roman"/>
         </w:rPr>
         <w:t>5.4 Client framework and model deployment</w:t>
       </w:r>
+      <w:bookmarkEnd w:id="28"/>
     </w:p>
     <w:p>
       <w:pPr>
@@ -4897,12 +7772,14 @@
           <w:rFonts w:ascii="Times New Roman" w:hAnsi="Times New Roman" w:cs="Times New Roman"/>
         </w:rPr>
       </w:pPr>
+      <w:bookmarkStart w:id="29" w:name="_Toc243753761"/>
       <w:r>
         <w:rPr>
           <w:rFonts w:ascii="Times New Roman" w:hAnsi="Times New Roman" w:cs="Times New Roman"/>
         </w:rPr>
         <w:t>5.5 Application architecture</w:t>
       </w:r>
+      <w:bookmarkEnd w:id="29"/>
     </w:p>
     <w:p>
       <w:pPr>
@@ -4927,14 +7804,42 @@
         <w:rPr>
           <w:rFonts w:eastAsia="Times New Roman" w:cs="Times New Roman"/>
         </w:rPr>
-        <w:t xml:space="preserve">An extension built on Home Assistant [22] could reuse platform functions, but would couple the project to its configuration and entity model. A standalone API gives the Android and web applications a domain model designed around the selected assistant </w:t>
-      </w:r>
+        <w:t xml:space="preserve">An extension built on Home Assistant [22] could reuse platform </w:t>
+      </w:r>
+      <w:proofErr w:type="gramStart"/>
       <w:r>
         <w:rPr>
           <w:rFonts w:eastAsia="Times New Roman" w:cs="Times New Roman"/>
         </w:rPr>
+        <w:t>functions, but</w:t>
+      </w:r>
+      <w:proofErr w:type="gramEnd"/>
+      <w:r>
+        <w:rPr>
+          <w:rFonts w:eastAsia="Times New Roman" w:cs="Times New Roman"/>
+        </w:rPr>
+        <w:t xml:space="preserve"> would couple the project to its configuration and entity model. A standalone API gives the Android and web applications a domain model designed around the selected assistant </w:t>
+      </w:r>
+      <w:r>
+        <w:rPr>
+          <w:rFonts w:eastAsia="Times New Roman" w:cs="Times New Roman"/>
+        </w:rPr>
         <w:lastRenderedPageBreak/>
-        <w:t>scenarios. OpenVoiceOS [23] is most relevant if voice interaction becomes a central requirement.</w:t>
+        <w:t xml:space="preserve">scenarios. </w:t>
+      </w:r>
+      <w:proofErr w:type="spellStart"/>
+      <w:r>
+        <w:rPr>
+          <w:rFonts w:eastAsia="Times New Roman" w:cs="Times New Roman"/>
+        </w:rPr>
+        <w:t>OpenVoiceOS</w:t>
+      </w:r>
+      <w:proofErr w:type="spellEnd"/>
+      <w:r>
+        <w:rPr>
+          <w:rFonts w:eastAsia="Times New Roman" w:cs="Times New Roman"/>
+        </w:rPr>
+        <w:t xml:space="preserve"> [23] is most relevant if voice interaction becomes a central requirement.</w:t>
       </w:r>
     </w:p>
     <w:p>
@@ -4944,14 +7849,18 @@
           <w:rFonts w:ascii="Times New Roman" w:hAnsi="Times New Roman" w:cs="Times New Roman"/>
         </w:rPr>
       </w:pPr>
-      <w:bookmarkStart w:id="5" w:name="_Toc243752444"/>
+      <w:bookmarkStart w:id="30" w:name="_Toc243752444"/>
+      <w:bookmarkStart w:id="31" w:name="_Toc243753725"/>
+      <w:bookmarkStart w:id="32" w:name="_Toc243753762"/>
       <w:r>
         <w:rPr>
           <w:rFonts w:ascii="Times New Roman" w:hAnsi="Times New Roman" w:cs="Times New Roman"/>
         </w:rPr>
         <w:t>6 Requirements specification</w:t>
       </w:r>
-      <w:bookmarkEnd w:id="5"/>
+      <w:bookmarkEnd w:id="30"/>
+      <w:bookmarkEnd w:id="31"/>
+      <w:bookmarkEnd w:id="32"/>
     </w:p>
     <w:p>
       <w:pPr>
@@ -4960,12 +7869,14 @@
           <w:rFonts w:ascii="Times New Roman" w:hAnsi="Times New Roman" w:cs="Times New Roman"/>
         </w:rPr>
       </w:pPr>
+      <w:bookmarkStart w:id="33" w:name="_Toc243753763"/>
       <w:r>
         <w:rPr>
           <w:rFonts w:ascii="Times New Roman" w:hAnsi="Times New Roman" w:cs="Times New Roman"/>
         </w:rPr>
         <w:t>6.1 Functional requirements</w:t>
       </w:r>
+      <w:bookmarkEnd w:id="33"/>
     </w:p>
     <w:p>
       <w:pPr>
@@ -4977,7 +7888,35 @@
         <w:rPr>
           <w:rFonts w:eastAsia="Times New Roman" w:cs="Times New Roman"/>
         </w:rPr>
-        <w:t>Must identifies the required first-version functions. Should identifies optional extensions.</w:t>
+        <w:t xml:space="preserve">Must </w:t>
+      </w:r>
+      <w:proofErr w:type="gramStart"/>
+      <w:r>
+        <w:rPr>
+          <w:rFonts w:eastAsia="Times New Roman" w:cs="Times New Roman"/>
+        </w:rPr>
+        <w:t>identifies</w:t>
+      </w:r>
+      <w:proofErr w:type="gramEnd"/>
+      <w:r>
+        <w:rPr>
+          <w:rFonts w:eastAsia="Times New Roman" w:cs="Times New Roman"/>
+        </w:rPr>
+        <w:t xml:space="preserve"> the required first-version functions. Should </w:t>
+      </w:r>
+      <w:proofErr w:type="gramStart"/>
+      <w:r>
+        <w:rPr>
+          <w:rFonts w:eastAsia="Times New Roman" w:cs="Times New Roman"/>
+        </w:rPr>
+        <w:t>identifies</w:t>
+      </w:r>
+      <w:proofErr w:type="gramEnd"/>
+      <w:r>
+        <w:rPr>
+          <w:rFonts w:eastAsia="Times New Roman" w:cs="Times New Roman"/>
+        </w:rPr>
+        <w:t xml:space="preserve"> optional extensions.</w:t>
       </w:r>
     </w:p>
     <w:tbl>
@@ -6080,12 +9019,14 @@
           <w:rFonts w:ascii="Times New Roman" w:hAnsi="Times New Roman" w:cs="Times New Roman"/>
         </w:rPr>
       </w:pPr>
+      <w:bookmarkStart w:id="34" w:name="_Toc243753764"/>
       <w:r>
         <w:rPr>
           <w:rFonts w:ascii="Times New Roman" w:hAnsi="Times New Roman" w:cs="Times New Roman"/>
         </w:rPr>
         <w:t>6.2 Nonfunctional requirements</w:t>
       </w:r>
+      <w:bookmarkEnd w:id="34"/>
     </w:p>
     <w:tbl>
       <w:tblPr>
@@ -6485,7 +9426,21 @@
               <w:rPr>
                 <w:rFonts w:eastAsia="Times New Roman" w:cs="Times New Roman"/>
               </w:rPr>
-              <w:t>Proposed p95 ordinary backend response below 500 ms under a documented test workload, excluding external/provider waits</w:t>
+              <w:t xml:space="preserve">Proposed p95 ordinary backend response below 500 </w:t>
+            </w:r>
+            <w:proofErr w:type="spellStart"/>
+            <w:r>
+              <w:rPr>
+                <w:rFonts w:eastAsia="Times New Roman" w:cs="Times New Roman"/>
+              </w:rPr>
+              <w:t>ms</w:t>
+            </w:r>
+            <w:proofErr w:type="spellEnd"/>
+            <w:r>
+              <w:rPr>
+                <w:rFonts w:eastAsia="Times New Roman" w:cs="Times New Roman"/>
+              </w:rPr>
+              <w:t xml:space="preserve"> under a documented test workload, excluding external/provider waits</w:t>
             </w:r>
           </w:p>
         </w:tc>
@@ -6766,14 +9721,18 @@
           <w:rFonts w:ascii="Times New Roman" w:hAnsi="Times New Roman" w:cs="Times New Roman"/>
         </w:rPr>
       </w:pPr>
-      <w:bookmarkStart w:id="6" w:name="_Toc243752445"/>
+      <w:bookmarkStart w:id="35" w:name="_Toc243752445"/>
+      <w:bookmarkStart w:id="36" w:name="_Toc243753726"/>
+      <w:bookmarkStart w:id="37" w:name="_Toc243753765"/>
       <w:r>
         <w:rPr>
           <w:rFonts w:ascii="Times New Roman" w:hAnsi="Times New Roman" w:cs="Times New Roman"/>
         </w:rPr>
         <w:t>7 Architecture and Diagrams</w:t>
       </w:r>
-      <w:bookmarkEnd w:id="6"/>
+      <w:bookmarkEnd w:id="35"/>
+      <w:bookmarkEnd w:id="36"/>
+      <w:bookmarkEnd w:id="37"/>
     </w:p>
     <w:p>
       <w:pPr>
@@ -6782,12 +9741,14 @@
           <w:rFonts w:ascii="Times New Roman" w:hAnsi="Times New Roman" w:cs="Times New Roman"/>
         </w:rPr>
       </w:pPr>
+      <w:bookmarkStart w:id="38" w:name="_Toc243753766"/>
       <w:r>
         <w:rPr>
           <w:rFonts w:ascii="Times New Roman" w:hAnsi="Times New Roman" w:cs="Times New Roman"/>
         </w:rPr>
         <w:t>7.1 System boundary and components</w:t>
       </w:r>
+      <w:bookmarkEnd w:id="38"/>
     </w:p>
     <w:p>
       <w:pPr>
@@ -6812,7 +9773,21 @@
         <w:rPr>
           <w:rFonts w:eastAsia="Times New Roman" w:cs="Times New Roman"/>
         </w:rPr>
-        <w:t>The API provides account access, integration authorization, device association, overview records, reminder commands and focus-session operations. The Android and web applications use these endpoints to provide their screens and settings. A connection adapter exposes a limited set of authenticated operations to external physical clients.</w:t>
+        <w:t xml:space="preserve">The API provides account access, integration authorization, device association, overview records, reminder commands and focus-session operations. </w:t>
+      </w:r>
+      <w:proofErr w:type="gramStart"/>
+      <w:r>
+        <w:rPr>
+          <w:rFonts w:eastAsia="Times New Roman" w:cs="Times New Roman"/>
+        </w:rPr>
+        <w:t>The Android</w:t>
+      </w:r>
+      <w:proofErr w:type="gramEnd"/>
+      <w:r>
+        <w:rPr>
+          <w:rFonts w:eastAsia="Times New Roman" w:cs="Times New Roman"/>
+        </w:rPr>
+        <w:t xml:space="preserve"> and web applications use these endpoints to provide their screens and settings. A connection adapter exposes a limited set of authenticated operations to external physical clients.</w:t>
       </w:r>
     </w:p>
     <w:p>
@@ -7050,12 +10025,14 @@
           <w:rFonts w:ascii="Times New Roman" w:hAnsi="Times New Roman" w:cs="Times New Roman"/>
         </w:rPr>
       </w:pPr>
+      <w:bookmarkStart w:id="39" w:name="_Toc243753767"/>
       <w:r>
         <w:rPr>
           <w:rFonts w:ascii="Times New Roman" w:hAnsi="Times New Roman" w:cs="Times New Roman"/>
         </w:rPr>
         <w:t>7.2 Data and consistency</w:t>
       </w:r>
+      <w:bookmarkEnd w:id="39"/>
     </w:p>
     <w:p>
       <w:pPr>
@@ -7067,7 +10044,133 @@
         <w:rPr>
           <w:rFonts w:eastAsia="Times New Roman" w:cs="Times New Roman"/>
         </w:rPr>
-        <w:t>The main entities are User, ServiceConnection, SourceItem, ReminderOccurrence, DeviceConnection, ClientAction, FocusSession and Briefing. ServiceConnection records the authorized source and its synchronization status. SourceItem retains external identity, date semantics and provenance. DeviceConnection records the associated account, connection status and API version.</w:t>
+        <w:t xml:space="preserve">The main entities are User, </w:t>
+      </w:r>
+      <w:proofErr w:type="spellStart"/>
+      <w:r>
+        <w:rPr>
+          <w:rFonts w:eastAsia="Times New Roman" w:cs="Times New Roman"/>
+        </w:rPr>
+        <w:t>ServiceConnection</w:t>
+      </w:r>
+      <w:proofErr w:type="spellEnd"/>
+      <w:r>
+        <w:rPr>
+          <w:rFonts w:eastAsia="Times New Roman" w:cs="Times New Roman"/>
+        </w:rPr>
+        <w:t xml:space="preserve">, </w:t>
+      </w:r>
+      <w:proofErr w:type="spellStart"/>
+      <w:r>
+        <w:rPr>
+          <w:rFonts w:eastAsia="Times New Roman" w:cs="Times New Roman"/>
+        </w:rPr>
+        <w:t>SourceItem</w:t>
+      </w:r>
+      <w:proofErr w:type="spellEnd"/>
+      <w:r>
+        <w:rPr>
+          <w:rFonts w:eastAsia="Times New Roman" w:cs="Times New Roman"/>
+        </w:rPr>
+        <w:t xml:space="preserve">, </w:t>
+      </w:r>
+      <w:proofErr w:type="spellStart"/>
+      <w:r>
+        <w:rPr>
+          <w:rFonts w:eastAsia="Times New Roman" w:cs="Times New Roman"/>
+        </w:rPr>
+        <w:t>ReminderOccurrence</w:t>
+      </w:r>
+      <w:proofErr w:type="spellEnd"/>
+      <w:r>
+        <w:rPr>
+          <w:rFonts w:eastAsia="Times New Roman" w:cs="Times New Roman"/>
+        </w:rPr>
+        <w:t xml:space="preserve">, </w:t>
+      </w:r>
+      <w:proofErr w:type="spellStart"/>
+      <w:r>
+        <w:rPr>
+          <w:rFonts w:eastAsia="Times New Roman" w:cs="Times New Roman"/>
+        </w:rPr>
+        <w:t>DeviceConnection</w:t>
+      </w:r>
+      <w:proofErr w:type="spellEnd"/>
+      <w:r>
+        <w:rPr>
+          <w:rFonts w:eastAsia="Times New Roman" w:cs="Times New Roman"/>
+        </w:rPr>
+        <w:t xml:space="preserve">, </w:t>
+      </w:r>
+      <w:proofErr w:type="spellStart"/>
+      <w:r>
+        <w:rPr>
+          <w:rFonts w:eastAsia="Times New Roman" w:cs="Times New Roman"/>
+        </w:rPr>
+        <w:t>ClientAction</w:t>
+      </w:r>
+      <w:proofErr w:type="spellEnd"/>
+      <w:r>
+        <w:rPr>
+          <w:rFonts w:eastAsia="Times New Roman" w:cs="Times New Roman"/>
+        </w:rPr>
+        <w:t xml:space="preserve">, </w:t>
+      </w:r>
+      <w:proofErr w:type="spellStart"/>
+      <w:r>
+        <w:rPr>
+          <w:rFonts w:eastAsia="Times New Roman" w:cs="Times New Roman"/>
+        </w:rPr>
+        <w:t>FocusSession</w:t>
+      </w:r>
+      <w:proofErr w:type="spellEnd"/>
+      <w:r>
+        <w:rPr>
+          <w:rFonts w:eastAsia="Times New Roman" w:cs="Times New Roman"/>
+        </w:rPr>
+        <w:t xml:space="preserve"> and Briefing. </w:t>
+      </w:r>
+      <w:proofErr w:type="spellStart"/>
+      <w:r>
+        <w:rPr>
+          <w:rFonts w:eastAsia="Times New Roman" w:cs="Times New Roman"/>
+        </w:rPr>
+        <w:t>ServiceConnection</w:t>
+      </w:r>
+      <w:proofErr w:type="spellEnd"/>
+      <w:r>
+        <w:rPr>
+          <w:rFonts w:eastAsia="Times New Roman" w:cs="Times New Roman"/>
+        </w:rPr>
+        <w:t xml:space="preserve"> records the authorized source and its synchronization status. </w:t>
+      </w:r>
+      <w:proofErr w:type="spellStart"/>
+      <w:r>
+        <w:rPr>
+          <w:rFonts w:eastAsia="Times New Roman" w:cs="Times New Roman"/>
+        </w:rPr>
+        <w:t>SourceItem</w:t>
+      </w:r>
+      <w:proofErr w:type="spellEnd"/>
+      <w:r>
+        <w:rPr>
+          <w:rFonts w:eastAsia="Times New Roman" w:cs="Times New Roman"/>
+        </w:rPr>
+        <w:t xml:space="preserve"> retains external identity, date semantics and provenance. </w:t>
+      </w:r>
+      <w:proofErr w:type="spellStart"/>
+      <w:r>
+        <w:rPr>
+          <w:rFonts w:eastAsia="Times New Roman" w:cs="Times New Roman"/>
+        </w:rPr>
+        <w:t>DeviceConnection</w:t>
+      </w:r>
+      <w:proofErr w:type="spellEnd"/>
+      <w:r>
+        <w:rPr>
+          <w:rFonts w:eastAsia="Times New Roman" w:cs="Times New Roman"/>
+        </w:rPr>
+        <w:t xml:space="preserve"> records the associated account, connection status and API version.</w:t>
       </w:r>
     </w:p>
     <w:p>
@@ -7080,7 +10183,21 @@
         <w:rPr>
           <w:rFonts w:eastAsia="Times New Roman" w:cs="Times New Roman"/>
         </w:rPr>
-        <w:t>A client action has an identifier and an expected state revision. The backend checks ownership, applies an accepted command once and returns its outcome. Reconnecting clients obtain the latest state before continuing. Focus sessions use server timestamps so that Android, web and external clients share the same remaining duration.</w:t>
+        <w:t xml:space="preserve">A client action has an identifier and an expected state revision. </w:t>
+      </w:r>
+      <w:proofErr w:type="gramStart"/>
+      <w:r>
+        <w:rPr>
+          <w:rFonts w:eastAsia="Times New Roman" w:cs="Times New Roman"/>
+        </w:rPr>
+        <w:t>The backend checks ownership,</w:t>
+      </w:r>
+      <w:proofErr w:type="gramEnd"/>
+      <w:r>
+        <w:rPr>
+          <w:rFonts w:eastAsia="Times New Roman" w:cs="Times New Roman"/>
+        </w:rPr>
+        <w:t xml:space="preserve"> applies an accepted command once and returns its outcome. Reconnecting clients obtain the latest state before continuing. Focus sessions use server timestamps so that Android, web and external clients share the same remaining duration.</w:t>
       </w:r>
     </w:p>
     <w:p>
@@ -7090,6 +10207,7 @@
           <w:rFonts w:ascii="Times New Roman" w:hAnsi="Times New Roman" w:cs="Times New Roman"/>
         </w:rPr>
       </w:pPr>
+      <w:bookmarkStart w:id="40" w:name="_Toc243753768"/>
       <w:r>
         <w:rPr>
           <w:rFonts w:ascii="Times New Roman" w:hAnsi="Times New Roman" w:cs="Times New Roman"/>
@@ -7097,6 +10215,7 @@
         <w:lastRenderedPageBreak/>
         <w:t>7.3 Intelligent processing</w:t>
       </w:r>
+      <w:bookmarkEnd w:id="40"/>
     </w:p>
     <w:p>
       <w:pPr>
@@ -7118,14 +10237,18 @@
           <w:rFonts w:ascii="Times New Roman" w:hAnsi="Times New Roman" w:cs="Times New Roman"/>
         </w:rPr>
       </w:pPr>
-      <w:bookmarkStart w:id="7" w:name="_Toc243752446"/>
+      <w:bookmarkStart w:id="41" w:name="_Toc243752446"/>
+      <w:bookmarkStart w:id="42" w:name="_Toc243753727"/>
+      <w:bookmarkStart w:id="43" w:name="_Toc243753769"/>
       <w:r>
         <w:rPr>
           <w:rFonts w:ascii="Times New Roman" w:hAnsi="Times New Roman" w:cs="Times New Roman"/>
         </w:rPr>
         <w:t>8 UX and prototype</w:t>
       </w:r>
-      <w:bookmarkEnd w:id="7"/>
+      <w:bookmarkEnd w:id="41"/>
+      <w:bookmarkEnd w:id="42"/>
+      <w:bookmarkEnd w:id="43"/>
     </w:p>
     <w:p>
       <w:pPr>
@@ -7134,12 +10257,14 @@
           <w:rFonts w:ascii="Times New Roman" w:hAnsi="Times New Roman" w:cs="Times New Roman"/>
         </w:rPr>
       </w:pPr>
+      <w:bookmarkStart w:id="44" w:name="_Toc243753770"/>
       <w:r>
         <w:rPr>
           <w:rFonts w:ascii="Times New Roman" w:hAnsi="Times New Roman" w:cs="Times New Roman"/>
         </w:rPr>
         <w:t>8.1 Application navigation</w:t>
       </w:r>
+      <w:bookmarkEnd w:id="44"/>
     </w:p>
     <w:p>
       <w:pPr>
@@ -7224,6 +10349,7 @@
           <w:rFonts w:ascii="Times New Roman" w:hAnsi="Times New Roman" w:cs="Times New Roman"/>
         </w:rPr>
       </w:pPr>
+      <w:bookmarkStart w:id="45" w:name="_Toc243753771"/>
       <w:r>
         <w:rPr>
           <w:rFonts w:ascii="Times New Roman" w:hAnsi="Times New Roman" w:cs="Times New Roman"/>
@@ -7231,6 +10357,7 @@
         <w:lastRenderedPageBreak/>
         <w:t>8.2 Overview and assistant functions</w:t>
       </w:r>
+      <w:bookmarkEnd w:id="45"/>
     </w:p>
     <w:p>
       <w:pPr>
@@ -7265,12 +10392,14 @@
           <w:rFonts w:ascii="Times New Roman" w:hAnsi="Times New Roman" w:cs="Times New Roman"/>
         </w:rPr>
       </w:pPr>
+      <w:bookmarkStart w:id="46" w:name="_Toc243753772"/>
       <w:r>
         <w:rPr>
           <w:rFonts w:ascii="Times New Roman" w:hAnsi="Times New Roman" w:cs="Times New Roman"/>
         </w:rPr>
         <w:t>8.3 Integration catalogue</w:t>
       </w:r>
+      <w:bookmarkEnd w:id="46"/>
     </w:p>
     <w:p>
       <w:pPr>
@@ -7355,6 +10484,7 @@
           <w:rFonts w:ascii="Times New Roman" w:hAnsi="Times New Roman" w:cs="Times New Roman"/>
         </w:rPr>
       </w:pPr>
+      <w:bookmarkStart w:id="47" w:name="_Toc243753773"/>
       <w:r>
         <w:rPr>
           <w:rFonts w:ascii="Times New Roman" w:hAnsi="Times New Roman" w:cs="Times New Roman"/>
@@ -7362,6 +10492,7 @@
         <w:lastRenderedPageBreak/>
         <w:t>8.4 Device connections</w:t>
       </w:r>
+      <w:bookmarkEnd w:id="47"/>
     </w:p>
     <w:p>
       <w:pPr>
@@ -7383,12 +10514,14 @@
           <w:rFonts w:ascii="Times New Roman" w:hAnsi="Times New Roman" w:cs="Times New Roman"/>
         </w:rPr>
       </w:pPr>
+      <w:bookmarkStart w:id="48" w:name="_Toc243753774"/>
       <w:r>
         <w:rPr>
           <w:rFonts w:ascii="Times New Roman" w:hAnsi="Times New Roman" w:cs="Times New Roman"/>
         </w:rPr>
         <w:t>8.5 Preferences and error states</w:t>
       </w:r>
+      <w:bookmarkEnd w:id="48"/>
     </w:p>
     <w:p>
       <w:pPr>
@@ -7400,7 +10533,21 @@
         <w:rPr>
           <w:rFonts w:eastAsia="Times New Roman" w:cs="Times New Roman"/>
         </w:rPr>
-        <w:t>Settings include reminder timing, focus duration, notification preferences and account controls. Connection errors identify the affected service or device and provide a retry or reconnect action. Empty views distinguish an account without integrations from a connected source with no upcoming records.</w:t>
+        <w:t xml:space="preserve">Settings include reminder timing, focus duration, notification preferences and account controls. Connection errors identify the affected service or device and provide a retry or reconnect action. Empty views distinguish an account without </w:t>
+      </w:r>
+      <w:proofErr w:type="gramStart"/>
+      <w:r>
+        <w:rPr>
+          <w:rFonts w:eastAsia="Times New Roman" w:cs="Times New Roman"/>
+        </w:rPr>
+        <w:t>integrations</w:t>
+      </w:r>
+      <w:proofErr w:type="gramEnd"/>
+      <w:r>
+        <w:rPr>
+          <w:rFonts w:eastAsia="Times New Roman" w:cs="Times New Roman"/>
+        </w:rPr>
+        <w:t xml:space="preserve"> from a connected source with no upcoming records.</w:t>
       </w:r>
     </w:p>
     <w:p>
@@ -7433,14 +10580,18 @@
           <w:rFonts w:ascii="Times New Roman" w:hAnsi="Times New Roman" w:cs="Times New Roman"/>
         </w:rPr>
       </w:pPr>
-      <w:bookmarkStart w:id="8" w:name="_Toc243752447"/>
+      <w:bookmarkStart w:id="49" w:name="_Toc243752447"/>
+      <w:bookmarkStart w:id="50" w:name="_Toc243753728"/>
+      <w:bookmarkStart w:id="51" w:name="_Toc243753775"/>
       <w:r>
         <w:rPr>
           <w:rFonts w:ascii="Times New Roman" w:hAnsi="Times New Roman" w:cs="Times New Roman"/>
         </w:rPr>
         <w:t>9 Verification and evaluation plan</w:t>
       </w:r>
-      <w:bookmarkEnd w:id="8"/>
+      <w:bookmarkEnd w:id="49"/>
+      <w:bookmarkEnd w:id="50"/>
+      <w:bookmarkEnd w:id="51"/>
     </w:p>
     <w:p>
       <w:pPr>
@@ -7449,12 +10600,14 @@
           <w:rFonts w:ascii="Times New Roman" w:hAnsi="Times New Roman" w:cs="Times New Roman"/>
         </w:rPr>
       </w:pPr>
+      <w:bookmarkStart w:id="52" w:name="_Toc243753776"/>
       <w:r>
         <w:rPr>
           <w:rFonts w:ascii="Times New Roman" w:hAnsi="Times New Roman" w:cs="Times New Roman"/>
         </w:rPr>
         <w:t>9.1 Baselines and evaluation questions</w:t>
       </w:r>
+      <w:bookmarkEnd w:id="52"/>
     </w:p>
     <w:p>
       <w:pPr>
@@ -7466,7 +10619,21 @@
         <w:rPr>
           <w:rFonts w:eastAsia="Times New Roman" w:cs="Times New Roman"/>
         </w:rPr>
-        <w:t>The evaluation covers API correctness, integration reliability, shared state and usability of the Android and web applications. Manual checking of the same calendar and task sources provides the workflow baseline. A deterministic ordered overview provides the baseline for model-generated briefings. HTTPS snapshot requests provide a transport baseline for live connection updates.</w:t>
+        <w:t xml:space="preserve">The evaluation covers API correctness, integration reliability, shared state and usability of the Android and web applications. Manual checking of the same calendar and task sources provides the workflow baseline. A deterministic ordered overview provides the baseline for model-generated briefings. HTTPS snapshot requests provide a transport baseline for live </w:t>
+      </w:r>
+      <w:proofErr w:type="gramStart"/>
+      <w:r>
+        <w:rPr>
+          <w:rFonts w:eastAsia="Times New Roman" w:cs="Times New Roman"/>
+        </w:rPr>
+        <w:t>connection updates</w:t>
+      </w:r>
+      <w:proofErr w:type="gramEnd"/>
+      <w:r>
+        <w:rPr>
+          <w:rFonts w:eastAsia="Times New Roman" w:cs="Times New Roman"/>
+        </w:rPr>
+        <w:t>.</w:t>
       </w:r>
     </w:p>
     <w:p>
@@ -7476,12 +10643,14 @@
           <w:rFonts w:ascii="Times New Roman" w:hAnsi="Times New Roman" w:cs="Times New Roman"/>
         </w:rPr>
       </w:pPr>
+      <w:bookmarkStart w:id="53" w:name="_Toc243753777"/>
       <w:r>
         <w:rPr>
           <w:rFonts w:ascii="Times New Roman" w:hAnsi="Times New Roman" w:cs="Times New Roman"/>
         </w:rPr>
         <w:t>9.2 Verification matrix</w:t>
       </w:r>
+      <w:bookmarkEnd w:id="53"/>
     </w:p>
     <w:tbl>
       <w:tblPr>
@@ -8025,12 +11194,14 @@
           <w:rFonts w:ascii="Times New Roman" w:hAnsi="Times New Roman" w:cs="Times New Roman"/>
         </w:rPr>
       </w:pPr>
+      <w:bookmarkStart w:id="54" w:name="_Toc243753778"/>
       <w:r>
         <w:rPr>
           <w:rFonts w:ascii="Times New Roman" w:hAnsi="Times New Roman" w:cs="Times New Roman"/>
         </w:rPr>
         <w:t>9.3 Measurement conditions</w:t>
       </w:r>
+      <w:bookmarkEnd w:id="54"/>
     </w:p>
     <w:p>
       <w:pPr>
@@ -8065,12 +11236,14 @@
           <w:rFonts w:ascii="Times New Roman" w:hAnsi="Times New Roman" w:cs="Times New Roman"/>
         </w:rPr>
       </w:pPr>
+      <w:bookmarkStart w:id="55" w:name="_Toc243753779"/>
       <w:r>
         <w:rPr>
           <w:rFonts w:ascii="Times New Roman" w:hAnsi="Times New Roman" w:cs="Times New Roman"/>
         </w:rPr>
         <w:t>9.4 Evaluation outputs</w:t>
       </w:r>
+      <w:bookmarkEnd w:id="55"/>
     </w:p>
     <w:p>
       <w:pPr>
@@ -8092,7 +11265,9 @@
           <w:rFonts w:ascii="Times New Roman" w:hAnsi="Times New Roman" w:cs="Times New Roman"/>
         </w:rPr>
       </w:pPr>
-      <w:bookmarkStart w:id="9" w:name="_Toc243752448"/>
+      <w:bookmarkStart w:id="56" w:name="_Toc243752448"/>
+      <w:bookmarkStart w:id="57" w:name="_Toc243753729"/>
+      <w:bookmarkStart w:id="58" w:name="_Toc243753780"/>
       <w:r>
         <w:rPr>
           <w:rFonts w:ascii="Times New Roman" w:hAnsi="Times New Roman" w:cs="Times New Roman"/>
@@ -8100,7 +11275,9 @@
         <w:lastRenderedPageBreak/>
         <w:t>10 Project management and risks</w:t>
       </w:r>
-      <w:bookmarkEnd w:id="9"/>
+      <w:bookmarkEnd w:id="56"/>
+      <w:bookmarkEnd w:id="57"/>
+      <w:bookmarkEnd w:id="58"/>
     </w:p>
     <w:p>
       <w:pPr>
@@ -8109,12 +11286,14 @@
           <w:rFonts w:ascii="Times New Roman" w:hAnsi="Times New Roman" w:cs="Times New Roman"/>
         </w:rPr>
       </w:pPr>
+      <w:bookmarkStart w:id="59" w:name="_Toc243753781"/>
       <w:r>
         <w:rPr>
           <w:rFonts w:ascii="Times New Roman" w:hAnsi="Times New Roman" w:cs="Times New Roman"/>
         </w:rPr>
         <w:t>10.1 Responsibility and workflow</w:t>
       </w:r>
+      <w:bookmarkEnd w:id="59"/>
     </w:p>
     <w:p>
       <w:pPr>
@@ -8155,7 +11334,21 @@
         <w:rPr>
           <w:rFonts w:eastAsia="Times New Roman" w:cs="Times New Roman"/>
         </w:rPr>
-        <w:t xml:space="preserve">. YouTrack board: </w:t>
+        <w:t xml:space="preserve">. </w:t>
+      </w:r>
+      <w:proofErr w:type="spellStart"/>
+      <w:r>
+        <w:rPr>
+          <w:rFonts w:eastAsia="Times New Roman" w:cs="Times New Roman"/>
+        </w:rPr>
+        <w:t>YouTrack</w:t>
+      </w:r>
+      <w:proofErr w:type="spellEnd"/>
+      <w:r>
+        <w:rPr>
+          <w:rFonts w:eastAsia="Times New Roman" w:cs="Times New Roman"/>
+        </w:rPr>
+        <w:t xml:space="preserve"> board: </w:t>
       </w:r>
       <w:hyperlink r:id="rId18">
         <w:r>
@@ -8194,12 +11387,14 @@
           <w:rFonts w:ascii="Times New Roman" w:hAnsi="Times New Roman" w:cs="Times New Roman"/>
         </w:rPr>
       </w:pPr>
+      <w:bookmarkStart w:id="60" w:name="_Toc243753782"/>
       <w:r>
         <w:rPr>
           <w:rFonts w:ascii="Times New Roman" w:hAnsi="Times New Roman" w:cs="Times New Roman"/>
         </w:rPr>
         <w:t>10.2 Proposed milestones</w:t>
       </w:r>
+      <w:bookmarkEnd w:id="60"/>
     </w:p>
     <w:tbl>
       <w:tblPr>
@@ -8619,12 +11814,14 @@
           <w:rFonts w:ascii="Times New Roman" w:hAnsi="Times New Roman" w:cs="Times New Roman"/>
         </w:rPr>
       </w:pPr>
+      <w:bookmarkStart w:id="61" w:name="_Toc243753783"/>
       <w:r>
         <w:rPr>
           <w:rFonts w:ascii="Times New Roman" w:hAnsi="Times New Roman" w:cs="Times New Roman"/>
         </w:rPr>
         <w:t>10.3 Risks and dependencies</w:t>
       </w:r>
+      <w:bookmarkEnd w:id="61"/>
     </w:p>
     <w:tbl>
       <w:tblPr>
@@ -9230,14 +12427,18 @@
           <w:rFonts w:ascii="Times New Roman" w:hAnsi="Times New Roman" w:cs="Times New Roman"/>
         </w:rPr>
       </w:pPr>
-      <w:bookmarkStart w:id="10" w:name="_Toc243752449"/>
+      <w:bookmarkStart w:id="62" w:name="_Toc243752449"/>
+      <w:bookmarkStart w:id="63" w:name="_Toc243753730"/>
+      <w:bookmarkStart w:id="64" w:name="_Toc243753784"/>
       <w:r>
         <w:rPr>
           <w:rFonts w:ascii="Times New Roman" w:hAnsi="Times New Roman" w:cs="Times New Roman"/>
         </w:rPr>
         <w:t>11 Supervisor feedback</w:t>
       </w:r>
-      <w:bookmarkEnd w:id="10"/>
+      <w:bookmarkEnd w:id="62"/>
+      <w:bookmarkEnd w:id="63"/>
+      <w:bookmarkEnd w:id="64"/>
     </w:p>
     <w:p>
       <w:pPr>
@@ -9246,12 +12447,14 @@
           <w:rFonts w:ascii="Times New Roman" w:hAnsi="Times New Roman" w:cs="Times New Roman"/>
         </w:rPr>
       </w:pPr>
+      <w:bookmarkStart w:id="65" w:name="_Toc243753785"/>
       <w:r>
         <w:rPr>
           <w:rFonts w:ascii="Times New Roman" w:hAnsi="Times New Roman" w:cs="Times New Roman"/>
         </w:rPr>
         <w:t>11.1 Topic approval</w:t>
       </w:r>
+      <w:bookmarkEnd w:id="65"/>
     </w:p>
     <w:p>
       <w:pPr>
@@ -9273,53 +12476,268 @@
           <w:rFonts w:ascii="Times New Roman" w:hAnsi="Times New Roman" w:cs="Times New Roman"/>
         </w:rPr>
       </w:pPr>
+      <w:bookmarkStart w:id="66" w:name="_Toc243753786"/>
       <w:r>
         <w:rPr>
           <w:rFonts w:ascii="Times New Roman" w:hAnsi="Times New Roman" w:cs="Times New Roman"/>
         </w:rPr>
         <w:t>11.2 Deliverable review</w:t>
       </w:r>
+      <w:bookmarkEnd w:id="66"/>
     </w:p>
     <w:p>
       <w:pPr>
         <w:rPr>
-          <w:rFonts w:cs="Times New Roman"/>
-        </w:rPr>
-      </w:pPr>
-      <w:r>
-        <w:rPr>
           <w:rFonts w:eastAsia="Times New Roman" w:cs="Times New Roman"/>
-        </w:rPr>
-        <w:t>The report has been sent to the supervisor. Feedback on the deliverables is pending.</w:t>
+          <w:lang/>
+        </w:rPr>
+      </w:pPr>
+      <w:r>
+        <w:rPr>
+          <w:rFonts w:eastAsia="Times New Roman" w:cs="Times New Roman"/>
+          <w:lang/>
+        </w:rPr>
+        <w:t>The student has demonstrated good progress during the first probationary period. The submitted report is well-structured and covers the literature review, analysis of existing solutions, technology selection, system requirements, architecture, and user interface prototypes.</w:t>
       </w:r>
     </w:p>
     <w:p>
       <w:pPr>
-        <w:pStyle w:val="1"/>
-        <w:rPr>
-          <w:rFonts w:ascii="Times New Roman" w:hAnsi="Times New Roman" w:cs="Times New Roman"/>
-        </w:rPr>
-      </w:pPr>
-      <w:bookmarkStart w:id="11" w:name="_Toc243752450"/>
-      <w:r>
-        <w:rPr>
-          <w:rFonts w:ascii="Times New Roman" w:hAnsi="Times New Roman" w:cs="Times New Roman"/>
-        </w:rPr>
-        <w:t>References</w:t>
-      </w:r>
-      <w:bookmarkEnd w:id="11"/>
+        <w:rPr>
+          <w:rFonts w:eastAsia="Times New Roman" w:cs="Times New Roman"/>
+          <w:lang/>
+        </w:rPr>
+      </w:pPr>
+      <w:r>
+        <w:rPr>
+          <w:rFonts w:eastAsia="Times New Roman" w:cs="Times New Roman"/>
+          <w:lang/>
+        </w:rPr>
+        <w:t>The proposed technical approach is appropriate and demonstrates a good understanding of software engineering principles and system design.</w:t>
+      </w:r>
     </w:p>
     <w:p>
       <w:pPr>
         <w:rPr>
+          <w:rFonts w:eastAsia="Times New Roman" w:cs="Times New Roman"/>
+          <w:lang/>
+        </w:rPr>
+      </w:pPr>
+      <w:r>
+        <w:rPr>
+          <w:rFonts w:eastAsia="Times New Roman" w:cs="Times New Roman"/>
+          <w:lang/>
+        </w:rPr>
+        <w:t>The following recommendations are provided for further development:</w:t>
+      </w:r>
+    </w:p>
+    <w:p>
+      <w:pPr>
+        <w:numPr>
+          <w:ilvl w:val="0"/>
+          <w:numId w:val="10"/>
+        </w:numPr>
+        <w:rPr>
+          <w:rFonts w:eastAsia="Times New Roman" w:cs="Times New Roman"/>
+          <w:lang/>
+        </w:rPr>
+      </w:pPr>
+      <w:r>
+        <w:rPr>
+          <w:rFonts w:eastAsia="Times New Roman" w:cs="Times New Roman"/>
+          <w:b/>
+          <w:bCs/>
+          <w:lang/>
+        </w:rPr>
+        <w:t>Project Scope:</w:t>
+      </w:r>
+      <w:r>
+        <w:rPr>
+          <w:rFonts w:eastAsia="Times New Roman" w:cs="Times New Roman"/>
+          <w:lang/>
+        </w:rPr>
+        <w:t xml:space="preserve"> Clearly prioritize the core MVP functionalities to ensure feasibility within the available timeframe.</w:t>
+      </w:r>
+    </w:p>
+    <w:p>
+      <w:pPr>
+        <w:numPr>
+          <w:ilvl w:val="0"/>
+          <w:numId w:val="10"/>
+        </w:numPr>
+        <w:rPr>
+          <w:rFonts w:eastAsia="Times New Roman" w:cs="Times New Roman"/>
+          <w:lang/>
+        </w:rPr>
+      </w:pPr>
+      <w:r>
+        <w:rPr>
+          <w:rFonts w:eastAsia="Times New Roman" w:cs="Times New Roman"/>
+          <w:b/>
+          <w:bCs/>
+          <w:lang/>
+        </w:rPr>
+        <w:t>System Architecture:</w:t>
+      </w:r>
+      <w:r>
+        <w:rPr>
+          <w:rFonts w:eastAsia="Times New Roman" w:cs="Times New Roman"/>
+          <w:lang/>
+        </w:rPr>
+        <w:t xml:space="preserve"> Further refine the database schema, API specifications, and communication mechanisms between system components.</w:t>
+      </w:r>
+    </w:p>
+    <w:p>
+      <w:pPr>
+        <w:numPr>
+          <w:ilvl w:val="0"/>
+          <w:numId w:val="10"/>
+        </w:numPr>
+        <w:rPr>
+          <w:rFonts w:eastAsia="Times New Roman" w:cs="Times New Roman"/>
+          <w:lang/>
+        </w:rPr>
+      </w:pPr>
+      <w:r>
+        <w:rPr>
+          <w:rFonts w:eastAsia="Times New Roman" w:cs="Times New Roman"/>
+          <w:b/>
+          <w:bCs/>
+          <w:lang/>
+        </w:rPr>
+        <w:t>Practical Implementation:</w:t>
+      </w:r>
+      <w:r>
+        <w:rPr>
+          <w:rFonts w:eastAsia="Times New Roman" w:cs="Times New Roman"/>
+          <w:lang/>
+        </w:rPr>
+        <w:t xml:space="preserve"> Focus on developing a functional prototype demonstrating the core features and external service integrations.</w:t>
+      </w:r>
+    </w:p>
+    <w:p>
+      <w:pPr>
+        <w:numPr>
+          <w:ilvl w:val="0"/>
+          <w:numId w:val="10"/>
+        </w:numPr>
+        <w:rPr>
+          <w:rFonts w:eastAsia="Times New Roman" w:cs="Times New Roman"/>
+          <w:lang/>
+        </w:rPr>
+      </w:pPr>
+      <w:r>
+        <w:rPr>
+          <w:rFonts w:eastAsia="Times New Roman" w:cs="Times New Roman"/>
+          <w:b/>
+          <w:bCs/>
+          <w:lang/>
+        </w:rPr>
+        <w:t>Project Planning:</w:t>
+      </w:r>
+      <w:r>
+        <w:rPr>
+          <w:rFonts w:eastAsia="Times New Roman" w:cs="Times New Roman"/>
+          <w:lang/>
+        </w:rPr>
+        <w:t xml:space="preserve"> Establish specific milestones, deadlines, and expected deliverables for the next development stages.</w:t>
+      </w:r>
+    </w:p>
+    <w:p>
+      <w:pPr>
+        <w:rPr>
+          <w:rFonts w:eastAsia="Times New Roman" w:cs="Times New Roman"/>
+          <w:lang/>
+        </w:rPr>
+      </w:pPr>
+      <w:r>
+        <w:rPr>
+          <w:rFonts w:eastAsia="Times New Roman" w:cs="Times New Roman"/>
+          <w:b/>
+          <w:bCs/>
+          <w:lang/>
+        </w:rPr>
+        <w:t>Overall Assessment:</w:t>
+      </w:r>
+    </w:p>
+    <w:p>
+      <w:pPr>
+        <w:rPr>
+          <w:rFonts w:eastAsia="Times New Roman" w:cs="Times New Roman"/>
+          <w:lang w:val="ru-RU"/>
+        </w:rPr>
+      </w:pPr>
+      <w:r>
+        <w:rPr>
+          <w:rFonts w:eastAsia="Times New Roman" w:cs="Times New Roman"/>
+          <w:lang/>
+        </w:rPr>
+        <w:lastRenderedPageBreak/>
+        <w:t>The work completed during the first probationary period is satisfactory and provides a solid foundation for further development. The report is recommended for acceptance, with the expectation that the recommendations will be addressed in the subsequent stages.</w:t>
+      </w:r>
+    </w:p>
+    <w:p>
+      <w:pPr>
+        <w:spacing w:after="200" w:line="276" w:lineRule="auto"/>
+        <w:rPr>
+          <w:rFonts w:eastAsiaTheme="majorEastAsia" w:cs="Times New Roman"/>
+          <w:b/>
+          <w:bCs/>
+          <w:szCs w:val="28"/>
+        </w:rPr>
+      </w:pPr>
+      <w:bookmarkStart w:id="67" w:name="_Toc243752450"/>
+      <w:r>
+        <w:rPr>
           <w:rFonts w:cs="Times New Roman"/>
         </w:rPr>
+        <w:br w:type="page"/>
+      </w:r>
+    </w:p>
+    <w:p>
+      <w:pPr>
+        <w:pStyle w:val="1"/>
+        <w:rPr>
+          <w:rFonts w:ascii="Times New Roman" w:hAnsi="Times New Roman" w:cs="Times New Roman"/>
+        </w:rPr>
+      </w:pPr>
+      <w:bookmarkStart w:id="68" w:name="_Toc243753731"/>
+      <w:bookmarkStart w:id="69" w:name="_Toc243753787"/>
+      <w:r>
+        <w:rPr>
+          <w:rFonts w:ascii="Times New Roman" w:hAnsi="Times New Roman" w:cs="Times New Roman"/>
+        </w:rPr>
+        <w:lastRenderedPageBreak/>
+        <w:t>References</w:t>
+      </w:r>
+      <w:bookmarkEnd w:id="67"/>
+      <w:bookmarkEnd w:id="68"/>
+      <w:bookmarkEnd w:id="69"/>
+    </w:p>
+    <w:p>
+      <w:pPr>
+        <w:rPr>
+          <w:rFonts w:cs="Times New Roman"/>
+        </w:rPr>
       </w:pPr>
       <w:r>
         <w:rPr>
           <w:rFonts w:eastAsia="Times New Roman" w:cs="Times New Roman"/>
         </w:rPr>
-        <w:t xml:space="preserve">[1] G. Mark, D. Gudith and U. Klocke. The Cost of Interrupted Work: More Speed and Stress. CHI, 2008. Author manuscript: </w:t>
+        <w:t xml:space="preserve">[1] G. Mark, D. </w:t>
+      </w:r>
+      <w:proofErr w:type="spellStart"/>
+      <w:r>
+        <w:rPr>
+          <w:rFonts w:eastAsia="Times New Roman" w:cs="Times New Roman"/>
+        </w:rPr>
+        <w:t>Gudith</w:t>
+      </w:r>
+      <w:proofErr w:type="spellEnd"/>
+      <w:r>
+        <w:rPr>
+          <w:rFonts w:eastAsia="Times New Roman" w:cs="Times New Roman"/>
+        </w:rPr>
+        <w:t xml:space="preserve"> and U. Klocke. The Cost of Interrupted Work: More Speed and Stress. CHI, 2008. Author manuscript: </w:t>
       </w:r>
       <w:hyperlink r:id="rId19">
         <w:r>
@@ -9342,7 +12760,35 @@
         <w:rPr>
           <w:rFonts w:eastAsia="Times New Roman" w:cs="Times New Roman"/>
         </w:rPr>
-        <w:t xml:space="preserve">[2] M. Pielot, K. Church and R. de Oliveira. An in-situ study of mobile phone notifications. MobileHCI, 2014, pp. 233-242. </w:t>
+        <w:t xml:space="preserve">[2] M. </w:t>
+      </w:r>
+      <w:proofErr w:type="spellStart"/>
+      <w:r>
+        <w:rPr>
+          <w:rFonts w:eastAsia="Times New Roman" w:cs="Times New Roman"/>
+        </w:rPr>
+        <w:t>Pielot</w:t>
+      </w:r>
+      <w:proofErr w:type="spellEnd"/>
+      <w:r>
+        <w:rPr>
+          <w:rFonts w:eastAsia="Times New Roman" w:cs="Times New Roman"/>
+        </w:rPr>
+        <w:t xml:space="preserve">, K. Church and R. de Oliveira. An in-situ study of mobile phone notifications. </w:t>
+      </w:r>
+      <w:proofErr w:type="spellStart"/>
+      <w:r>
+        <w:rPr>
+          <w:rFonts w:eastAsia="Times New Roman" w:cs="Times New Roman"/>
+        </w:rPr>
+        <w:t>MobileHCI</w:t>
+      </w:r>
+      <w:proofErr w:type="spellEnd"/>
+      <w:r>
+        <w:rPr>
+          <w:rFonts w:eastAsia="Times New Roman" w:cs="Times New Roman"/>
+        </w:rPr>
+        <w:t xml:space="preserve">, 2014, pp. 233-242. </w:t>
       </w:r>
       <w:hyperlink r:id="rId20">
         <w:r>
@@ -9388,7 +12834,35 @@
         <w:rPr>
           <w:rFonts w:eastAsia="Times New Roman" w:cs="Times New Roman"/>
         </w:rPr>
-        <w:t xml:space="preserve">[4] A. Monge Roffarello and L. De Russis. Achieving Digital Wellbeing Through Digital Self-Control Tools: A Systematic Review and Meta-Analysis. ACM Transactions on Computer-Human Interaction, 30(4), 2023. </w:t>
+        <w:t xml:space="preserve">[4] A. Monge </w:t>
+      </w:r>
+      <w:proofErr w:type="spellStart"/>
+      <w:r>
+        <w:rPr>
+          <w:rFonts w:eastAsia="Times New Roman" w:cs="Times New Roman"/>
+        </w:rPr>
+        <w:t>Roffarello</w:t>
+      </w:r>
+      <w:proofErr w:type="spellEnd"/>
+      <w:r>
+        <w:rPr>
+          <w:rFonts w:eastAsia="Times New Roman" w:cs="Times New Roman"/>
+        </w:rPr>
+        <w:t xml:space="preserve"> and L. De </w:t>
+      </w:r>
+      <w:proofErr w:type="spellStart"/>
+      <w:r>
+        <w:rPr>
+          <w:rFonts w:eastAsia="Times New Roman" w:cs="Times New Roman"/>
+        </w:rPr>
+        <w:t>Russis</w:t>
+      </w:r>
+      <w:proofErr w:type="spellEnd"/>
+      <w:r>
+        <w:rPr>
+          <w:rFonts w:eastAsia="Times New Roman" w:cs="Times New Roman"/>
+        </w:rPr>
+        <w:t xml:space="preserve">. Achieving Digital Wellbeing Through Digital Self-Control Tools: A Systematic Review and Meta-Analysis. ACM Transactions on Computer-Human Interaction, 30(4), 2023. </w:t>
       </w:r>
       <w:hyperlink r:id="rId22">
         <w:r>
@@ -9411,7 +12885,6 @@
         <w:rPr>
           <w:rFonts w:eastAsia="Times New Roman" w:cs="Times New Roman"/>
         </w:rPr>
-        <w:lastRenderedPageBreak/>
         <w:t xml:space="preserve">[5] Z. Ji et al. Survey of Hallucination in Natural Language Generation. ACM Computing Surveys, 55(12), article 248, 2023. </w:t>
       </w:r>
       <w:hyperlink r:id="rId23">
@@ -9504,6 +12977,7 @@
         <w:rPr>
           <w:rFonts w:eastAsia="Times New Roman" w:cs="Times New Roman"/>
         </w:rPr>
+        <w:lastRenderedPageBreak/>
         <w:t xml:space="preserve">[9] Google. Calendar API events resource and list method. </w:t>
       </w:r>
       <w:hyperlink r:id="rId27">
@@ -9658,7 +13132,21 @@
         <w:rPr>
           <w:rFonts w:eastAsia="Times New Roman" w:cs="Times New Roman"/>
         </w:rPr>
-        <w:t xml:space="preserve">[15] FastAPI. Features. </w:t>
+        <w:t xml:space="preserve">[15] </w:t>
+      </w:r>
+      <w:proofErr w:type="spellStart"/>
+      <w:r>
+        <w:rPr>
+          <w:rFonts w:eastAsia="Times New Roman" w:cs="Times New Roman"/>
+        </w:rPr>
+        <w:t>FastAPI</w:t>
+      </w:r>
+      <w:proofErr w:type="spellEnd"/>
+      <w:r>
+        <w:rPr>
+          <w:rFonts w:eastAsia="Times New Roman" w:cs="Times New Roman"/>
+        </w:rPr>
+        <w:t xml:space="preserve">. Features. </w:t>
       </w:r>
       <w:hyperlink r:id="rId34">
         <w:r>
@@ -9704,7 +13192,6 @@
         <w:rPr>
           <w:rFonts w:eastAsia="Times New Roman" w:cs="Times New Roman"/>
         </w:rPr>
-        <w:lastRenderedPageBreak/>
         <w:t xml:space="preserve">[17] PostgreSQL Global Development Group. About PostgreSQL. </w:t>
       </w:r>
       <w:hyperlink r:id="rId36">
@@ -9728,7 +13215,21 @@
         <w:rPr>
           <w:rFonts w:eastAsia="Times New Roman" w:cs="Times New Roman"/>
         </w:rPr>
-        <w:t xml:space="preserve">[18] SQLite. Appropriate Uses For SQLite. </w:t>
+        <w:t xml:space="preserve">[18] SQLite. Appropriate Uses </w:t>
+      </w:r>
+      <w:proofErr w:type="gramStart"/>
+      <w:r>
+        <w:rPr>
+          <w:rFonts w:eastAsia="Times New Roman" w:cs="Times New Roman"/>
+        </w:rPr>
+        <w:t>For</w:t>
+      </w:r>
+      <w:proofErr w:type="gramEnd"/>
+      <w:r>
+        <w:rPr>
+          <w:rFonts w:eastAsia="Times New Roman" w:cs="Times New Roman"/>
+        </w:rPr>
+        <w:t xml:space="preserve"> SQLite. </w:t>
       </w:r>
       <w:hyperlink r:id="rId37">
         <w:r>
@@ -9875,7 +13376,22 @@
         <w:rPr>
           <w:rFonts w:eastAsia="Times New Roman" w:cs="Times New Roman"/>
         </w:rPr>
-        <w:t xml:space="preserve">[23] OpenVoiceOS. Project architecture and hardware integration documentation. </w:t>
+        <w:lastRenderedPageBreak/>
+        <w:t xml:space="preserve">[23] </w:t>
+      </w:r>
+      <w:proofErr w:type="spellStart"/>
+      <w:r>
+        <w:rPr>
+          <w:rFonts w:eastAsia="Times New Roman" w:cs="Times New Roman"/>
+        </w:rPr>
+        <w:t>OpenVoiceOS</w:t>
+      </w:r>
+      <w:proofErr w:type="spellEnd"/>
+      <w:r>
+        <w:rPr>
+          <w:rFonts w:eastAsia="Times New Roman" w:cs="Times New Roman"/>
+        </w:rPr>
+        <w:t xml:space="preserve">. Project architecture and hardware integration documentation. </w:t>
       </w:r>
       <w:hyperlink r:id="rId44">
         <w:r>
@@ -9914,7 +13430,21 @@
         <w:rPr>
           <w:rFonts w:eastAsia="Times New Roman" w:cs="Times New Roman"/>
         </w:rPr>
-        <w:t xml:space="preserve">[24] Stack-chan project. Official repository and firmware API. </w:t>
+        <w:t>[24] Stack-</w:t>
+      </w:r>
+      <w:proofErr w:type="spellStart"/>
+      <w:r>
+        <w:rPr>
+          <w:rFonts w:eastAsia="Times New Roman" w:cs="Times New Roman"/>
+        </w:rPr>
+        <w:t>chan</w:t>
+      </w:r>
+      <w:proofErr w:type="spellEnd"/>
+      <w:r>
+        <w:rPr>
+          <w:rFonts w:eastAsia="Times New Roman" w:cs="Times New Roman"/>
+        </w:rPr>
+        <w:t xml:space="preserve"> project. Official repository and firmware API. </w:t>
       </w:r>
       <w:hyperlink r:id="rId46">
         <w:r>
@@ -9953,7 +13483,21 @@
         <w:rPr>
           <w:rFonts w:eastAsia="Times New Roman" w:cs="Times New Roman"/>
         </w:rPr>
-        <w:t xml:space="preserve">[25] H. Ishii and B. Ullmer. Tangible Bits: Towards Seamless Interfaces between People, Bits and Atoms. CHI, 1997. </w:t>
+        <w:t xml:space="preserve">[25] H. Ishii and B. Ullmer. Tangible Bits: Towards Seamless Interfaces </w:t>
+      </w:r>
+      <w:proofErr w:type="gramStart"/>
+      <w:r>
+        <w:rPr>
+          <w:rFonts w:eastAsia="Times New Roman" w:cs="Times New Roman"/>
+        </w:rPr>
+        <w:t>between</w:t>
+      </w:r>
+      <w:proofErr w:type="gramEnd"/>
+      <w:r>
+        <w:rPr>
+          <w:rFonts w:eastAsia="Times New Roman" w:cs="Times New Roman"/>
+        </w:rPr>
+        <w:t xml:space="preserve"> People, Bits and Atoms. CHI, 1997. </w:t>
       </w:r>
       <w:hyperlink r:id="rId48">
         <w:r>
@@ -9976,7 +13520,21 @@
         <w:rPr>
           <w:rFonts w:eastAsia="Times New Roman" w:cs="Times New Roman"/>
         </w:rPr>
-        <w:t xml:space="preserve">[26] Z. Pousman and J. Stasko. A taxonomy of ambient information systems: four patterns of design. AVI, 2006, pp. 67-74. </w:t>
+        <w:t xml:space="preserve">[26] Z. </w:t>
+      </w:r>
+      <w:proofErr w:type="spellStart"/>
+      <w:r>
+        <w:rPr>
+          <w:rFonts w:eastAsia="Times New Roman" w:cs="Times New Roman"/>
+        </w:rPr>
+        <w:t>Pousman</w:t>
+      </w:r>
+      <w:proofErr w:type="spellEnd"/>
+      <w:r>
+        <w:rPr>
+          <w:rFonts w:eastAsia="Times New Roman" w:cs="Times New Roman"/>
+        </w:rPr>
+        <w:t xml:space="preserve"> and J. Stasko. A taxonomy of ambient information systems: four patterns of design. AVI, 2006, pp. 67-74. </w:t>
       </w:r>
       <w:hyperlink r:id="rId49">
         <w:r>
@@ -9995,12 +13553,6 @@
           <w:rFonts w:cs="Times New Roman"/>
         </w:rPr>
       </w:pPr>
-      <w:r>
-        <w:rPr>
-          <w:rFonts w:eastAsia="Times New Roman" w:cs="Times New Roman"/>
-        </w:rPr>
-        <w:t>Technical documentation accessed on 24 October 2026.</w:t>
-      </w:r>
     </w:p>
     <w:sectPr>
       <w:footerReference w:type="default" r:id="rId50"/>
@@ -10276,6 +13828,119 @@
       <w:rPr>
         <w:rFonts w:ascii="Symbol" w:hAnsi="Symbol" w:hint="default"/>
       </w:rPr>
+    </w:lvl>
+  </w:abstractNum>
+  <w:abstractNum w:abstractNumId="9" w15:restartNumberingAfterBreak="0">
+    <w:nsid w:val="1F500A6B"/>
+    <w:multiLevelType w:val="multilevel"/>
+    <w:tmpl w:val="C6C03EF6"/>
+    <w:lvl w:ilvl="0">
+      <w:start w:val="1"/>
+      <w:numFmt w:val="decimal"/>
+      <w:lvlText w:val="%1."/>
+      <w:lvlJc w:val="left"/>
+      <w:pPr>
+        <w:tabs>
+          <w:tab w:val="num" w:pos="720"/>
+        </w:tabs>
+        <w:ind w:left="720" w:hanging="360"/>
+      </w:pPr>
+    </w:lvl>
+    <w:lvl w:ilvl="1" w:tentative="1">
+      <w:start w:val="1"/>
+      <w:numFmt w:val="decimal"/>
+      <w:lvlText w:val="%2."/>
+      <w:lvlJc w:val="left"/>
+      <w:pPr>
+        <w:tabs>
+          <w:tab w:val="num" w:pos="1440"/>
+        </w:tabs>
+        <w:ind w:left="1440" w:hanging="360"/>
+      </w:pPr>
+    </w:lvl>
+    <w:lvl w:ilvl="2" w:tentative="1">
+      <w:start w:val="1"/>
+      <w:numFmt w:val="decimal"/>
+      <w:lvlText w:val="%3."/>
+      <w:lvlJc w:val="left"/>
+      <w:pPr>
+        <w:tabs>
+          <w:tab w:val="num" w:pos="2160"/>
+        </w:tabs>
+        <w:ind w:left="2160" w:hanging="360"/>
+      </w:pPr>
+    </w:lvl>
+    <w:lvl w:ilvl="3" w:tentative="1">
+      <w:start w:val="1"/>
+      <w:numFmt w:val="decimal"/>
+      <w:lvlText w:val="%4."/>
+      <w:lvlJc w:val="left"/>
+      <w:pPr>
+        <w:tabs>
+          <w:tab w:val="num" w:pos="2880"/>
+        </w:tabs>
+        <w:ind w:left="2880" w:hanging="360"/>
+      </w:pPr>
+    </w:lvl>
+    <w:lvl w:ilvl="4" w:tentative="1">
+      <w:start w:val="1"/>
+      <w:numFmt w:val="decimal"/>
+      <w:lvlText w:val="%5."/>
+      <w:lvlJc w:val="left"/>
+      <w:pPr>
+        <w:tabs>
+          <w:tab w:val="num" w:pos="3600"/>
+        </w:tabs>
+        <w:ind w:left="3600" w:hanging="360"/>
+      </w:pPr>
+    </w:lvl>
+    <w:lvl w:ilvl="5" w:tentative="1">
+      <w:start w:val="1"/>
+      <w:numFmt w:val="decimal"/>
+      <w:lvlText w:val="%6."/>
+      <w:lvlJc w:val="left"/>
+      <w:pPr>
+        <w:tabs>
+          <w:tab w:val="num" w:pos="4320"/>
+        </w:tabs>
+        <w:ind w:left="4320" w:hanging="360"/>
+      </w:pPr>
+    </w:lvl>
+    <w:lvl w:ilvl="6" w:tentative="1">
+      <w:start w:val="1"/>
+      <w:numFmt w:val="decimal"/>
+      <w:lvlText w:val="%7."/>
+      <w:lvlJc w:val="left"/>
+      <w:pPr>
+        <w:tabs>
+          <w:tab w:val="num" w:pos="5040"/>
+        </w:tabs>
+        <w:ind w:left="5040" w:hanging="360"/>
+      </w:pPr>
+    </w:lvl>
+    <w:lvl w:ilvl="7" w:tentative="1">
+      <w:start w:val="1"/>
+      <w:numFmt w:val="decimal"/>
+      <w:lvlText w:val="%8."/>
+      <w:lvlJc w:val="left"/>
+      <w:pPr>
+        <w:tabs>
+          <w:tab w:val="num" w:pos="5760"/>
+        </w:tabs>
+        <w:ind w:left="5760" w:hanging="360"/>
+      </w:pPr>
+    </w:lvl>
+    <w:lvl w:ilvl="8" w:tentative="1">
+      <w:start w:val="1"/>
+      <w:numFmt w:val="decimal"/>
+      <w:lvlText w:val="%9."/>
+      <w:lvlJc w:val="left"/>
+      <w:pPr>
+        <w:tabs>
+          <w:tab w:val="num" w:pos="6480"/>
+        </w:tabs>
+        <w:ind w:left="6480" w:hanging="360"/>
+      </w:pPr>
     </w:lvl>
   </w:abstractNum>
   <w:num w:numId="1" w16cid:durableId="1918980064">
@@ -10304,6 +13969,9 @@
   </w:num>
   <w:num w:numId="9" w16cid:durableId="1949239780">
     <w:abstractNumId w:val="0"/>
+  </w:num>
+  <w:num w:numId="10" w16cid:durableId="1572811416">
+    <w:abstractNumId w:val="9"/>
   </w:num>
 </w:numbering>
 </file>
@@ -10914,7 +14582,6 @@
   <w:style w:type="character" w:default="1" w:styleId="a2">
     <w:name w:val="Default Paragraph Font"/>
     <w:uiPriority w:val="1"/>
-    <w:semiHidden/>
     <w:unhideWhenUsed/>
   </w:style>
   <w:style w:type="table" w:default="1" w:styleId="a3">
@@ -11614,7 +15281,6 @@
     <w:basedOn w:val="1"/>
     <w:next w:val="a1"/>
     <w:uiPriority w:val="39"/>
-    <w:semiHidden/>
     <w:unhideWhenUsed/>
     <w:qFormat/>
     <w:rsid w:val="00FC693F"/>
@@ -21720,6 +25386,19 @@
       <w:color w:val="0000FF" w:themeColor="hyperlink"/>
       <w:u w:val="single"/>
     </w:rPr>
+  </w:style>
+  <w:style w:type="paragraph" w:styleId="2c">
+    <w:name w:val="toc 2"/>
+    <w:basedOn w:val="a1"/>
+    <w:next w:val="a1"/>
+    <w:autoRedefine/>
+    <w:uiPriority w:val="39"/>
+    <w:unhideWhenUsed/>
+    <w:rsid w:val="00886CF3"/>
+    <w:pPr>
+      <w:spacing w:after="100"/>
+      <w:ind w:left="280"/>
+    </w:pPr>
   </w:style>
 </w:styles>
 </file>
